--- a/ЛР37.docx
+++ b/ЛР37.docx
@@ -3,37 +3,35 @@
 <w:document xmlns:wpc="http://schemas.microsoft.com/office/word/2010/wordprocessingCanvas" xmlns:cx="http://schemas.microsoft.com/office/drawing/2014/chartex" xmlns:cx1="http://schemas.microsoft.com/office/drawing/2015/9/8/chartex" xmlns:cx2="http://schemas.microsoft.com/office/drawing/2015/10/21/chartex" xmlns:cx3="http://schemas.microsoft.com/office/drawing/2016/5/9/chartex" xmlns:cx4="http://schemas.microsoft.com/office/drawing/2016/5/10/chartex" xmlns:cx5="http://schemas.microsoft.com/office/drawing/2016/5/11/chartex" xmlns:cx6="http://schemas.microsoft.com/office/drawing/2016/5/12/chartex" xmlns:cx7="http://schemas.microsoft.com/office/drawing/2016/5/13/chartex" xmlns:cx8="http://schemas.microsoft.com/office/drawing/2016/5/14/chartex" xmlns:mc="http://schemas.openxmlformats.org/markup-compatibility/2006" xmlns:aink="http://schemas.microsoft.com/office/drawing/2016/ink" xmlns:am3d="http://schemas.microsoft.com/office/drawing/2017/model3d" xmlns:o="urn:schemas-microsoft-com:office:office" xmlns:oel="http://schemas.microsoft.com/office/2019/extlst" xmlns:r="http://schemas.openxmlformats.org/officeDocument/2006/relationships" xmlns:m="http://schemas.openxmlformats.org/officeDocument/2006/math" xmlns:v="urn:schemas-microsoft-com:vml" xmlns:wp14="http://schemas.microsoft.com/office/word/2010/wordprocessingDrawing" xmlns:wp="http://schemas.openxmlformats.org/drawingml/2006/wordprocessingDrawing" xmlns:w10="urn:schemas-microsoft-com:office:word" xmlns:w="http://schemas.openxmlformats.org/wordprocessingml/2006/main" xmlns:w14="http://schemas.microsoft.com/office/word/2010/wordml" xmlns:w15="http://schemas.microsoft.com/office/word/2012/wordml" xmlns:w16cex="http://schemas.microsoft.com/office/word/2018/wordml/cex" xmlns:w16cid="http://schemas.microsoft.com/office/word/2016/wordml/cid" xmlns:w16="http://schemas.microsoft.com/office/word/2018/wordml" xmlns:w16du="http://schemas.microsoft.com/office/word/2023/wordml/word16du" xmlns:w16sdtdh="http://schemas.microsoft.com/office/word/2020/wordml/sdtdatahash" xmlns:w16sdtfl="http://schemas.microsoft.com/office/word/2024/wordml/sdtformatlock" xmlns:w16se="http://schemas.microsoft.com/office/word/2015/wordml/symex" xmlns:wpg="http://schemas.microsoft.com/office/word/2010/wordprocessingGroup" xmlns:wpi="http://schemas.microsoft.com/office/word/2010/wordprocessingInk" xmlns:wne="http://schemas.microsoft.com/office/word/2006/wordml" xmlns:wps="http://schemas.microsoft.com/office/word/2010/wordprocessingShape" mc:Ignorable="w14 w15 w16se w16cid w16 w16cex w16sdtdh w16sdtfl w16du wp14">
   <w:body>
     <w:p>
-      <w:r>
+      <w:pPr>
+        <w:rPr>
+          <w:b/>
+          <w:bCs/>
+        </w:rPr>
+      </w:pPr>
+      <w:r>
+        <w:rPr>
+          <w:b/>
+          <w:bCs/>
+        </w:rPr>
         <w:t>ЛАБОРАТОРНАЯ РАБОТА № 37 ПРОГРАММЫ С ИСПОЛЬЗОВАНИЕМ КОМПОНЕНТА LISTBOX</w:t>
       </w:r>
     </w:p>
     <w:p>
       <w:r>
-        <w:t xml:space="preserve">9. В файле содержатся сведения о спортсменах-троеборцах. По каждому виду спорта спортсмен набирает определенное количество очков. Вычислить, сколько очков в сумме набрал каждый спортсмен. Предусмотреть возможность добавления записей в файл и удаления записей из файла. Использовать компонент </w:t>
-      </w:r>
-      <w:proofErr w:type="spellStart"/>
-      <w:r>
-        <w:t>ListBox</w:t>
-      </w:r>
-      <w:proofErr w:type="spellEnd"/>
-      <w:r>
-        <w:t>.</w:t>
+        <w:t>9. В файле содержатся сведения о спортсменах-троеборцах. По каждому виду спорта спортсмен набирает определенное количество очков. Вычислить, сколько очков в сумме набрал каждый спортсмен. Предусмотреть возможность добавления записей в файл и удаления записей из файла. Использовать компонент ListBox.</w:t>
       </w:r>
     </w:p>
-    <w:p/>
     <w:p>
       <w:pPr>
-        <w:rPr>
-          <w:lang w:val="en-US"/>
-        </w:rPr>
+        <w:jc w:val="center"/>
       </w:pPr>
       <w:r>
-        <w:lastRenderedPageBreak/>
         <w:drawing>
-          <wp:inline distT="0" distB="0" distL="0" distR="0" wp14:anchorId="03CC6B33" wp14:editId="2B07FEB3">
-            <wp:extent cx="5695950" cy="3672076"/>
-            <wp:effectExtent l="0" t="0" r="0" b="5080"/>
-            <wp:docPr id="561938538" name="Рисунок 1"/>
+          <wp:inline distT="0" distB="0" distL="0" distR="0" wp14:anchorId="783C20FF" wp14:editId="4A243789">
+            <wp:extent cx="2479929" cy="6056415"/>
+            <wp:effectExtent l="0" t="0" r="0" b="1905"/>
+            <wp:docPr id="2109488157" name="Рисунок 1"/>
             <wp:cNvGraphicFramePr>
               <a:graphicFrameLocks xmlns:a="http://schemas.openxmlformats.org/drawingml/2006/main" noChangeAspect="1"/>
             </wp:cNvGraphicFramePr>
@@ -41,7 +39,7 @@
               <a:graphicData uri="http://schemas.openxmlformats.org/drawingml/2006/picture">
                 <pic:pic xmlns:pic="http://schemas.openxmlformats.org/drawingml/2006/picture">
                   <pic:nvPicPr>
-                    <pic:cNvPr id="561938538" name=""/>
+                    <pic:cNvPr id="2109488157" name=""/>
                     <pic:cNvPicPr/>
                   </pic:nvPicPr>
                   <pic:blipFill>
@@ -53,7 +51,7 @@
                   <pic:spPr>
                     <a:xfrm>
                       <a:off x="0" y="0"/>
-                      <a:ext cx="5698502" cy="3673721"/>
+                      <a:ext cx="2485924" cy="6071055"/>
                     </a:xfrm>
                     <a:prstGeom prst="rect">
                       <a:avLst/>
@@ -65,12 +63,18 @@
           </wp:inline>
         </w:drawing>
       </w:r>
-      <w:r>
+    </w:p>
+    <w:p>
+      <w:pPr>
+        <w:jc w:val="center"/>
+      </w:pPr>
+      <w:r>
+        <w:lastRenderedPageBreak/>
         <w:drawing>
-          <wp:inline distT="0" distB="0" distL="0" distR="0" wp14:anchorId="4B495E4B" wp14:editId="3480F485">
-            <wp:extent cx="5695950" cy="2198618"/>
-            <wp:effectExtent l="0" t="0" r="0" b="0"/>
-            <wp:docPr id="1885387577" name="Рисунок 1"/>
+          <wp:inline distT="0" distB="0" distL="0" distR="0" wp14:anchorId="78364183" wp14:editId="0F04B2CC">
+            <wp:extent cx="5940425" cy="3999230"/>
+            <wp:effectExtent l="0" t="0" r="3175" b="1270"/>
+            <wp:docPr id="209059017" name="Рисунок 1"/>
             <wp:cNvGraphicFramePr>
               <a:graphicFrameLocks xmlns:a="http://schemas.openxmlformats.org/drawingml/2006/main" noChangeAspect="1"/>
             </wp:cNvGraphicFramePr>
@@ -78,7 +82,7 @@
               <a:graphicData uri="http://schemas.openxmlformats.org/drawingml/2006/picture">
                 <pic:pic xmlns:pic="http://schemas.openxmlformats.org/drawingml/2006/picture">
                   <pic:nvPicPr>
-                    <pic:cNvPr id="1885387577" name=""/>
+                    <pic:cNvPr id="209059017" name=""/>
                     <pic:cNvPicPr/>
                   </pic:nvPicPr>
                   <pic:blipFill>
@@ -90,7 +94,7 @@
                   <pic:spPr>
                     <a:xfrm>
                       <a:off x="0" y="0"/>
-                      <a:ext cx="5697878" cy="2199362"/>
+                      <a:ext cx="5940425" cy="3999230"/>
                     </a:xfrm>
                     <a:prstGeom prst="rect">
                       <a:avLst/>
@@ -102,15 +106,17 @@
           </wp:inline>
         </w:drawing>
       </w:r>
-      <w:r>
-        <w:rPr>
-          <w:lang w:val="en-US"/>
-        </w:rPr>
+    </w:p>
+    <w:p>
+      <w:pPr>
+        <w:jc w:val="center"/>
+      </w:pPr>
+      <w:r>
         <w:drawing>
-          <wp:inline distT="0" distB="0" distL="0" distR="0" wp14:anchorId="3497C609" wp14:editId="53375608">
-            <wp:extent cx="5695950" cy="3203857"/>
+          <wp:inline distT="0" distB="0" distL="0" distR="0" wp14:anchorId="4E2855BC" wp14:editId="0ACBB816">
+            <wp:extent cx="6256677" cy="3455719"/>
             <wp:effectExtent l="0" t="0" r="0" b="0"/>
-            <wp:docPr id="1203808335" name="Рисунок 1"/>
+            <wp:docPr id="5393738" name="Рисунок 1"/>
             <wp:cNvGraphicFramePr>
               <a:graphicFrameLocks xmlns:a="http://schemas.openxmlformats.org/drawingml/2006/main" noChangeAspect="1"/>
             </wp:cNvGraphicFramePr>
@@ -118,7 +124,7 @@
               <a:graphicData uri="http://schemas.openxmlformats.org/drawingml/2006/picture">
                 <pic:pic xmlns:pic="http://schemas.openxmlformats.org/drawingml/2006/picture">
                   <pic:nvPicPr>
-                    <pic:cNvPr id="1203808335" name=""/>
+                    <pic:cNvPr id="5393738" name=""/>
                     <pic:cNvPicPr/>
                   </pic:nvPicPr>
                   <pic:blipFill>
@@ -130,7 +136,7 @@
                   <pic:spPr>
                     <a:xfrm>
                       <a:off x="0" y="0"/>
-                      <a:ext cx="5698768" cy="3205442"/>
+                      <a:ext cx="6270327" cy="3463258"/>
                     </a:xfrm>
                     <a:prstGeom prst="rect">
                       <a:avLst/>
@@ -145,21 +151,8965 @@
     </w:p>
     <w:p>
       <w:pPr>
-        <w:rPr>
+        <w:jc w:val="center"/>
+      </w:pPr>
+      <w:r>
+        <w:lastRenderedPageBreak/>
+        <w:drawing>
+          <wp:inline distT="0" distB="0" distL="0" distR="0" wp14:anchorId="120847BD" wp14:editId="06A6FA72">
+            <wp:extent cx="2321256" cy="5677469"/>
+            <wp:effectExtent l="0" t="0" r="3175" b="0"/>
+            <wp:docPr id="775944374" name="Рисунок 1"/>
+            <wp:cNvGraphicFramePr>
+              <a:graphicFrameLocks xmlns:a="http://schemas.openxmlformats.org/drawingml/2006/main" noChangeAspect="1"/>
+            </wp:cNvGraphicFramePr>
+            <a:graphic xmlns:a="http://schemas.openxmlformats.org/drawingml/2006/main">
+              <a:graphicData uri="http://schemas.openxmlformats.org/drawingml/2006/picture">
+                <pic:pic xmlns:pic="http://schemas.openxmlformats.org/drawingml/2006/picture">
+                  <pic:nvPicPr>
+                    <pic:cNvPr id="775944374" name=""/>
+                    <pic:cNvPicPr/>
+                  </pic:nvPicPr>
+                  <pic:blipFill>
+                    <a:blip r:embed="rId7"/>
+                    <a:stretch>
+                      <a:fillRect/>
+                    </a:stretch>
+                  </pic:blipFill>
+                  <pic:spPr>
+                    <a:xfrm>
+                      <a:off x="0" y="0"/>
+                      <a:ext cx="2326556" cy="5690431"/>
+                    </a:xfrm>
+                    <a:prstGeom prst="rect">
+                      <a:avLst/>
+                    </a:prstGeom>
+                  </pic:spPr>
+                </pic:pic>
+              </a:graphicData>
+            </a:graphic>
+          </wp:inline>
+        </w:drawing>
+      </w:r>
+    </w:p>
+    <w:p>
+      <w:pPr>
+        <w:autoSpaceDE w:val="0"/>
+        <w:autoSpaceDN w:val="0"/>
+        <w:adjustRightInd w:val="0"/>
+        <w:spacing w:after="0" w:line="240" w:lineRule="auto"/>
+        <w:rPr>
+          <w:rFonts w:ascii="Cascadia Mono" w:hAnsi="Cascadia Mono" w:cs="Cascadia Mono"/>
+          <w:color w:val="000000"/>
+          <w:kern w:val="0"/>
+          <w:sz w:val="19"/>
+          <w:szCs w:val="19"/>
+          <w:highlight w:val="white"/>
+          <w:lang w:val="en-US"/>
+        </w:rPr>
+      </w:pPr>
+      <w:r>
+        <w:rPr>
+          <w:rFonts w:ascii="Cascadia Mono" w:hAnsi="Cascadia Mono" w:cs="Cascadia Mono"/>
+          <w:color w:val="000000"/>
+          <w:kern w:val="0"/>
+          <w:sz w:val="19"/>
+          <w:szCs w:val="19"/>
+          <w:highlight w:val="white"/>
+        </w:rPr>
+        <w:tab/>
+      </w:r>
+      <w:r>
+        <w:rPr>
+          <w:rFonts w:ascii="Cascadia Mono" w:hAnsi="Cascadia Mono" w:cs="Cascadia Mono"/>
+          <w:color w:val="000000"/>
+          <w:kern w:val="0"/>
+          <w:sz w:val="19"/>
+          <w:szCs w:val="19"/>
+          <w:highlight w:val="white"/>
+        </w:rPr>
+        <w:tab/>
+      </w:r>
+      <w:r>
+        <w:rPr>
+          <w:rFonts w:ascii="Cascadia Mono" w:hAnsi="Cascadia Mono" w:cs="Cascadia Mono"/>
+          <w:color w:val="000000"/>
+          <w:kern w:val="0"/>
+          <w:sz w:val="19"/>
+          <w:szCs w:val="19"/>
+          <w:highlight w:val="white"/>
+        </w:rPr>
+        <w:tab/>
+      </w:r>
+      <w:r>
+        <w:rPr>
+          <w:rFonts w:ascii="Cascadia Mono" w:hAnsi="Cascadia Mono" w:cs="Cascadia Mono"/>
+          <w:color w:val="0000FF"/>
+          <w:kern w:val="0"/>
+          <w:sz w:val="19"/>
+          <w:szCs w:val="19"/>
+          <w:highlight w:val="white"/>
+          <w:lang w:val="en-US"/>
+        </w:rPr>
+        <w:t>private</w:t>
+      </w:r>
+      <w:r>
+        <w:rPr>
+          <w:rFonts w:ascii="Cascadia Mono" w:hAnsi="Cascadia Mono" w:cs="Cascadia Mono"/>
+          <w:color w:val="000000"/>
+          <w:kern w:val="0"/>
+          <w:sz w:val="19"/>
+          <w:szCs w:val="19"/>
+          <w:highlight w:val="white"/>
+          <w:lang w:val="en-US"/>
+        </w:rPr>
+        <w:t xml:space="preserve">: </w:t>
+      </w:r>
+      <w:r>
+        <w:rPr>
+          <w:rFonts w:ascii="Cascadia Mono" w:hAnsi="Cascadia Mono" w:cs="Cascadia Mono"/>
+          <w:color w:val="0000FF"/>
+          <w:kern w:val="0"/>
+          <w:sz w:val="19"/>
+          <w:szCs w:val="19"/>
+          <w:highlight w:val="white"/>
+          <w:lang w:val="en-US"/>
+        </w:rPr>
+        <w:t>void</w:t>
+      </w:r>
+      <w:r>
+        <w:rPr>
+          <w:rFonts w:ascii="Cascadia Mono" w:hAnsi="Cascadia Mono" w:cs="Cascadia Mono"/>
+          <w:color w:val="000000"/>
+          <w:kern w:val="0"/>
+          <w:sz w:val="19"/>
+          <w:szCs w:val="19"/>
+          <w:highlight w:val="white"/>
+          <w:lang w:val="en-US"/>
+        </w:rPr>
+        <w:t xml:space="preserve"> LoadFromFile</w:t>
+      </w:r>
+      <w:r>
+        <w:rPr>
+          <w:rFonts w:ascii="Cascadia Mono" w:hAnsi="Cascadia Mono" w:cs="Cascadia Mono"/>
+          <w:color w:val="D86AC2"/>
+          <w:kern w:val="0"/>
+          <w:sz w:val="19"/>
+          <w:szCs w:val="19"/>
+          <w:highlight w:val="white"/>
+          <w:lang w:val="en-US"/>
+        </w:rPr>
+        <w:t>(</w:t>
+      </w:r>
+      <w:r>
+        <w:rPr>
+          <w:rFonts w:ascii="Cascadia Mono" w:hAnsi="Cascadia Mono" w:cs="Cascadia Mono"/>
+          <w:color w:val="2B91AF"/>
+          <w:kern w:val="0"/>
+          <w:sz w:val="19"/>
+          <w:szCs w:val="19"/>
+          <w:highlight w:val="white"/>
+          <w:lang w:val="en-US"/>
+        </w:rPr>
+        <w:t>String</w:t>
+      </w:r>
+      <w:r>
+        <w:rPr>
+          <w:rFonts w:ascii="Cascadia Mono" w:hAnsi="Cascadia Mono" w:cs="Cascadia Mono"/>
+          <w:color w:val="000000"/>
+          <w:kern w:val="0"/>
+          <w:sz w:val="19"/>
+          <w:szCs w:val="19"/>
+          <w:highlight w:val="white"/>
+          <w:lang w:val="en-US"/>
+        </w:rPr>
+        <w:t xml:space="preserve">^ </w:t>
+      </w:r>
+      <w:r>
+        <w:rPr>
+          <w:rFonts w:ascii="Cascadia Mono" w:hAnsi="Cascadia Mono" w:cs="Cascadia Mono"/>
+          <w:color w:val="808080"/>
+          <w:kern w:val="0"/>
+          <w:sz w:val="19"/>
+          <w:szCs w:val="19"/>
+          <w:highlight w:val="white"/>
+          <w:lang w:val="en-US"/>
+        </w:rPr>
+        <w:t>File</w:t>
+      </w:r>
+      <w:r>
+        <w:rPr>
+          <w:rFonts w:ascii="Cascadia Mono" w:hAnsi="Cascadia Mono" w:cs="Cascadia Mono"/>
+          <w:color w:val="000000"/>
+          <w:kern w:val="0"/>
+          <w:sz w:val="19"/>
+          <w:szCs w:val="19"/>
+          <w:highlight w:val="white"/>
+          <w:lang w:val="en-US"/>
+        </w:rPr>
+        <w:t xml:space="preserve">, </w:t>
+      </w:r>
+      <w:r>
+        <w:rPr>
+          <w:rFonts w:ascii="Cascadia Mono" w:hAnsi="Cascadia Mono" w:cs="Cascadia Mono"/>
+          <w:color w:val="2B91AF"/>
+          <w:kern w:val="0"/>
+          <w:sz w:val="19"/>
+          <w:szCs w:val="19"/>
+          <w:highlight w:val="white"/>
+          <w:lang w:val="en-US"/>
+        </w:rPr>
+        <w:t>ListBox</w:t>
+      </w:r>
+      <w:r>
+        <w:rPr>
+          <w:rFonts w:ascii="Cascadia Mono" w:hAnsi="Cascadia Mono" w:cs="Cascadia Mono"/>
+          <w:color w:val="000000"/>
+          <w:kern w:val="0"/>
+          <w:sz w:val="19"/>
+          <w:szCs w:val="19"/>
+          <w:highlight w:val="white"/>
+          <w:lang w:val="en-US"/>
+        </w:rPr>
+        <w:t xml:space="preserve">^ </w:t>
+      </w:r>
+      <w:r>
+        <w:rPr>
+          <w:rFonts w:ascii="Cascadia Mono" w:hAnsi="Cascadia Mono" w:cs="Cascadia Mono"/>
+          <w:color w:val="808080"/>
+          <w:kern w:val="0"/>
+          <w:sz w:val="19"/>
+          <w:szCs w:val="19"/>
+          <w:highlight w:val="white"/>
+          <w:lang w:val="en-US"/>
+        </w:rPr>
+        <w:t>listBox1</w:t>
+      </w:r>
+      <w:r>
+        <w:rPr>
+          <w:rFonts w:ascii="Cascadia Mono" w:hAnsi="Cascadia Mono" w:cs="Cascadia Mono"/>
+          <w:color w:val="D86AC2"/>
+          <w:kern w:val="0"/>
+          <w:sz w:val="19"/>
+          <w:szCs w:val="19"/>
+          <w:highlight w:val="white"/>
+          <w:lang w:val="en-US"/>
+        </w:rPr>
+        <w:t>)</w:t>
+      </w:r>
+      <w:r>
+        <w:rPr>
+          <w:rFonts w:ascii="Cascadia Mono" w:hAnsi="Cascadia Mono" w:cs="Cascadia Mono"/>
+          <w:color w:val="000000"/>
+          <w:kern w:val="0"/>
+          <w:sz w:val="19"/>
+          <w:szCs w:val="19"/>
+          <w:highlight w:val="white"/>
+          <w:lang w:val="en-US"/>
+        </w:rPr>
+        <w:t xml:space="preserve"> </w:t>
+      </w:r>
+      <w:r>
+        <w:rPr>
+          <w:rFonts w:ascii="Cascadia Mono" w:hAnsi="Cascadia Mono" w:cs="Cascadia Mono"/>
+          <w:color w:val="D86AC2"/>
+          <w:kern w:val="0"/>
+          <w:sz w:val="19"/>
+          <w:szCs w:val="19"/>
+          <w:highlight w:val="white"/>
+          <w:lang w:val="en-US"/>
+        </w:rPr>
+        <w:t>{</w:t>
+      </w:r>
+    </w:p>
+    <w:p>
+      <w:pPr>
+        <w:autoSpaceDE w:val="0"/>
+        <w:autoSpaceDN w:val="0"/>
+        <w:adjustRightInd w:val="0"/>
+        <w:spacing w:after="0" w:line="240" w:lineRule="auto"/>
+        <w:rPr>
+          <w:rFonts w:ascii="Cascadia Mono" w:hAnsi="Cascadia Mono" w:cs="Cascadia Mono"/>
+          <w:color w:val="000000"/>
+          <w:kern w:val="0"/>
+          <w:sz w:val="19"/>
+          <w:szCs w:val="19"/>
+          <w:highlight w:val="white"/>
+          <w:lang w:val="en-US"/>
+        </w:rPr>
+      </w:pPr>
+      <w:r>
+        <w:rPr>
+          <w:rFonts w:ascii="Cascadia Mono" w:hAnsi="Cascadia Mono" w:cs="Cascadia Mono"/>
+          <w:color w:val="000000"/>
+          <w:kern w:val="0"/>
+          <w:sz w:val="19"/>
+          <w:szCs w:val="19"/>
+          <w:highlight w:val="white"/>
+          <w:lang w:val="en-US"/>
+        </w:rPr>
+        <w:tab/>
+      </w:r>
+      <w:r>
+        <w:rPr>
+          <w:rFonts w:ascii="Cascadia Mono" w:hAnsi="Cascadia Mono" w:cs="Cascadia Mono"/>
+          <w:color w:val="000000"/>
+          <w:kern w:val="0"/>
+          <w:sz w:val="19"/>
+          <w:szCs w:val="19"/>
+          <w:highlight w:val="white"/>
+          <w:lang w:val="en-US"/>
+        </w:rPr>
+        <w:tab/>
+      </w:r>
+      <w:r>
+        <w:rPr>
+          <w:rFonts w:ascii="Cascadia Mono" w:hAnsi="Cascadia Mono" w:cs="Cascadia Mono"/>
+          <w:color w:val="000000"/>
+          <w:kern w:val="0"/>
+          <w:sz w:val="19"/>
+          <w:szCs w:val="19"/>
+          <w:highlight w:val="white"/>
+          <w:lang w:val="en-US"/>
+        </w:rPr>
+        <w:tab/>
+      </w:r>
+      <w:r>
+        <w:rPr>
+          <w:rFonts w:ascii="Cascadia Mono" w:hAnsi="Cascadia Mono" w:cs="Cascadia Mono"/>
+          <w:color w:val="2B91AF"/>
+          <w:kern w:val="0"/>
+          <w:sz w:val="19"/>
+          <w:szCs w:val="19"/>
+          <w:highlight w:val="white"/>
+          <w:lang w:val="en-US"/>
+        </w:rPr>
+        <w:t>String</w:t>
+      </w:r>
+      <w:r>
+        <w:rPr>
+          <w:rFonts w:ascii="Cascadia Mono" w:hAnsi="Cascadia Mono" w:cs="Cascadia Mono"/>
+          <w:color w:val="000000"/>
+          <w:kern w:val="0"/>
+          <w:sz w:val="19"/>
+          <w:szCs w:val="19"/>
+          <w:highlight w:val="white"/>
+          <w:lang w:val="en-US"/>
+        </w:rPr>
+        <w:t>^ d, ^ b;</w:t>
+      </w:r>
+    </w:p>
+    <w:p>
+      <w:pPr>
+        <w:autoSpaceDE w:val="0"/>
+        <w:autoSpaceDN w:val="0"/>
+        <w:adjustRightInd w:val="0"/>
+        <w:spacing w:after="0" w:line="240" w:lineRule="auto"/>
+        <w:rPr>
+          <w:rFonts w:ascii="Cascadia Mono" w:hAnsi="Cascadia Mono" w:cs="Cascadia Mono"/>
+          <w:color w:val="000000"/>
+          <w:kern w:val="0"/>
+          <w:sz w:val="19"/>
+          <w:szCs w:val="19"/>
+          <w:highlight w:val="white"/>
+          <w:lang w:val="en-US"/>
+        </w:rPr>
+      </w:pPr>
+      <w:r>
+        <w:rPr>
+          <w:rFonts w:ascii="Cascadia Mono" w:hAnsi="Cascadia Mono" w:cs="Cascadia Mono"/>
+          <w:color w:val="000000"/>
+          <w:kern w:val="0"/>
+          <w:sz w:val="19"/>
+          <w:szCs w:val="19"/>
+          <w:highlight w:val="white"/>
+          <w:lang w:val="en-US"/>
+        </w:rPr>
+        <w:tab/>
+      </w:r>
+      <w:r>
+        <w:rPr>
+          <w:rFonts w:ascii="Cascadia Mono" w:hAnsi="Cascadia Mono" w:cs="Cascadia Mono"/>
+          <w:color w:val="000000"/>
+          <w:kern w:val="0"/>
+          <w:sz w:val="19"/>
+          <w:szCs w:val="19"/>
+          <w:highlight w:val="white"/>
+          <w:lang w:val="en-US"/>
+        </w:rPr>
+        <w:tab/>
+      </w:r>
+      <w:r>
+        <w:rPr>
+          <w:rFonts w:ascii="Cascadia Mono" w:hAnsi="Cascadia Mono" w:cs="Cascadia Mono"/>
+          <w:color w:val="000000"/>
+          <w:kern w:val="0"/>
+          <w:sz w:val="19"/>
+          <w:szCs w:val="19"/>
+          <w:highlight w:val="white"/>
+          <w:lang w:val="en-US"/>
+        </w:rPr>
+        <w:tab/>
+      </w:r>
+      <w:r>
+        <w:rPr>
+          <w:rFonts w:ascii="Cascadia Mono" w:hAnsi="Cascadia Mono" w:cs="Cascadia Mono"/>
+          <w:color w:val="808080"/>
+          <w:kern w:val="0"/>
+          <w:sz w:val="19"/>
+          <w:szCs w:val="19"/>
+          <w:highlight w:val="white"/>
+          <w:lang w:val="en-US"/>
+        </w:rPr>
+        <w:t>listBox1</w:t>
+      </w:r>
+      <w:r>
+        <w:rPr>
+          <w:rFonts w:ascii="Cascadia Mono" w:hAnsi="Cascadia Mono" w:cs="Cascadia Mono"/>
+          <w:color w:val="000000"/>
+          <w:kern w:val="0"/>
+          <w:sz w:val="19"/>
+          <w:szCs w:val="19"/>
+          <w:highlight w:val="white"/>
+          <w:lang w:val="en-US"/>
+        </w:rPr>
+        <w:t>-&gt;Items-&gt;Clear</w:t>
+      </w:r>
+      <w:r>
+        <w:rPr>
+          <w:rFonts w:ascii="Cascadia Mono" w:hAnsi="Cascadia Mono" w:cs="Cascadia Mono"/>
+          <w:color w:val="1A94FF"/>
+          <w:kern w:val="0"/>
+          <w:sz w:val="19"/>
+          <w:szCs w:val="19"/>
+          <w:highlight w:val="white"/>
+          <w:lang w:val="en-US"/>
+        </w:rPr>
+        <w:t>()</w:t>
+      </w:r>
+      <w:r>
+        <w:rPr>
+          <w:rFonts w:ascii="Cascadia Mono" w:hAnsi="Cascadia Mono" w:cs="Cascadia Mono"/>
+          <w:color w:val="000000"/>
+          <w:kern w:val="0"/>
+          <w:sz w:val="19"/>
+          <w:szCs w:val="19"/>
+          <w:highlight w:val="white"/>
+          <w:lang w:val="en-US"/>
+        </w:rPr>
+        <w:t>;</w:t>
+      </w:r>
+    </w:p>
+    <w:p>
+      <w:pPr>
+        <w:autoSpaceDE w:val="0"/>
+        <w:autoSpaceDN w:val="0"/>
+        <w:adjustRightInd w:val="0"/>
+        <w:spacing w:after="0" w:line="240" w:lineRule="auto"/>
+        <w:rPr>
+          <w:rFonts w:ascii="Cascadia Mono" w:hAnsi="Cascadia Mono" w:cs="Cascadia Mono"/>
+          <w:color w:val="000000"/>
+          <w:kern w:val="0"/>
+          <w:sz w:val="19"/>
+          <w:szCs w:val="19"/>
+          <w:highlight w:val="white"/>
+          <w:lang w:val="en-US"/>
+        </w:rPr>
+      </w:pPr>
+      <w:r>
+        <w:rPr>
+          <w:rFonts w:ascii="Cascadia Mono" w:hAnsi="Cascadia Mono" w:cs="Cascadia Mono"/>
+          <w:color w:val="000000"/>
+          <w:kern w:val="0"/>
+          <w:sz w:val="19"/>
+          <w:szCs w:val="19"/>
+          <w:highlight w:val="white"/>
+          <w:lang w:val="en-US"/>
+        </w:rPr>
+        <w:tab/>
+      </w:r>
+      <w:r>
+        <w:rPr>
+          <w:rFonts w:ascii="Cascadia Mono" w:hAnsi="Cascadia Mono" w:cs="Cascadia Mono"/>
+          <w:color w:val="000000"/>
+          <w:kern w:val="0"/>
+          <w:sz w:val="19"/>
+          <w:szCs w:val="19"/>
+          <w:highlight w:val="white"/>
+          <w:lang w:val="en-US"/>
+        </w:rPr>
+        <w:tab/>
+      </w:r>
+      <w:r>
+        <w:rPr>
+          <w:rFonts w:ascii="Cascadia Mono" w:hAnsi="Cascadia Mono" w:cs="Cascadia Mono"/>
+          <w:color w:val="000000"/>
+          <w:kern w:val="0"/>
+          <w:sz w:val="19"/>
+          <w:szCs w:val="19"/>
+          <w:highlight w:val="white"/>
+          <w:lang w:val="en-US"/>
+        </w:rPr>
+        <w:tab/>
+      </w:r>
+      <w:r>
+        <w:rPr>
+          <w:rFonts w:ascii="Cascadia Mono" w:hAnsi="Cascadia Mono" w:cs="Cascadia Mono"/>
+          <w:color w:val="0000FF"/>
+          <w:kern w:val="0"/>
+          <w:sz w:val="19"/>
+          <w:szCs w:val="19"/>
+          <w:highlight w:val="white"/>
+          <w:lang w:val="en-US"/>
+        </w:rPr>
+        <w:t>try</w:t>
+      </w:r>
+      <w:r>
+        <w:rPr>
+          <w:rFonts w:ascii="Cascadia Mono" w:hAnsi="Cascadia Mono" w:cs="Cascadia Mono"/>
+          <w:color w:val="000000"/>
+          <w:kern w:val="0"/>
+          <w:sz w:val="19"/>
+          <w:szCs w:val="19"/>
+          <w:highlight w:val="white"/>
+          <w:lang w:val="en-US"/>
+        </w:rPr>
+        <w:t xml:space="preserve"> </w:t>
+      </w:r>
+      <w:r>
+        <w:rPr>
+          <w:rFonts w:ascii="Cascadia Mono" w:hAnsi="Cascadia Mono" w:cs="Cascadia Mono"/>
+          <w:color w:val="1A94FF"/>
+          <w:kern w:val="0"/>
+          <w:sz w:val="19"/>
+          <w:szCs w:val="19"/>
+          <w:highlight w:val="white"/>
+          <w:lang w:val="en-US"/>
+        </w:rPr>
+        <w:t>{</w:t>
+      </w:r>
+    </w:p>
+    <w:p>
+      <w:pPr>
+        <w:autoSpaceDE w:val="0"/>
+        <w:autoSpaceDN w:val="0"/>
+        <w:adjustRightInd w:val="0"/>
+        <w:spacing w:after="0" w:line="240" w:lineRule="auto"/>
+        <w:rPr>
+          <w:rFonts w:ascii="Cascadia Mono" w:hAnsi="Cascadia Mono" w:cs="Cascadia Mono"/>
+          <w:color w:val="000000"/>
+          <w:kern w:val="0"/>
+          <w:sz w:val="19"/>
+          <w:szCs w:val="19"/>
+          <w:highlight w:val="white"/>
+          <w:lang w:val="en-US"/>
+        </w:rPr>
+      </w:pPr>
+      <w:r>
+        <w:rPr>
+          <w:rFonts w:ascii="Cascadia Mono" w:hAnsi="Cascadia Mono" w:cs="Cascadia Mono"/>
+          <w:color w:val="000000"/>
+          <w:kern w:val="0"/>
+          <w:sz w:val="19"/>
+          <w:szCs w:val="19"/>
+          <w:highlight w:val="white"/>
+          <w:lang w:val="en-US"/>
+        </w:rPr>
+        <w:tab/>
+      </w:r>
+      <w:r>
+        <w:rPr>
+          <w:rFonts w:ascii="Cascadia Mono" w:hAnsi="Cascadia Mono" w:cs="Cascadia Mono"/>
+          <w:color w:val="000000"/>
+          <w:kern w:val="0"/>
+          <w:sz w:val="19"/>
+          <w:szCs w:val="19"/>
+          <w:highlight w:val="white"/>
+          <w:lang w:val="en-US"/>
+        </w:rPr>
+        <w:tab/>
+      </w:r>
+      <w:r>
+        <w:rPr>
+          <w:rFonts w:ascii="Cascadia Mono" w:hAnsi="Cascadia Mono" w:cs="Cascadia Mono"/>
+          <w:color w:val="000000"/>
+          <w:kern w:val="0"/>
+          <w:sz w:val="19"/>
+          <w:szCs w:val="19"/>
+          <w:highlight w:val="white"/>
+          <w:lang w:val="en-US"/>
+        </w:rPr>
+        <w:tab/>
+      </w:r>
+      <w:r>
+        <w:rPr>
+          <w:rFonts w:ascii="Cascadia Mono" w:hAnsi="Cascadia Mono" w:cs="Cascadia Mono"/>
+          <w:color w:val="000000"/>
+          <w:kern w:val="0"/>
+          <w:sz w:val="19"/>
+          <w:szCs w:val="19"/>
+          <w:highlight w:val="white"/>
+          <w:lang w:val="en-US"/>
+        </w:rPr>
+        <w:tab/>
+        <w:t>b = System::IO::</w:t>
+      </w:r>
+      <w:r>
+        <w:rPr>
+          <w:rFonts w:ascii="Cascadia Mono" w:hAnsi="Cascadia Mono" w:cs="Cascadia Mono"/>
+          <w:color w:val="2B91AF"/>
+          <w:kern w:val="0"/>
+          <w:sz w:val="19"/>
+          <w:szCs w:val="19"/>
+          <w:highlight w:val="white"/>
+          <w:lang w:val="en-US"/>
+        </w:rPr>
+        <w:t>File</w:t>
+      </w:r>
+      <w:r>
+        <w:rPr>
+          <w:rFonts w:ascii="Cascadia Mono" w:hAnsi="Cascadia Mono" w:cs="Cascadia Mono"/>
+          <w:color w:val="000000"/>
+          <w:kern w:val="0"/>
+          <w:sz w:val="19"/>
+          <w:szCs w:val="19"/>
+          <w:highlight w:val="white"/>
+          <w:lang w:val="en-US"/>
+        </w:rPr>
+        <w:t>::ReadAllText</w:t>
+      </w:r>
+      <w:r>
+        <w:rPr>
+          <w:rFonts w:ascii="Cascadia Mono" w:hAnsi="Cascadia Mono" w:cs="Cascadia Mono"/>
+          <w:color w:val="FFD702"/>
+          <w:kern w:val="0"/>
+          <w:sz w:val="19"/>
+          <w:szCs w:val="19"/>
+          <w:highlight w:val="white"/>
+          <w:lang w:val="en-US"/>
+        </w:rPr>
+        <w:t>(</w:t>
+      </w:r>
+      <w:r>
+        <w:rPr>
+          <w:rFonts w:ascii="Cascadia Mono" w:hAnsi="Cascadia Mono" w:cs="Cascadia Mono"/>
+          <w:color w:val="808080"/>
+          <w:kern w:val="0"/>
+          <w:sz w:val="19"/>
+          <w:szCs w:val="19"/>
+          <w:highlight w:val="white"/>
+          <w:lang w:val="en-US"/>
+        </w:rPr>
+        <w:t>File</w:t>
+      </w:r>
+      <w:r>
+        <w:rPr>
+          <w:rFonts w:ascii="Cascadia Mono" w:hAnsi="Cascadia Mono" w:cs="Cascadia Mono"/>
+          <w:color w:val="FFD702"/>
+          <w:kern w:val="0"/>
+          <w:sz w:val="19"/>
+          <w:szCs w:val="19"/>
+          <w:highlight w:val="white"/>
+          <w:lang w:val="en-US"/>
+        </w:rPr>
+        <w:t>)</w:t>
+      </w:r>
+      <w:r>
+        <w:rPr>
+          <w:rFonts w:ascii="Cascadia Mono" w:hAnsi="Cascadia Mono" w:cs="Cascadia Mono"/>
+          <w:color w:val="000000"/>
+          <w:kern w:val="0"/>
+          <w:sz w:val="19"/>
+          <w:szCs w:val="19"/>
+          <w:highlight w:val="white"/>
+          <w:lang w:val="en-US"/>
+        </w:rPr>
+        <w:t>;</w:t>
+      </w:r>
+    </w:p>
+    <w:p>
+      <w:pPr>
+        <w:autoSpaceDE w:val="0"/>
+        <w:autoSpaceDN w:val="0"/>
+        <w:adjustRightInd w:val="0"/>
+        <w:spacing w:after="0" w:line="240" w:lineRule="auto"/>
+        <w:rPr>
+          <w:rFonts w:ascii="Cascadia Mono" w:hAnsi="Cascadia Mono" w:cs="Cascadia Mono"/>
+          <w:color w:val="000000"/>
+          <w:kern w:val="0"/>
+          <w:sz w:val="19"/>
+          <w:szCs w:val="19"/>
+          <w:highlight w:val="white"/>
+          <w:lang w:val="en-US"/>
+        </w:rPr>
+      </w:pPr>
+      <w:r>
+        <w:rPr>
+          <w:rFonts w:ascii="Cascadia Mono" w:hAnsi="Cascadia Mono" w:cs="Cascadia Mono"/>
+          <w:color w:val="000000"/>
+          <w:kern w:val="0"/>
+          <w:sz w:val="19"/>
+          <w:szCs w:val="19"/>
+          <w:highlight w:val="white"/>
+          <w:lang w:val="en-US"/>
+        </w:rPr>
+        <w:tab/>
+      </w:r>
+      <w:r>
+        <w:rPr>
+          <w:rFonts w:ascii="Cascadia Mono" w:hAnsi="Cascadia Mono" w:cs="Cascadia Mono"/>
+          <w:color w:val="000000"/>
+          <w:kern w:val="0"/>
+          <w:sz w:val="19"/>
+          <w:szCs w:val="19"/>
+          <w:highlight w:val="white"/>
+          <w:lang w:val="en-US"/>
+        </w:rPr>
+        <w:tab/>
+      </w:r>
+      <w:r>
+        <w:rPr>
+          <w:rFonts w:ascii="Cascadia Mono" w:hAnsi="Cascadia Mono" w:cs="Cascadia Mono"/>
+          <w:color w:val="000000"/>
+          <w:kern w:val="0"/>
+          <w:sz w:val="19"/>
+          <w:szCs w:val="19"/>
+          <w:highlight w:val="white"/>
+          <w:lang w:val="en-US"/>
+        </w:rPr>
+        <w:tab/>
+      </w:r>
+      <w:r>
+        <w:rPr>
+          <w:rFonts w:ascii="Cascadia Mono" w:hAnsi="Cascadia Mono" w:cs="Cascadia Mono"/>
+          <w:color w:val="1A94FF"/>
+          <w:kern w:val="0"/>
+          <w:sz w:val="19"/>
+          <w:szCs w:val="19"/>
+          <w:highlight w:val="white"/>
+          <w:lang w:val="en-US"/>
+        </w:rPr>
+        <w:t>}</w:t>
+      </w:r>
+    </w:p>
+    <w:p>
+      <w:pPr>
+        <w:autoSpaceDE w:val="0"/>
+        <w:autoSpaceDN w:val="0"/>
+        <w:adjustRightInd w:val="0"/>
+        <w:spacing w:after="0" w:line="240" w:lineRule="auto"/>
+        <w:rPr>
+          <w:rFonts w:ascii="Cascadia Mono" w:hAnsi="Cascadia Mono" w:cs="Cascadia Mono"/>
+          <w:color w:val="000000"/>
+          <w:kern w:val="0"/>
+          <w:sz w:val="19"/>
+          <w:szCs w:val="19"/>
+          <w:highlight w:val="white"/>
+          <w:lang w:val="en-US"/>
+        </w:rPr>
+      </w:pPr>
+      <w:r>
+        <w:rPr>
+          <w:rFonts w:ascii="Cascadia Mono" w:hAnsi="Cascadia Mono" w:cs="Cascadia Mono"/>
+          <w:color w:val="000000"/>
+          <w:kern w:val="0"/>
+          <w:sz w:val="19"/>
+          <w:szCs w:val="19"/>
+          <w:highlight w:val="white"/>
+          <w:lang w:val="en-US"/>
+        </w:rPr>
+        <w:tab/>
+      </w:r>
+      <w:r>
+        <w:rPr>
+          <w:rFonts w:ascii="Cascadia Mono" w:hAnsi="Cascadia Mono" w:cs="Cascadia Mono"/>
+          <w:color w:val="000000"/>
+          <w:kern w:val="0"/>
+          <w:sz w:val="19"/>
+          <w:szCs w:val="19"/>
+          <w:highlight w:val="white"/>
+          <w:lang w:val="en-US"/>
+        </w:rPr>
+        <w:tab/>
+      </w:r>
+      <w:r>
+        <w:rPr>
+          <w:rFonts w:ascii="Cascadia Mono" w:hAnsi="Cascadia Mono" w:cs="Cascadia Mono"/>
+          <w:color w:val="000000"/>
+          <w:kern w:val="0"/>
+          <w:sz w:val="19"/>
+          <w:szCs w:val="19"/>
+          <w:highlight w:val="white"/>
+          <w:lang w:val="en-US"/>
+        </w:rPr>
+        <w:tab/>
+      </w:r>
+      <w:r>
+        <w:rPr>
+          <w:rFonts w:ascii="Cascadia Mono" w:hAnsi="Cascadia Mono" w:cs="Cascadia Mono"/>
+          <w:color w:val="0000FF"/>
+          <w:kern w:val="0"/>
+          <w:sz w:val="19"/>
+          <w:szCs w:val="19"/>
+          <w:highlight w:val="white"/>
+          <w:lang w:val="en-US"/>
+        </w:rPr>
+        <w:t>catch</w:t>
+      </w:r>
+      <w:r>
+        <w:rPr>
+          <w:rFonts w:ascii="Cascadia Mono" w:hAnsi="Cascadia Mono" w:cs="Cascadia Mono"/>
+          <w:color w:val="000000"/>
+          <w:kern w:val="0"/>
+          <w:sz w:val="19"/>
+          <w:szCs w:val="19"/>
+          <w:highlight w:val="white"/>
+          <w:lang w:val="en-US"/>
+        </w:rPr>
+        <w:t xml:space="preserve"> </w:t>
+      </w:r>
+      <w:r>
+        <w:rPr>
+          <w:rFonts w:ascii="Cascadia Mono" w:hAnsi="Cascadia Mono" w:cs="Cascadia Mono"/>
+          <w:color w:val="1A94FF"/>
+          <w:kern w:val="0"/>
+          <w:sz w:val="19"/>
+          <w:szCs w:val="19"/>
+          <w:highlight w:val="white"/>
+          <w:lang w:val="en-US"/>
+        </w:rPr>
+        <w:t>(</w:t>
+      </w:r>
+      <w:r>
+        <w:rPr>
+          <w:rFonts w:ascii="Cascadia Mono" w:hAnsi="Cascadia Mono" w:cs="Cascadia Mono"/>
+          <w:color w:val="000000"/>
+          <w:kern w:val="0"/>
+          <w:sz w:val="19"/>
+          <w:szCs w:val="19"/>
+          <w:highlight w:val="white"/>
+          <w:lang w:val="en-US"/>
+        </w:rPr>
+        <w:t>...</w:t>
+      </w:r>
+      <w:r>
+        <w:rPr>
+          <w:rFonts w:ascii="Cascadia Mono" w:hAnsi="Cascadia Mono" w:cs="Cascadia Mono"/>
+          <w:color w:val="1A94FF"/>
+          <w:kern w:val="0"/>
+          <w:sz w:val="19"/>
+          <w:szCs w:val="19"/>
+          <w:highlight w:val="white"/>
+          <w:lang w:val="en-US"/>
+        </w:rPr>
+        <w:t>)</w:t>
+      </w:r>
+      <w:r>
+        <w:rPr>
+          <w:rFonts w:ascii="Cascadia Mono" w:hAnsi="Cascadia Mono" w:cs="Cascadia Mono"/>
+          <w:color w:val="000000"/>
+          <w:kern w:val="0"/>
+          <w:sz w:val="19"/>
+          <w:szCs w:val="19"/>
+          <w:highlight w:val="white"/>
+          <w:lang w:val="en-US"/>
+        </w:rPr>
+        <w:t xml:space="preserve"> </w:t>
+      </w:r>
+      <w:r>
+        <w:rPr>
+          <w:rFonts w:ascii="Cascadia Mono" w:hAnsi="Cascadia Mono" w:cs="Cascadia Mono"/>
+          <w:color w:val="1A94FF"/>
+          <w:kern w:val="0"/>
+          <w:sz w:val="19"/>
+          <w:szCs w:val="19"/>
+          <w:highlight w:val="white"/>
+          <w:lang w:val="en-US"/>
+        </w:rPr>
+        <w:t>{</w:t>
+      </w:r>
+    </w:p>
+    <w:p>
+      <w:pPr>
+        <w:autoSpaceDE w:val="0"/>
+        <w:autoSpaceDN w:val="0"/>
+        <w:adjustRightInd w:val="0"/>
+        <w:spacing w:after="0" w:line="240" w:lineRule="auto"/>
+        <w:rPr>
+          <w:rFonts w:ascii="Cascadia Mono" w:hAnsi="Cascadia Mono" w:cs="Cascadia Mono"/>
+          <w:color w:val="000000"/>
+          <w:kern w:val="0"/>
+          <w:sz w:val="19"/>
+          <w:szCs w:val="19"/>
+          <w:highlight w:val="white"/>
+          <w:lang w:val="en-US"/>
+        </w:rPr>
+      </w:pPr>
+      <w:r>
+        <w:rPr>
+          <w:rFonts w:ascii="Cascadia Mono" w:hAnsi="Cascadia Mono" w:cs="Cascadia Mono"/>
+          <w:color w:val="000000"/>
+          <w:kern w:val="0"/>
+          <w:sz w:val="19"/>
+          <w:szCs w:val="19"/>
+          <w:highlight w:val="white"/>
+          <w:lang w:val="en-US"/>
+        </w:rPr>
+        <w:tab/>
+      </w:r>
+      <w:r>
+        <w:rPr>
+          <w:rFonts w:ascii="Cascadia Mono" w:hAnsi="Cascadia Mono" w:cs="Cascadia Mono"/>
+          <w:color w:val="000000"/>
+          <w:kern w:val="0"/>
+          <w:sz w:val="19"/>
+          <w:szCs w:val="19"/>
+          <w:highlight w:val="white"/>
+          <w:lang w:val="en-US"/>
+        </w:rPr>
+        <w:tab/>
+      </w:r>
+      <w:r>
+        <w:rPr>
+          <w:rFonts w:ascii="Cascadia Mono" w:hAnsi="Cascadia Mono" w:cs="Cascadia Mono"/>
+          <w:color w:val="000000"/>
+          <w:kern w:val="0"/>
+          <w:sz w:val="19"/>
+          <w:szCs w:val="19"/>
+          <w:highlight w:val="white"/>
+          <w:lang w:val="en-US"/>
+        </w:rPr>
+        <w:tab/>
+      </w:r>
+      <w:r>
+        <w:rPr>
+          <w:rFonts w:ascii="Cascadia Mono" w:hAnsi="Cascadia Mono" w:cs="Cascadia Mono"/>
+          <w:color w:val="000000"/>
+          <w:kern w:val="0"/>
+          <w:sz w:val="19"/>
+          <w:szCs w:val="19"/>
+          <w:highlight w:val="white"/>
+          <w:lang w:val="en-US"/>
+        </w:rPr>
+        <w:tab/>
+        <w:t>System::IO::</w:t>
+      </w:r>
+      <w:r>
+        <w:rPr>
+          <w:rFonts w:ascii="Cascadia Mono" w:hAnsi="Cascadia Mono" w:cs="Cascadia Mono"/>
+          <w:color w:val="2B91AF"/>
+          <w:kern w:val="0"/>
+          <w:sz w:val="19"/>
+          <w:szCs w:val="19"/>
+          <w:highlight w:val="white"/>
+          <w:lang w:val="en-US"/>
+        </w:rPr>
+        <w:t>File</w:t>
+      </w:r>
+      <w:r>
+        <w:rPr>
+          <w:rFonts w:ascii="Cascadia Mono" w:hAnsi="Cascadia Mono" w:cs="Cascadia Mono"/>
+          <w:color w:val="000000"/>
+          <w:kern w:val="0"/>
+          <w:sz w:val="19"/>
+          <w:szCs w:val="19"/>
+          <w:highlight w:val="white"/>
+          <w:lang w:val="en-US"/>
+        </w:rPr>
+        <w:t>::WriteAllText</w:t>
+      </w:r>
+      <w:r>
+        <w:rPr>
+          <w:rFonts w:ascii="Cascadia Mono" w:hAnsi="Cascadia Mono" w:cs="Cascadia Mono"/>
+          <w:color w:val="FFD702"/>
+          <w:kern w:val="0"/>
+          <w:sz w:val="19"/>
+          <w:szCs w:val="19"/>
+          <w:highlight w:val="white"/>
+          <w:lang w:val="en-US"/>
+        </w:rPr>
+        <w:t>(</w:t>
+      </w:r>
+      <w:r>
+        <w:rPr>
+          <w:rFonts w:ascii="Cascadia Mono" w:hAnsi="Cascadia Mono" w:cs="Cascadia Mono"/>
+          <w:color w:val="A31515"/>
+          <w:kern w:val="0"/>
+          <w:sz w:val="19"/>
+          <w:szCs w:val="19"/>
+          <w:highlight w:val="white"/>
+          <w:lang w:val="en-US"/>
+        </w:rPr>
+        <w:t>"LR37.txt"</w:t>
+      </w:r>
+      <w:r>
+        <w:rPr>
+          <w:rFonts w:ascii="Cascadia Mono" w:hAnsi="Cascadia Mono" w:cs="Cascadia Mono"/>
+          <w:color w:val="000000"/>
+          <w:kern w:val="0"/>
+          <w:sz w:val="19"/>
+          <w:szCs w:val="19"/>
+          <w:highlight w:val="white"/>
+          <w:lang w:val="en-US"/>
+        </w:rPr>
+        <w:t xml:space="preserve">, </w:t>
+      </w:r>
+      <w:r>
+        <w:rPr>
+          <w:rFonts w:ascii="Cascadia Mono" w:hAnsi="Cascadia Mono" w:cs="Cascadia Mono"/>
+          <w:color w:val="A31515"/>
+          <w:kern w:val="0"/>
+          <w:sz w:val="19"/>
+          <w:szCs w:val="19"/>
+          <w:highlight w:val="white"/>
+          <w:lang w:val="en-US"/>
+        </w:rPr>
+        <w:t>""</w:t>
+      </w:r>
+      <w:r>
+        <w:rPr>
+          <w:rFonts w:ascii="Cascadia Mono" w:hAnsi="Cascadia Mono" w:cs="Cascadia Mono"/>
+          <w:color w:val="FFD702"/>
+          <w:kern w:val="0"/>
+          <w:sz w:val="19"/>
+          <w:szCs w:val="19"/>
+          <w:highlight w:val="white"/>
+          <w:lang w:val="en-US"/>
+        </w:rPr>
+        <w:t>)</w:t>
+      </w:r>
+      <w:r>
+        <w:rPr>
+          <w:rFonts w:ascii="Cascadia Mono" w:hAnsi="Cascadia Mono" w:cs="Cascadia Mono"/>
+          <w:color w:val="000000"/>
+          <w:kern w:val="0"/>
+          <w:sz w:val="19"/>
+          <w:szCs w:val="19"/>
+          <w:highlight w:val="white"/>
+          <w:lang w:val="en-US"/>
+        </w:rPr>
+        <w:t>;</w:t>
+      </w:r>
+    </w:p>
+    <w:p>
+      <w:pPr>
+        <w:autoSpaceDE w:val="0"/>
+        <w:autoSpaceDN w:val="0"/>
+        <w:adjustRightInd w:val="0"/>
+        <w:spacing w:after="0" w:line="240" w:lineRule="auto"/>
+        <w:rPr>
+          <w:rFonts w:ascii="Cascadia Mono" w:hAnsi="Cascadia Mono" w:cs="Cascadia Mono"/>
+          <w:color w:val="000000"/>
+          <w:kern w:val="0"/>
+          <w:sz w:val="19"/>
+          <w:szCs w:val="19"/>
+          <w:highlight w:val="white"/>
+          <w:lang w:val="en-US"/>
+        </w:rPr>
+      </w:pPr>
+      <w:r>
+        <w:rPr>
+          <w:rFonts w:ascii="Cascadia Mono" w:hAnsi="Cascadia Mono" w:cs="Cascadia Mono"/>
+          <w:color w:val="000000"/>
+          <w:kern w:val="0"/>
+          <w:sz w:val="19"/>
+          <w:szCs w:val="19"/>
+          <w:highlight w:val="white"/>
+          <w:lang w:val="en-US"/>
+        </w:rPr>
+        <w:tab/>
+      </w:r>
+      <w:r>
+        <w:rPr>
+          <w:rFonts w:ascii="Cascadia Mono" w:hAnsi="Cascadia Mono" w:cs="Cascadia Mono"/>
+          <w:color w:val="000000"/>
+          <w:kern w:val="0"/>
+          <w:sz w:val="19"/>
+          <w:szCs w:val="19"/>
+          <w:highlight w:val="white"/>
+          <w:lang w:val="en-US"/>
+        </w:rPr>
+        <w:tab/>
+      </w:r>
+      <w:r>
+        <w:rPr>
+          <w:rFonts w:ascii="Cascadia Mono" w:hAnsi="Cascadia Mono" w:cs="Cascadia Mono"/>
+          <w:color w:val="000000"/>
+          <w:kern w:val="0"/>
+          <w:sz w:val="19"/>
+          <w:szCs w:val="19"/>
+          <w:highlight w:val="white"/>
+          <w:lang w:val="en-US"/>
+        </w:rPr>
+        <w:tab/>
+      </w:r>
+      <w:r>
+        <w:rPr>
+          <w:rFonts w:ascii="Cascadia Mono" w:hAnsi="Cascadia Mono" w:cs="Cascadia Mono"/>
+          <w:color w:val="000000"/>
+          <w:kern w:val="0"/>
+          <w:sz w:val="19"/>
+          <w:szCs w:val="19"/>
+          <w:highlight w:val="white"/>
+          <w:lang w:val="en-US"/>
+        </w:rPr>
+        <w:tab/>
+      </w:r>
+      <w:r>
+        <w:rPr>
+          <w:rFonts w:ascii="Cascadia Mono" w:hAnsi="Cascadia Mono" w:cs="Cascadia Mono"/>
+          <w:color w:val="0000FF"/>
+          <w:kern w:val="0"/>
+          <w:sz w:val="19"/>
+          <w:szCs w:val="19"/>
+          <w:highlight w:val="white"/>
+          <w:lang w:val="en-US"/>
+        </w:rPr>
+        <w:t>return</w:t>
+      </w:r>
+      <w:r>
+        <w:rPr>
+          <w:rFonts w:ascii="Cascadia Mono" w:hAnsi="Cascadia Mono" w:cs="Cascadia Mono"/>
+          <w:color w:val="000000"/>
+          <w:kern w:val="0"/>
+          <w:sz w:val="19"/>
+          <w:szCs w:val="19"/>
+          <w:highlight w:val="white"/>
+          <w:lang w:val="en-US"/>
+        </w:rPr>
+        <w:t>;</w:t>
+      </w:r>
+    </w:p>
+    <w:p>
+      <w:pPr>
+        <w:autoSpaceDE w:val="0"/>
+        <w:autoSpaceDN w:val="0"/>
+        <w:adjustRightInd w:val="0"/>
+        <w:spacing w:after="0" w:line="240" w:lineRule="auto"/>
+        <w:rPr>
+          <w:rFonts w:ascii="Cascadia Mono" w:hAnsi="Cascadia Mono" w:cs="Cascadia Mono"/>
+          <w:color w:val="000000"/>
+          <w:kern w:val="0"/>
+          <w:sz w:val="19"/>
+          <w:szCs w:val="19"/>
+          <w:highlight w:val="white"/>
+          <w:lang w:val="en-US"/>
+        </w:rPr>
+      </w:pPr>
+      <w:r>
+        <w:rPr>
+          <w:rFonts w:ascii="Cascadia Mono" w:hAnsi="Cascadia Mono" w:cs="Cascadia Mono"/>
+          <w:color w:val="000000"/>
+          <w:kern w:val="0"/>
+          <w:sz w:val="19"/>
+          <w:szCs w:val="19"/>
+          <w:highlight w:val="white"/>
+          <w:lang w:val="en-US"/>
+        </w:rPr>
+        <w:tab/>
+      </w:r>
+      <w:r>
+        <w:rPr>
+          <w:rFonts w:ascii="Cascadia Mono" w:hAnsi="Cascadia Mono" w:cs="Cascadia Mono"/>
+          <w:color w:val="000000"/>
+          <w:kern w:val="0"/>
+          <w:sz w:val="19"/>
+          <w:szCs w:val="19"/>
+          <w:highlight w:val="white"/>
+          <w:lang w:val="en-US"/>
+        </w:rPr>
+        <w:tab/>
+      </w:r>
+      <w:r>
+        <w:rPr>
+          <w:rFonts w:ascii="Cascadia Mono" w:hAnsi="Cascadia Mono" w:cs="Cascadia Mono"/>
+          <w:color w:val="000000"/>
+          <w:kern w:val="0"/>
+          <w:sz w:val="19"/>
+          <w:szCs w:val="19"/>
+          <w:highlight w:val="white"/>
+          <w:lang w:val="en-US"/>
+        </w:rPr>
+        <w:tab/>
+      </w:r>
+      <w:r>
+        <w:rPr>
+          <w:rFonts w:ascii="Cascadia Mono" w:hAnsi="Cascadia Mono" w:cs="Cascadia Mono"/>
+          <w:color w:val="1A94FF"/>
+          <w:kern w:val="0"/>
+          <w:sz w:val="19"/>
+          <w:szCs w:val="19"/>
+          <w:highlight w:val="white"/>
+          <w:lang w:val="en-US"/>
+        </w:rPr>
+        <w:t>}</w:t>
+      </w:r>
+    </w:p>
+    <w:p>
+      <w:pPr>
+        <w:autoSpaceDE w:val="0"/>
+        <w:autoSpaceDN w:val="0"/>
+        <w:adjustRightInd w:val="0"/>
+        <w:spacing w:after="0" w:line="240" w:lineRule="auto"/>
+        <w:rPr>
+          <w:rFonts w:ascii="Cascadia Mono" w:hAnsi="Cascadia Mono" w:cs="Cascadia Mono"/>
+          <w:color w:val="000000"/>
+          <w:kern w:val="0"/>
+          <w:sz w:val="19"/>
+          <w:szCs w:val="19"/>
+          <w:highlight w:val="white"/>
+          <w:lang w:val="en-US"/>
+        </w:rPr>
+      </w:pPr>
+      <w:r>
+        <w:rPr>
+          <w:rFonts w:ascii="Cascadia Mono" w:hAnsi="Cascadia Mono" w:cs="Cascadia Mono"/>
+          <w:color w:val="000000"/>
+          <w:kern w:val="0"/>
+          <w:sz w:val="19"/>
+          <w:szCs w:val="19"/>
+          <w:highlight w:val="white"/>
+          <w:lang w:val="en-US"/>
+        </w:rPr>
+        <w:tab/>
+      </w:r>
+      <w:r>
+        <w:rPr>
+          <w:rFonts w:ascii="Cascadia Mono" w:hAnsi="Cascadia Mono" w:cs="Cascadia Mono"/>
+          <w:color w:val="000000"/>
+          <w:kern w:val="0"/>
+          <w:sz w:val="19"/>
+          <w:szCs w:val="19"/>
+          <w:highlight w:val="white"/>
+          <w:lang w:val="en-US"/>
+        </w:rPr>
+        <w:tab/>
+      </w:r>
+      <w:r>
+        <w:rPr>
+          <w:rFonts w:ascii="Cascadia Mono" w:hAnsi="Cascadia Mono" w:cs="Cascadia Mono"/>
+          <w:color w:val="000000"/>
+          <w:kern w:val="0"/>
+          <w:sz w:val="19"/>
+          <w:szCs w:val="19"/>
+          <w:highlight w:val="white"/>
+          <w:lang w:val="en-US"/>
+        </w:rPr>
+        <w:tab/>
+      </w:r>
+      <w:r>
+        <w:rPr>
+          <w:rFonts w:ascii="Cascadia Mono" w:hAnsi="Cascadia Mono" w:cs="Cascadia Mono"/>
+          <w:color w:val="0000FF"/>
+          <w:kern w:val="0"/>
+          <w:sz w:val="19"/>
+          <w:szCs w:val="19"/>
+          <w:highlight w:val="white"/>
+          <w:lang w:val="en-US"/>
+        </w:rPr>
+        <w:t>while</w:t>
+      </w:r>
+      <w:r>
+        <w:rPr>
+          <w:rFonts w:ascii="Cascadia Mono" w:hAnsi="Cascadia Mono" w:cs="Cascadia Mono"/>
+          <w:color w:val="000000"/>
+          <w:kern w:val="0"/>
+          <w:sz w:val="19"/>
+          <w:szCs w:val="19"/>
+          <w:highlight w:val="white"/>
+          <w:lang w:val="en-US"/>
+        </w:rPr>
+        <w:t xml:space="preserve"> </w:t>
+      </w:r>
+      <w:r>
+        <w:rPr>
+          <w:rFonts w:ascii="Cascadia Mono" w:hAnsi="Cascadia Mono" w:cs="Cascadia Mono"/>
+          <w:color w:val="1A94FF"/>
+          <w:kern w:val="0"/>
+          <w:sz w:val="19"/>
+          <w:szCs w:val="19"/>
+          <w:highlight w:val="white"/>
+          <w:lang w:val="en-US"/>
+        </w:rPr>
+        <w:t>(</w:t>
+      </w:r>
+      <w:r>
+        <w:rPr>
+          <w:rFonts w:ascii="Cascadia Mono" w:hAnsi="Cascadia Mono" w:cs="Cascadia Mono"/>
+          <w:color w:val="000000"/>
+          <w:kern w:val="0"/>
+          <w:sz w:val="19"/>
+          <w:szCs w:val="19"/>
+          <w:highlight w:val="white"/>
+          <w:lang w:val="en-US"/>
+        </w:rPr>
+        <w:t>b-&gt;Length &gt; 0</w:t>
+      </w:r>
+      <w:r>
+        <w:rPr>
+          <w:rFonts w:ascii="Cascadia Mono" w:hAnsi="Cascadia Mono" w:cs="Cascadia Mono"/>
+          <w:color w:val="1A94FF"/>
+          <w:kern w:val="0"/>
+          <w:sz w:val="19"/>
+          <w:szCs w:val="19"/>
+          <w:highlight w:val="white"/>
+          <w:lang w:val="en-US"/>
+        </w:rPr>
+        <w:t>)</w:t>
+      </w:r>
+      <w:r>
+        <w:rPr>
+          <w:rFonts w:ascii="Cascadia Mono" w:hAnsi="Cascadia Mono" w:cs="Cascadia Mono"/>
+          <w:color w:val="000000"/>
+          <w:kern w:val="0"/>
+          <w:sz w:val="19"/>
+          <w:szCs w:val="19"/>
+          <w:highlight w:val="white"/>
+          <w:lang w:val="en-US"/>
+        </w:rPr>
+        <w:t xml:space="preserve"> </w:t>
+      </w:r>
+      <w:r>
+        <w:rPr>
+          <w:rFonts w:ascii="Cascadia Mono" w:hAnsi="Cascadia Mono" w:cs="Cascadia Mono"/>
+          <w:color w:val="1A94FF"/>
+          <w:kern w:val="0"/>
+          <w:sz w:val="19"/>
+          <w:szCs w:val="19"/>
+          <w:highlight w:val="white"/>
+          <w:lang w:val="en-US"/>
+        </w:rPr>
+        <w:t>{</w:t>
+      </w:r>
+    </w:p>
+    <w:p>
+      <w:pPr>
+        <w:autoSpaceDE w:val="0"/>
+        <w:autoSpaceDN w:val="0"/>
+        <w:adjustRightInd w:val="0"/>
+        <w:spacing w:after="0" w:line="240" w:lineRule="auto"/>
+        <w:rPr>
+          <w:rFonts w:ascii="Cascadia Mono" w:hAnsi="Cascadia Mono" w:cs="Cascadia Mono"/>
+          <w:color w:val="000000"/>
+          <w:kern w:val="0"/>
+          <w:sz w:val="19"/>
+          <w:szCs w:val="19"/>
+          <w:highlight w:val="white"/>
+          <w:lang w:val="en-US"/>
+        </w:rPr>
+      </w:pPr>
+      <w:r>
+        <w:rPr>
+          <w:rFonts w:ascii="Cascadia Mono" w:hAnsi="Cascadia Mono" w:cs="Cascadia Mono"/>
+          <w:color w:val="000000"/>
+          <w:kern w:val="0"/>
+          <w:sz w:val="19"/>
+          <w:szCs w:val="19"/>
+          <w:highlight w:val="white"/>
+          <w:lang w:val="en-US"/>
+        </w:rPr>
+        <w:tab/>
+      </w:r>
+      <w:r>
+        <w:rPr>
+          <w:rFonts w:ascii="Cascadia Mono" w:hAnsi="Cascadia Mono" w:cs="Cascadia Mono"/>
+          <w:color w:val="000000"/>
+          <w:kern w:val="0"/>
+          <w:sz w:val="19"/>
+          <w:szCs w:val="19"/>
+          <w:highlight w:val="white"/>
+          <w:lang w:val="en-US"/>
+        </w:rPr>
+        <w:tab/>
+      </w:r>
+      <w:r>
+        <w:rPr>
+          <w:rFonts w:ascii="Cascadia Mono" w:hAnsi="Cascadia Mono" w:cs="Cascadia Mono"/>
+          <w:color w:val="000000"/>
+          <w:kern w:val="0"/>
+          <w:sz w:val="19"/>
+          <w:szCs w:val="19"/>
+          <w:highlight w:val="white"/>
+          <w:lang w:val="en-US"/>
+        </w:rPr>
+        <w:tab/>
+      </w:r>
+      <w:r>
+        <w:rPr>
+          <w:rFonts w:ascii="Cascadia Mono" w:hAnsi="Cascadia Mono" w:cs="Cascadia Mono"/>
+          <w:color w:val="000000"/>
+          <w:kern w:val="0"/>
+          <w:sz w:val="19"/>
+          <w:szCs w:val="19"/>
+          <w:highlight w:val="white"/>
+          <w:lang w:val="en-US"/>
+        </w:rPr>
+        <w:tab/>
+      </w:r>
+      <w:r>
+        <w:rPr>
+          <w:rFonts w:ascii="Cascadia Mono" w:hAnsi="Cascadia Mono" w:cs="Cascadia Mono"/>
+          <w:color w:val="0000FF"/>
+          <w:kern w:val="0"/>
+          <w:sz w:val="19"/>
+          <w:szCs w:val="19"/>
+          <w:highlight w:val="white"/>
+          <w:lang w:val="en-US"/>
+        </w:rPr>
+        <w:t>int</w:t>
+      </w:r>
+      <w:r>
+        <w:rPr>
+          <w:rFonts w:ascii="Cascadia Mono" w:hAnsi="Cascadia Mono" w:cs="Cascadia Mono"/>
+          <w:color w:val="000000"/>
+          <w:kern w:val="0"/>
+          <w:sz w:val="19"/>
+          <w:szCs w:val="19"/>
+          <w:highlight w:val="white"/>
+          <w:lang w:val="en-US"/>
+        </w:rPr>
+        <w:t xml:space="preserve"> i = b-&gt;IndexOf</w:t>
+      </w:r>
+      <w:r>
+        <w:rPr>
+          <w:rFonts w:ascii="Cascadia Mono" w:hAnsi="Cascadia Mono" w:cs="Cascadia Mono"/>
+          <w:color w:val="FFD702"/>
+          <w:kern w:val="0"/>
+          <w:sz w:val="19"/>
+          <w:szCs w:val="19"/>
+          <w:highlight w:val="white"/>
+          <w:lang w:val="en-US"/>
+        </w:rPr>
+        <w:t>(</w:t>
+      </w:r>
+      <w:r>
+        <w:rPr>
+          <w:rFonts w:ascii="Cascadia Mono" w:hAnsi="Cascadia Mono" w:cs="Cascadia Mono"/>
+          <w:color w:val="A31515"/>
+          <w:kern w:val="0"/>
+          <w:sz w:val="19"/>
+          <w:szCs w:val="19"/>
+          <w:highlight w:val="white"/>
+          <w:lang w:val="en-US"/>
+        </w:rPr>
+        <w:t>"\n"</w:t>
+      </w:r>
+      <w:r>
+        <w:rPr>
+          <w:rFonts w:ascii="Cascadia Mono" w:hAnsi="Cascadia Mono" w:cs="Cascadia Mono"/>
+          <w:color w:val="FFD702"/>
+          <w:kern w:val="0"/>
+          <w:sz w:val="19"/>
+          <w:szCs w:val="19"/>
+          <w:highlight w:val="white"/>
+          <w:lang w:val="en-US"/>
+        </w:rPr>
+        <w:t>)</w:t>
+      </w:r>
+      <w:r>
+        <w:rPr>
+          <w:rFonts w:ascii="Cascadia Mono" w:hAnsi="Cascadia Mono" w:cs="Cascadia Mono"/>
+          <w:color w:val="000000"/>
+          <w:kern w:val="0"/>
+          <w:sz w:val="19"/>
+          <w:szCs w:val="19"/>
+          <w:highlight w:val="white"/>
+          <w:lang w:val="en-US"/>
+        </w:rPr>
+        <w:t>;</w:t>
+      </w:r>
+    </w:p>
+    <w:p>
+      <w:pPr>
+        <w:autoSpaceDE w:val="0"/>
+        <w:autoSpaceDN w:val="0"/>
+        <w:adjustRightInd w:val="0"/>
+        <w:spacing w:after="0" w:line="240" w:lineRule="auto"/>
+        <w:rPr>
+          <w:rFonts w:ascii="Cascadia Mono" w:hAnsi="Cascadia Mono" w:cs="Cascadia Mono"/>
+          <w:color w:val="000000"/>
+          <w:kern w:val="0"/>
+          <w:sz w:val="19"/>
+          <w:szCs w:val="19"/>
+          <w:highlight w:val="white"/>
+          <w:lang w:val="en-US"/>
+        </w:rPr>
+      </w:pPr>
+      <w:r>
+        <w:rPr>
+          <w:rFonts w:ascii="Cascadia Mono" w:hAnsi="Cascadia Mono" w:cs="Cascadia Mono"/>
+          <w:color w:val="000000"/>
+          <w:kern w:val="0"/>
+          <w:sz w:val="19"/>
+          <w:szCs w:val="19"/>
+          <w:highlight w:val="white"/>
+          <w:lang w:val="en-US"/>
+        </w:rPr>
+        <w:tab/>
+      </w:r>
+      <w:r>
+        <w:rPr>
+          <w:rFonts w:ascii="Cascadia Mono" w:hAnsi="Cascadia Mono" w:cs="Cascadia Mono"/>
+          <w:color w:val="000000"/>
+          <w:kern w:val="0"/>
+          <w:sz w:val="19"/>
+          <w:szCs w:val="19"/>
+          <w:highlight w:val="white"/>
+          <w:lang w:val="en-US"/>
+        </w:rPr>
+        <w:tab/>
+      </w:r>
+      <w:r>
+        <w:rPr>
+          <w:rFonts w:ascii="Cascadia Mono" w:hAnsi="Cascadia Mono" w:cs="Cascadia Mono"/>
+          <w:color w:val="000000"/>
+          <w:kern w:val="0"/>
+          <w:sz w:val="19"/>
+          <w:szCs w:val="19"/>
+          <w:highlight w:val="white"/>
+          <w:lang w:val="en-US"/>
+        </w:rPr>
+        <w:tab/>
+      </w:r>
+      <w:r>
+        <w:rPr>
+          <w:rFonts w:ascii="Cascadia Mono" w:hAnsi="Cascadia Mono" w:cs="Cascadia Mono"/>
+          <w:color w:val="000000"/>
+          <w:kern w:val="0"/>
+          <w:sz w:val="19"/>
+          <w:szCs w:val="19"/>
+          <w:highlight w:val="white"/>
+          <w:lang w:val="en-US"/>
+        </w:rPr>
+        <w:tab/>
+      </w:r>
+      <w:r>
+        <w:rPr>
+          <w:rFonts w:ascii="Cascadia Mono" w:hAnsi="Cascadia Mono" w:cs="Cascadia Mono"/>
+          <w:color w:val="0000FF"/>
+          <w:kern w:val="0"/>
+          <w:sz w:val="19"/>
+          <w:szCs w:val="19"/>
+          <w:highlight w:val="white"/>
+          <w:lang w:val="en-US"/>
+        </w:rPr>
+        <w:t>if</w:t>
+      </w:r>
+      <w:r>
+        <w:rPr>
+          <w:rFonts w:ascii="Cascadia Mono" w:hAnsi="Cascadia Mono" w:cs="Cascadia Mono"/>
+          <w:color w:val="000000"/>
+          <w:kern w:val="0"/>
+          <w:sz w:val="19"/>
+          <w:szCs w:val="19"/>
+          <w:highlight w:val="white"/>
+          <w:lang w:val="en-US"/>
+        </w:rPr>
+        <w:t xml:space="preserve"> </w:t>
+      </w:r>
+      <w:r>
+        <w:rPr>
+          <w:rFonts w:ascii="Cascadia Mono" w:hAnsi="Cascadia Mono" w:cs="Cascadia Mono"/>
+          <w:color w:val="FFD702"/>
+          <w:kern w:val="0"/>
+          <w:sz w:val="19"/>
+          <w:szCs w:val="19"/>
+          <w:highlight w:val="white"/>
+          <w:lang w:val="en-US"/>
+        </w:rPr>
+        <w:t>(</w:t>
+      </w:r>
+      <w:r>
+        <w:rPr>
+          <w:rFonts w:ascii="Cascadia Mono" w:hAnsi="Cascadia Mono" w:cs="Cascadia Mono"/>
+          <w:color w:val="000000"/>
+          <w:kern w:val="0"/>
+          <w:sz w:val="19"/>
+          <w:szCs w:val="19"/>
+          <w:highlight w:val="white"/>
+          <w:lang w:val="en-US"/>
+        </w:rPr>
+        <w:t>i &lt; 0</w:t>
+      </w:r>
+      <w:r>
+        <w:rPr>
+          <w:rFonts w:ascii="Cascadia Mono" w:hAnsi="Cascadia Mono" w:cs="Cascadia Mono"/>
+          <w:color w:val="FFD702"/>
+          <w:kern w:val="0"/>
+          <w:sz w:val="19"/>
+          <w:szCs w:val="19"/>
+          <w:highlight w:val="white"/>
+          <w:lang w:val="en-US"/>
+        </w:rPr>
+        <w:t>)</w:t>
+      </w:r>
+      <w:r>
+        <w:rPr>
+          <w:rFonts w:ascii="Cascadia Mono" w:hAnsi="Cascadia Mono" w:cs="Cascadia Mono"/>
+          <w:color w:val="000000"/>
+          <w:kern w:val="0"/>
+          <w:sz w:val="19"/>
+          <w:szCs w:val="19"/>
+          <w:highlight w:val="white"/>
+          <w:lang w:val="en-US"/>
+        </w:rPr>
+        <w:t xml:space="preserve"> </w:t>
+      </w:r>
+      <w:r>
+        <w:rPr>
+          <w:rFonts w:ascii="Cascadia Mono" w:hAnsi="Cascadia Mono" w:cs="Cascadia Mono"/>
+          <w:color w:val="0000FF"/>
+          <w:kern w:val="0"/>
+          <w:sz w:val="19"/>
+          <w:szCs w:val="19"/>
+          <w:highlight w:val="white"/>
+          <w:lang w:val="en-US"/>
+        </w:rPr>
+        <w:t>continue</w:t>
+      </w:r>
+      <w:r>
+        <w:rPr>
+          <w:rFonts w:ascii="Cascadia Mono" w:hAnsi="Cascadia Mono" w:cs="Cascadia Mono"/>
+          <w:color w:val="000000"/>
+          <w:kern w:val="0"/>
+          <w:sz w:val="19"/>
+          <w:szCs w:val="19"/>
+          <w:highlight w:val="white"/>
+          <w:lang w:val="en-US"/>
+        </w:rPr>
+        <w:t>;</w:t>
+      </w:r>
+    </w:p>
+    <w:p>
+      <w:pPr>
+        <w:autoSpaceDE w:val="0"/>
+        <w:autoSpaceDN w:val="0"/>
+        <w:adjustRightInd w:val="0"/>
+        <w:spacing w:after="0" w:line="240" w:lineRule="auto"/>
+        <w:rPr>
+          <w:rFonts w:ascii="Cascadia Mono" w:hAnsi="Cascadia Mono" w:cs="Cascadia Mono"/>
+          <w:color w:val="000000"/>
+          <w:kern w:val="0"/>
+          <w:sz w:val="19"/>
+          <w:szCs w:val="19"/>
+          <w:highlight w:val="white"/>
+          <w:lang w:val="en-US"/>
+        </w:rPr>
+      </w:pPr>
+      <w:r>
+        <w:rPr>
+          <w:rFonts w:ascii="Cascadia Mono" w:hAnsi="Cascadia Mono" w:cs="Cascadia Mono"/>
+          <w:color w:val="000000"/>
+          <w:kern w:val="0"/>
+          <w:sz w:val="19"/>
+          <w:szCs w:val="19"/>
+          <w:highlight w:val="white"/>
+          <w:lang w:val="en-US"/>
+        </w:rPr>
+        <w:tab/>
+      </w:r>
+      <w:r>
+        <w:rPr>
+          <w:rFonts w:ascii="Cascadia Mono" w:hAnsi="Cascadia Mono" w:cs="Cascadia Mono"/>
+          <w:color w:val="000000"/>
+          <w:kern w:val="0"/>
+          <w:sz w:val="19"/>
+          <w:szCs w:val="19"/>
+          <w:highlight w:val="white"/>
+          <w:lang w:val="en-US"/>
+        </w:rPr>
+        <w:tab/>
+      </w:r>
+      <w:r>
+        <w:rPr>
+          <w:rFonts w:ascii="Cascadia Mono" w:hAnsi="Cascadia Mono" w:cs="Cascadia Mono"/>
+          <w:color w:val="000000"/>
+          <w:kern w:val="0"/>
+          <w:sz w:val="19"/>
+          <w:szCs w:val="19"/>
+          <w:highlight w:val="white"/>
+          <w:lang w:val="en-US"/>
+        </w:rPr>
+        <w:tab/>
+      </w:r>
+      <w:r>
+        <w:rPr>
+          <w:rFonts w:ascii="Cascadia Mono" w:hAnsi="Cascadia Mono" w:cs="Cascadia Mono"/>
+          <w:color w:val="000000"/>
+          <w:kern w:val="0"/>
+          <w:sz w:val="19"/>
+          <w:szCs w:val="19"/>
+          <w:highlight w:val="white"/>
+          <w:lang w:val="en-US"/>
+        </w:rPr>
+        <w:tab/>
+        <w:t>d = b-&gt;Substring</w:t>
+      </w:r>
+      <w:r>
+        <w:rPr>
+          <w:rFonts w:ascii="Cascadia Mono" w:hAnsi="Cascadia Mono" w:cs="Cascadia Mono"/>
+          <w:color w:val="FFD702"/>
+          <w:kern w:val="0"/>
+          <w:sz w:val="19"/>
+          <w:szCs w:val="19"/>
+          <w:highlight w:val="white"/>
+          <w:lang w:val="en-US"/>
+        </w:rPr>
+        <w:t>(</w:t>
+      </w:r>
+      <w:r>
+        <w:rPr>
+          <w:rFonts w:ascii="Cascadia Mono" w:hAnsi="Cascadia Mono" w:cs="Cascadia Mono"/>
+          <w:color w:val="000000"/>
+          <w:kern w:val="0"/>
+          <w:sz w:val="19"/>
+          <w:szCs w:val="19"/>
+          <w:highlight w:val="white"/>
+          <w:lang w:val="en-US"/>
+        </w:rPr>
+        <w:t>0, i</w:t>
+      </w:r>
+      <w:r>
+        <w:rPr>
+          <w:rFonts w:ascii="Cascadia Mono" w:hAnsi="Cascadia Mono" w:cs="Cascadia Mono"/>
+          <w:color w:val="FFD702"/>
+          <w:kern w:val="0"/>
+          <w:sz w:val="19"/>
+          <w:szCs w:val="19"/>
+          <w:highlight w:val="white"/>
+          <w:lang w:val="en-US"/>
+        </w:rPr>
+        <w:t>)</w:t>
+      </w:r>
+      <w:r>
+        <w:rPr>
+          <w:rFonts w:ascii="Cascadia Mono" w:hAnsi="Cascadia Mono" w:cs="Cascadia Mono"/>
+          <w:color w:val="000000"/>
+          <w:kern w:val="0"/>
+          <w:sz w:val="19"/>
+          <w:szCs w:val="19"/>
+          <w:highlight w:val="white"/>
+          <w:lang w:val="en-US"/>
+        </w:rPr>
+        <w:t>;</w:t>
+      </w:r>
+    </w:p>
+    <w:p>
+      <w:pPr>
+        <w:autoSpaceDE w:val="0"/>
+        <w:autoSpaceDN w:val="0"/>
+        <w:adjustRightInd w:val="0"/>
+        <w:spacing w:after="0" w:line="240" w:lineRule="auto"/>
+        <w:rPr>
+          <w:rFonts w:ascii="Cascadia Mono" w:hAnsi="Cascadia Mono" w:cs="Cascadia Mono"/>
+          <w:color w:val="000000"/>
+          <w:kern w:val="0"/>
+          <w:sz w:val="19"/>
+          <w:szCs w:val="19"/>
+          <w:highlight w:val="white"/>
+          <w:lang w:val="en-US"/>
+        </w:rPr>
+      </w:pPr>
+      <w:r>
+        <w:rPr>
+          <w:rFonts w:ascii="Cascadia Mono" w:hAnsi="Cascadia Mono" w:cs="Cascadia Mono"/>
+          <w:color w:val="000000"/>
+          <w:kern w:val="0"/>
+          <w:sz w:val="19"/>
+          <w:szCs w:val="19"/>
+          <w:highlight w:val="white"/>
+          <w:lang w:val="en-US"/>
+        </w:rPr>
+        <w:tab/>
+      </w:r>
+      <w:r>
+        <w:rPr>
+          <w:rFonts w:ascii="Cascadia Mono" w:hAnsi="Cascadia Mono" w:cs="Cascadia Mono"/>
+          <w:color w:val="000000"/>
+          <w:kern w:val="0"/>
+          <w:sz w:val="19"/>
+          <w:szCs w:val="19"/>
+          <w:highlight w:val="white"/>
+          <w:lang w:val="en-US"/>
+        </w:rPr>
+        <w:tab/>
+      </w:r>
+      <w:r>
+        <w:rPr>
+          <w:rFonts w:ascii="Cascadia Mono" w:hAnsi="Cascadia Mono" w:cs="Cascadia Mono"/>
+          <w:color w:val="000000"/>
+          <w:kern w:val="0"/>
+          <w:sz w:val="19"/>
+          <w:szCs w:val="19"/>
+          <w:highlight w:val="white"/>
+          <w:lang w:val="en-US"/>
+        </w:rPr>
+        <w:tab/>
+      </w:r>
+      <w:r>
+        <w:rPr>
+          <w:rFonts w:ascii="Cascadia Mono" w:hAnsi="Cascadia Mono" w:cs="Cascadia Mono"/>
+          <w:color w:val="000000"/>
+          <w:kern w:val="0"/>
+          <w:sz w:val="19"/>
+          <w:szCs w:val="19"/>
+          <w:highlight w:val="white"/>
+          <w:lang w:val="en-US"/>
+        </w:rPr>
+        <w:tab/>
+      </w:r>
+      <w:r>
+        <w:rPr>
+          <w:rFonts w:ascii="Cascadia Mono" w:hAnsi="Cascadia Mono" w:cs="Cascadia Mono"/>
+          <w:color w:val="808080"/>
+          <w:kern w:val="0"/>
+          <w:sz w:val="19"/>
+          <w:szCs w:val="19"/>
+          <w:highlight w:val="white"/>
+          <w:lang w:val="en-US"/>
+        </w:rPr>
+        <w:t>listBox1</w:t>
+      </w:r>
+      <w:r>
+        <w:rPr>
+          <w:rFonts w:ascii="Cascadia Mono" w:hAnsi="Cascadia Mono" w:cs="Cascadia Mono"/>
+          <w:color w:val="000000"/>
+          <w:kern w:val="0"/>
+          <w:sz w:val="19"/>
+          <w:szCs w:val="19"/>
+          <w:highlight w:val="white"/>
+          <w:lang w:val="en-US"/>
+        </w:rPr>
+        <w:t>-&gt;Items-&gt;Add</w:t>
+      </w:r>
+      <w:r>
+        <w:rPr>
+          <w:rFonts w:ascii="Cascadia Mono" w:hAnsi="Cascadia Mono" w:cs="Cascadia Mono"/>
+          <w:color w:val="FFD702"/>
+          <w:kern w:val="0"/>
+          <w:sz w:val="19"/>
+          <w:szCs w:val="19"/>
+          <w:highlight w:val="white"/>
+          <w:lang w:val="en-US"/>
+        </w:rPr>
+        <w:t>(</w:t>
+      </w:r>
+      <w:r>
+        <w:rPr>
+          <w:rFonts w:ascii="Cascadia Mono" w:hAnsi="Cascadia Mono" w:cs="Cascadia Mono"/>
+          <w:color w:val="000000"/>
+          <w:kern w:val="0"/>
+          <w:sz w:val="19"/>
+          <w:szCs w:val="19"/>
+          <w:highlight w:val="white"/>
+          <w:lang w:val="en-US"/>
+        </w:rPr>
+        <w:t>d</w:t>
+      </w:r>
+      <w:r>
+        <w:rPr>
+          <w:rFonts w:ascii="Cascadia Mono" w:hAnsi="Cascadia Mono" w:cs="Cascadia Mono"/>
+          <w:color w:val="FFD702"/>
+          <w:kern w:val="0"/>
+          <w:sz w:val="19"/>
+          <w:szCs w:val="19"/>
+          <w:highlight w:val="white"/>
+          <w:lang w:val="en-US"/>
+        </w:rPr>
+        <w:t>)</w:t>
+      </w:r>
+      <w:r>
+        <w:rPr>
+          <w:rFonts w:ascii="Cascadia Mono" w:hAnsi="Cascadia Mono" w:cs="Cascadia Mono"/>
+          <w:color w:val="000000"/>
+          <w:kern w:val="0"/>
+          <w:sz w:val="19"/>
+          <w:szCs w:val="19"/>
+          <w:highlight w:val="white"/>
+          <w:lang w:val="en-US"/>
+        </w:rPr>
+        <w:t>;</w:t>
+      </w:r>
+    </w:p>
+    <w:p>
+      <w:pPr>
+        <w:autoSpaceDE w:val="0"/>
+        <w:autoSpaceDN w:val="0"/>
+        <w:adjustRightInd w:val="0"/>
+        <w:spacing w:after="0" w:line="240" w:lineRule="auto"/>
+        <w:rPr>
+          <w:rFonts w:ascii="Cascadia Mono" w:hAnsi="Cascadia Mono" w:cs="Cascadia Mono"/>
+          <w:color w:val="000000"/>
+          <w:kern w:val="0"/>
+          <w:sz w:val="19"/>
+          <w:szCs w:val="19"/>
+          <w:highlight w:val="white"/>
+          <w:lang w:val="en-US"/>
+        </w:rPr>
+      </w:pPr>
+      <w:r>
+        <w:rPr>
+          <w:rFonts w:ascii="Cascadia Mono" w:hAnsi="Cascadia Mono" w:cs="Cascadia Mono"/>
+          <w:color w:val="000000"/>
+          <w:kern w:val="0"/>
+          <w:sz w:val="19"/>
+          <w:szCs w:val="19"/>
+          <w:highlight w:val="white"/>
+          <w:lang w:val="en-US"/>
+        </w:rPr>
+        <w:tab/>
+      </w:r>
+      <w:r>
+        <w:rPr>
+          <w:rFonts w:ascii="Cascadia Mono" w:hAnsi="Cascadia Mono" w:cs="Cascadia Mono"/>
+          <w:color w:val="000000"/>
+          <w:kern w:val="0"/>
+          <w:sz w:val="19"/>
+          <w:szCs w:val="19"/>
+          <w:highlight w:val="white"/>
+          <w:lang w:val="en-US"/>
+        </w:rPr>
+        <w:tab/>
+      </w:r>
+      <w:r>
+        <w:rPr>
+          <w:rFonts w:ascii="Cascadia Mono" w:hAnsi="Cascadia Mono" w:cs="Cascadia Mono"/>
+          <w:color w:val="000000"/>
+          <w:kern w:val="0"/>
+          <w:sz w:val="19"/>
+          <w:szCs w:val="19"/>
+          <w:highlight w:val="white"/>
+          <w:lang w:val="en-US"/>
+        </w:rPr>
+        <w:tab/>
+      </w:r>
+      <w:r>
+        <w:rPr>
+          <w:rFonts w:ascii="Cascadia Mono" w:hAnsi="Cascadia Mono" w:cs="Cascadia Mono"/>
+          <w:color w:val="000000"/>
+          <w:kern w:val="0"/>
+          <w:sz w:val="19"/>
+          <w:szCs w:val="19"/>
+          <w:highlight w:val="white"/>
+          <w:lang w:val="en-US"/>
+        </w:rPr>
+        <w:tab/>
+        <w:t>b = b-&gt;Substring</w:t>
+      </w:r>
+      <w:r>
+        <w:rPr>
+          <w:rFonts w:ascii="Cascadia Mono" w:hAnsi="Cascadia Mono" w:cs="Cascadia Mono"/>
+          <w:color w:val="FFD702"/>
+          <w:kern w:val="0"/>
+          <w:sz w:val="19"/>
+          <w:szCs w:val="19"/>
+          <w:highlight w:val="white"/>
+          <w:lang w:val="en-US"/>
+        </w:rPr>
+        <w:t>(</w:t>
+      </w:r>
+      <w:r>
+        <w:rPr>
+          <w:rFonts w:ascii="Cascadia Mono" w:hAnsi="Cascadia Mono" w:cs="Cascadia Mono"/>
+          <w:color w:val="000000"/>
+          <w:kern w:val="0"/>
+          <w:sz w:val="19"/>
+          <w:szCs w:val="19"/>
+          <w:highlight w:val="white"/>
+          <w:lang w:val="en-US"/>
+        </w:rPr>
+        <w:t>i + 1, b-&gt;Length - d-&gt;Length - 1</w:t>
+      </w:r>
+      <w:r>
+        <w:rPr>
+          <w:rFonts w:ascii="Cascadia Mono" w:hAnsi="Cascadia Mono" w:cs="Cascadia Mono"/>
+          <w:color w:val="FFD702"/>
+          <w:kern w:val="0"/>
+          <w:sz w:val="19"/>
+          <w:szCs w:val="19"/>
+          <w:highlight w:val="white"/>
+          <w:lang w:val="en-US"/>
+        </w:rPr>
+        <w:t>)</w:t>
+      </w:r>
+      <w:r>
+        <w:rPr>
+          <w:rFonts w:ascii="Cascadia Mono" w:hAnsi="Cascadia Mono" w:cs="Cascadia Mono"/>
+          <w:color w:val="000000"/>
+          <w:kern w:val="0"/>
+          <w:sz w:val="19"/>
+          <w:szCs w:val="19"/>
+          <w:highlight w:val="white"/>
+          <w:lang w:val="en-US"/>
+        </w:rPr>
+        <w:t>;</w:t>
+      </w:r>
+    </w:p>
+    <w:p>
+      <w:pPr>
+        <w:autoSpaceDE w:val="0"/>
+        <w:autoSpaceDN w:val="0"/>
+        <w:adjustRightInd w:val="0"/>
+        <w:spacing w:after="0" w:line="240" w:lineRule="auto"/>
+        <w:rPr>
+          <w:rFonts w:ascii="Cascadia Mono" w:hAnsi="Cascadia Mono" w:cs="Cascadia Mono"/>
+          <w:color w:val="000000"/>
+          <w:kern w:val="0"/>
+          <w:sz w:val="19"/>
+          <w:szCs w:val="19"/>
+          <w:highlight w:val="white"/>
+          <w:lang w:val="en-US"/>
+        </w:rPr>
+      </w:pPr>
+      <w:r>
+        <w:rPr>
+          <w:rFonts w:ascii="Cascadia Mono" w:hAnsi="Cascadia Mono" w:cs="Cascadia Mono"/>
+          <w:color w:val="000000"/>
+          <w:kern w:val="0"/>
+          <w:sz w:val="19"/>
+          <w:szCs w:val="19"/>
+          <w:highlight w:val="white"/>
+          <w:lang w:val="en-US"/>
+        </w:rPr>
+        <w:tab/>
+      </w:r>
+      <w:r>
+        <w:rPr>
+          <w:rFonts w:ascii="Cascadia Mono" w:hAnsi="Cascadia Mono" w:cs="Cascadia Mono"/>
+          <w:color w:val="000000"/>
+          <w:kern w:val="0"/>
+          <w:sz w:val="19"/>
+          <w:szCs w:val="19"/>
+          <w:highlight w:val="white"/>
+          <w:lang w:val="en-US"/>
+        </w:rPr>
+        <w:tab/>
+      </w:r>
+      <w:r>
+        <w:rPr>
+          <w:rFonts w:ascii="Cascadia Mono" w:hAnsi="Cascadia Mono" w:cs="Cascadia Mono"/>
+          <w:color w:val="000000"/>
+          <w:kern w:val="0"/>
+          <w:sz w:val="19"/>
+          <w:szCs w:val="19"/>
+          <w:highlight w:val="white"/>
+          <w:lang w:val="en-US"/>
+        </w:rPr>
+        <w:tab/>
+      </w:r>
+      <w:r>
+        <w:rPr>
+          <w:rFonts w:ascii="Cascadia Mono" w:hAnsi="Cascadia Mono" w:cs="Cascadia Mono"/>
+          <w:color w:val="1A94FF"/>
+          <w:kern w:val="0"/>
+          <w:sz w:val="19"/>
+          <w:szCs w:val="19"/>
+          <w:highlight w:val="white"/>
+          <w:lang w:val="en-US"/>
+        </w:rPr>
+        <w:t>}</w:t>
+      </w:r>
+    </w:p>
+    <w:p>
+      <w:pPr>
+        <w:autoSpaceDE w:val="0"/>
+        <w:autoSpaceDN w:val="0"/>
+        <w:adjustRightInd w:val="0"/>
+        <w:spacing w:after="0" w:line="240" w:lineRule="auto"/>
+        <w:rPr>
+          <w:rFonts w:ascii="Cascadia Mono" w:hAnsi="Cascadia Mono" w:cs="Cascadia Mono"/>
+          <w:color w:val="000000"/>
+          <w:kern w:val="0"/>
+          <w:sz w:val="19"/>
+          <w:szCs w:val="19"/>
+          <w:highlight w:val="white"/>
+          <w:lang w:val="en-US"/>
+        </w:rPr>
+      </w:pPr>
+      <w:r>
+        <w:rPr>
+          <w:rFonts w:ascii="Cascadia Mono" w:hAnsi="Cascadia Mono" w:cs="Cascadia Mono"/>
+          <w:color w:val="000000"/>
+          <w:kern w:val="0"/>
+          <w:sz w:val="19"/>
+          <w:szCs w:val="19"/>
+          <w:highlight w:val="white"/>
+          <w:lang w:val="en-US"/>
+        </w:rPr>
+        <w:tab/>
+      </w:r>
+      <w:r>
+        <w:rPr>
+          <w:rFonts w:ascii="Cascadia Mono" w:hAnsi="Cascadia Mono" w:cs="Cascadia Mono"/>
+          <w:color w:val="000000"/>
+          <w:kern w:val="0"/>
+          <w:sz w:val="19"/>
+          <w:szCs w:val="19"/>
+          <w:highlight w:val="white"/>
+          <w:lang w:val="en-US"/>
+        </w:rPr>
+        <w:tab/>
+      </w:r>
+      <w:r>
+        <w:rPr>
+          <w:rFonts w:ascii="Cascadia Mono" w:hAnsi="Cascadia Mono" w:cs="Cascadia Mono"/>
+          <w:color w:val="000000"/>
+          <w:kern w:val="0"/>
+          <w:sz w:val="19"/>
+          <w:szCs w:val="19"/>
+          <w:highlight w:val="white"/>
+          <w:lang w:val="en-US"/>
+        </w:rPr>
+        <w:tab/>
+      </w:r>
+      <w:r>
+        <w:rPr>
+          <w:rFonts w:ascii="Cascadia Mono" w:hAnsi="Cascadia Mono" w:cs="Cascadia Mono"/>
+          <w:color w:val="0000FF"/>
+          <w:kern w:val="0"/>
+          <w:sz w:val="19"/>
+          <w:szCs w:val="19"/>
+          <w:highlight w:val="white"/>
+          <w:lang w:val="en-US"/>
+        </w:rPr>
+        <w:t>this</w:t>
+      </w:r>
+      <w:r>
+        <w:rPr>
+          <w:rFonts w:ascii="Cascadia Mono" w:hAnsi="Cascadia Mono" w:cs="Cascadia Mono"/>
+          <w:color w:val="000000"/>
+          <w:kern w:val="0"/>
+          <w:sz w:val="19"/>
+          <w:szCs w:val="19"/>
+          <w:highlight w:val="white"/>
+          <w:lang w:val="en-US"/>
+        </w:rPr>
+        <w:t>-&gt;listBox1-&gt;SelectedIndex = -1;</w:t>
+      </w:r>
+    </w:p>
+    <w:p>
+      <w:pPr>
+        <w:autoSpaceDE w:val="0"/>
+        <w:autoSpaceDN w:val="0"/>
+        <w:adjustRightInd w:val="0"/>
+        <w:spacing w:after="0" w:line="240" w:lineRule="auto"/>
+        <w:rPr>
+          <w:rFonts w:ascii="Cascadia Mono" w:hAnsi="Cascadia Mono" w:cs="Cascadia Mono"/>
+          <w:color w:val="000000"/>
+          <w:kern w:val="0"/>
+          <w:sz w:val="19"/>
+          <w:szCs w:val="19"/>
+          <w:highlight w:val="white"/>
+          <w:lang w:val="en-US"/>
+        </w:rPr>
+      </w:pPr>
+      <w:r>
+        <w:rPr>
+          <w:rFonts w:ascii="Cascadia Mono" w:hAnsi="Cascadia Mono" w:cs="Cascadia Mono"/>
+          <w:color w:val="000000"/>
+          <w:kern w:val="0"/>
+          <w:sz w:val="19"/>
+          <w:szCs w:val="19"/>
+          <w:highlight w:val="white"/>
+          <w:lang w:val="en-US"/>
+        </w:rPr>
+        <w:tab/>
+      </w:r>
+      <w:r>
+        <w:rPr>
+          <w:rFonts w:ascii="Cascadia Mono" w:hAnsi="Cascadia Mono" w:cs="Cascadia Mono"/>
+          <w:color w:val="000000"/>
+          <w:kern w:val="0"/>
+          <w:sz w:val="19"/>
+          <w:szCs w:val="19"/>
+          <w:highlight w:val="white"/>
+          <w:lang w:val="en-US"/>
+        </w:rPr>
+        <w:tab/>
+      </w:r>
+      <w:r>
+        <w:rPr>
+          <w:rFonts w:ascii="Cascadia Mono" w:hAnsi="Cascadia Mono" w:cs="Cascadia Mono"/>
+          <w:color w:val="D86AC2"/>
+          <w:kern w:val="0"/>
+          <w:sz w:val="19"/>
+          <w:szCs w:val="19"/>
+          <w:highlight w:val="white"/>
+          <w:lang w:val="en-US"/>
+        </w:rPr>
+        <w:t>}</w:t>
+      </w:r>
+    </w:p>
+    <w:p>
+      <w:pPr>
+        <w:autoSpaceDE w:val="0"/>
+        <w:autoSpaceDN w:val="0"/>
+        <w:adjustRightInd w:val="0"/>
+        <w:spacing w:after="0" w:line="240" w:lineRule="auto"/>
+        <w:rPr>
+          <w:rFonts w:ascii="Cascadia Mono" w:hAnsi="Cascadia Mono" w:cs="Cascadia Mono"/>
+          <w:color w:val="000000"/>
+          <w:kern w:val="0"/>
+          <w:sz w:val="19"/>
+          <w:szCs w:val="19"/>
+          <w:highlight w:val="white"/>
           <w:lang w:val="en-US"/>
         </w:rPr>
       </w:pPr>
     </w:p>
     <w:p>
       <w:pPr>
-        <w:rPr>
+        <w:autoSpaceDE w:val="0"/>
+        <w:autoSpaceDN w:val="0"/>
+        <w:adjustRightInd w:val="0"/>
+        <w:spacing w:after="0" w:line="240" w:lineRule="auto"/>
+        <w:rPr>
+          <w:rFonts w:ascii="Cascadia Mono" w:hAnsi="Cascadia Mono" w:cs="Cascadia Mono"/>
+          <w:color w:val="000000"/>
+          <w:kern w:val="0"/>
+          <w:sz w:val="19"/>
+          <w:szCs w:val="19"/>
+          <w:highlight w:val="white"/>
           <w:lang w:val="en-US"/>
         </w:rPr>
       </w:pPr>
       <w:r>
         <w:rPr>
-          <w:lang w:val="en-US"/>
-        </w:rPr>
+          <w:rFonts w:ascii="Cascadia Mono" w:hAnsi="Cascadia Mono" w:cs="Cascadia Mono"/>
+          <w:color w:val="000000"/>
+          <w:kern w:val="0"/>
+          <w:sz w:val="19"/>
+          <w:szCs w:val="19"/>
+          <w:highlight w:val="white"/>
+          <w:lang w:val="en-US"/>
+        </w:rPr>
+        <w:tab/>
+      </w:r>
+      <w:r>
+        <w:rPr>
+          <w:rFonts w:ascii="Cascadia Mono" w:hAnsi="Cascadia Mono" w:cs="Cascadia Mono"/>
+          <w:color w:val="000000"/>
+          <w:kern w:val="0"/>
+          <w:sz w:val="19"/>
+          <w:szCs w:val="19"/>
+          <w:highlight w:val="white"/>
+          <w:lang w:val="en-US"/>
+        </w:rPr>
+        <w:tab/>
+      </w:r>
+      <w:r>
+        <w:rPr>
+          <w:rFonts w:ascii="Cascadia Mono" w:hAnsi="Cascadia Mono" w:cs="Cascadia Mono"/>
+          <w:color w:val="0000FF"/>
+          <w:kern w:val="0"/>
+          <w:sz w:val="19"/>
+          <w:szCs w:val="19"/>
+          <w:highlight w:val="white"/>
+          <w:lang w:val="en-US"/>
+        </w:rPr>
+        <w:t>private</w:t>
+      </w:r>
+      <w:r>
+        <w:rPr>
+          <w:rFonts w:ascii="Cascadia Mono" w:hAnsi="Cascadia Mono" w:cs="Cascadia Mono"/>
+          <w:color w:val="000000"/>
+          <w:kern w:val="0"/>
+          <w:sz w:val="19"/>
+          <w:szCs w:val="19"/>
+          <w:highlight w:val="white"/>
+          <w:lang w:val="en-US"/>
+        </w:rPr>
+        <w:t xml:space="preserve">: </w:t>
+      </w:r>
+      <w:r>
+        <w:rPr>
+          <w:rFonts w:ascii="Cascadia Mono" w:hAnsi="Cascadia Mono" w:cs="Cascadia Mono"/>
+          <w:color w:val="0000FF"/>
+          <w:kern w:val="0"/>
+          <w:sz w:val="19"/>
+          <w:szCs w:val="19"/>
+          <w:highlight w:val="white"/>
+          <w:lang w:val="en-US"/>
+        </w:rPr>
+        <w:t>void</w:t>
+      </w:r>
+      <w:r>
+        <w:rPr>
+          <w:rFonts w:ascii="Cascadia Mono" w:hAnsi="Cascadia Mono" w:cs="Cascadia Mono"/>
+          <w:color w:val="000000"/>
+          <w:kern w:val="0"/>
+          <w:sz w:val="19"/>
+          <w:szCs w:val="19"/>
+          <w:highlight w:val="white"/>
+          <w:lang w:val="en-US"/>
+        </w:rPr>
+        <w:t xml:space="preserve"> SaveToFile</w:t>
+      </w:r>
+      <w:r>
+        <w:rPr>
+          <w:rFonts w:ascii="Cascadia Mono" w:hAnsi="Cascadia Mono" w:cs="Cascadia Mono"/>
+          <w:color w:val="D86AC2"/>
+          <w:kern w:val="0"/>
+          <w:sz w:val="19"/>
+          <w:szCs w:val="19"/>
+          <w:highlight w:val="white"/>
+          <w:lang w:val="en-US"/>
+        </w:rPr>
+        <w:t>(</w:t>
+      </w:r>
+      <w:r>
+        <w:rPr>
+          <w:rFonts w:ascii="Cascadia Mono" w:hAnsi="Cascadia Mono" w:cs="Cascadia Mono"/>
+          <w:color w:val="2B91AF"/>
+          <w:kern w:val="0"/>
+          <w:sz w:val="19"/>
+          <w:szCs w:val="19"/>
+          <w:highlight w:val="white"/>
+          <w:lang w:val="en-US"/>
+        </w:rPr>
+        <w:t>String</w:t>
+      </w:r>
+      <w:r>
+        <w:rPr>
+          <w:rFonts w:ascii="Cascadia Mono" w:hAnsi="Cascadia Mono" w:cs="Cascadia Mono"/>
+          <w:color w:val="000000"/>
+          <w:kern w:val="0"/>
+          <w:sz w:val="19"/>
+          <w:szCs w:val="19"/>
+          <w:highlight w:val="white"/>
+          <w:lang w:val="en-US"/>
+        </w:rPr>
+        <w:t xml:space="preserve">^ </w:t>
+      </w:r>
+      <w:r>
+        <w:rPr>
+          <w:rFonts w:ascii="Cascadia Mono" w:hAnsi="Cascadia Mono" w:cs="Cascadia Mono"/>
+          <w:color w:val="808080"/>
+          <w:kern w:val="0"/>
+          <w:sz w:val="19"/>
+          <w:szCs w:val="19"/>
+          <w:highlight w:val="white"/>
+          <w:lang w:val="en-US"/>
+        </w:rPr>
+        <w:t>File</w:t>
+      </w:r>
+      <w:r>
+        <w:rPr>
+          <w:rFonts w:ascii="Cascadia Mono" w:hAnsi="Cascadia Mono" w:cs="Cascadia Mono"/>
+          <w:color w:val="000000"/>
+          <w:kern w:val="0"/>
+          <w:sz w:val="19"/>
+          <w:szCs w:val="19"/>
+          <w:highlight w:val="white"/>
+          <w:lang w:val="en-US"/>
+        </w:rPr>
+        <w:t xml:space="preserve">, </w:t>
+      </w:r>
+      <w:r>
+        <w:rPr>
+          <w:rFonts w:ascii="Cascadia Mono" w:hAnsi="Cascadia Mono" w:cs="Cascadia Mono"/>
+          <w:color w:val="2B91AF"/>
+          <w:kern w:val="0"/>
+          <w:sz w:val="19"/>
+          <w:szCs w:val="19"/>
+          <w:highlight w:val="white"/>
+          <w:lang w:val="en-US"/>
+        </w:rPr>
+        <w:t>ListBox</w:t>
+      </w:r>
+      <w:r>
+        <w:rPr>
+          <w:rFonts w:ascii="Cascadia Mono" w:hAnsi="Cascadia Mono" w:cs="Cascadia Mono"/>
+          <w:color w:val="000000"/>
+          <w:kern w:val="0"/>
+          <w:sz w:val="19"/>
+          <w:szCs w:val="19"/>
+          <w:highlight w:val="white"/>
+          <w:lang w:val="en-US"/>
+        </w:rPr>
+        <w:t xml:space="preserve">^ </w:t>
+      </w:r>
+      <w:r>
+        <w:rPr>
+          <w:rFonts w:ascii="Cascadia Mono" w:hAnsi="Cascadia Mono" w:cs="Cascadia Mono"/>
+          <w:color w:val="808080"/>
+          <w:kern w:val="0"/>
+          <w:sz w:val="19"/>
+          <w:szCs w:val="19"/>
+          <w:highlight w:val="white"/>
+          <w:lang w:val="en-US"/>
+        </w:rPr>
+        <w:t>listBox1</w:t>
+      </w:r>
+      <w:r>
+        <w:rPr>
+          <w:rFonts w:ascii="Cascadia Mono" w:hAnsi="Cascadia Mono" w:cs="Cascadia Mono"/>
+          <w:color w:val="D86AC2"/>
+          <w:kern w:val="0"/>
+          <w:sz w:val="19"/>
+          <w:szCs w:val="19"/>
+          <w:highlight w:val="white"/>
+          <w:lang w:val="en-US"/>
+        </w:rPr>
+        <w:t>)</w:t>
+      </w:r>
+      <w:r>
+        <w:rPr>
+          <w:rFonts w:ascii="Cascadia Mono" w:hAnsi="Cascadia Mono" w:cs="Cascadia Mono"/>
+          <w:color w:val="000000"/>
+          <w:kern w:val="0"/>
+          <w:sz w:val="19"/>
+          <w:szCs w:val="19"/>
+          <w:highlight w:val="white"/>
+          <w:lang w:val="en-US"/>
+        </w:rPr>
+        <w:t xml:space="preserve"> </w:t>
+      </w:r>
+      <w:r>
+        <w:rPr>
+          <w:rFonts w:ascii="Cascadia Mono" w:hAnsi="Cascadia Mono" w:cs="Cascadia Mono"/>
+          <w:color w:val="D86AC2"/>
+          <w:kern w:val="0"/>
+          <w:sz w:val="19"/>
+          <w:szCs w:val="19"/>
+          <w:highlight w:val="white"/>
+          <w:lang w:val="en-US"/>
+        </w:rPr>
+        <w:t>{</w:t>
+      </w:r>
+    </w:p>
+    <w:p>
+      <w:pPr>
+        <w:autoSpaceDE w:val="0"/>
+        <w:autoSpaceDN w:val="0"/>
+        <w:adjustRightInd w:val="0"/>
+        <w:spacing w:after="0" w:line="240" w:lineRule="auto"/>
+        <w:rPr>
+          <w:rFonts w:ascii="Cascadia Mono" w:hAnsi="Cascadia Mono" w:cs="Cascadia Mono"/>
+          <w:color w:val="000000"/>
+          <w:kern w:val="0"/>
+          <w:sz w:val="19"/>
+          <w:szCs w:val="19"/>
+          <w:highlight w:val="white"/>
+          <w:lang w:val="en-US"/>
+        </w:rPr>
+      </w:pPr>
+      <w:r>
+        <w:rPr>
+          <w:rFonts w:ascii="Cascadia Mono" w:hAnsi="Cascadia Mono" w:cs="Cascadia Mono"/>
+          <w:color w:val="000000"/>
+          <w:kern w:val="0"/>
+          <w:sz w:val="19"/>
+          <w:szCs w:val="19"/>
+          <w:highlight w:val="white"/>
+          <w:lang w:val="en-US"/>
+        </w:rPr>
+        <w:tab/>
+      </w:r>
+      <w:r>
+        <w:rPr>
+          <w:rFonts w:ascii="Cascadia Mono" w:hAnsi="Cascadia Mono" w:cs="Cascadia Mono"/>
+          <w:color w:val="000000"/>
+          <w:kern w:val="0"/>
+          <w:sz w:val="19"/>
+          <w:szCs w:val="19"/>
+          <w:highlight w:val="white"/>
+          <w:lang w:val="en-US"/>
+        </w:rPr>
+        <w:tab/>
+      </w:r>
+      <w:r>
+        <w:rPr>
+          <w:rFonts w:ascii="Cascadia Mono" w:hAnsi="Cascadia Mono" w:cs="Cascadia Mono"/>
+          <w:color w:val="000000"/>
+          <w:kern w:val="0"/>
+          <w:sz w:val="19"/>
+          <w:szCs w:val="19"/>
+          <w:highlight w:val="white"/>
+          <w:lang w:val="en-US"/>
+        </w:rPr>
+        <w:tab/>
+      </w:r>
+      <w:r>
+        <w:rPr>
+          <w:rFonts w:ascii="Cascadia Mono" w:hAnsi="Cascadia Mono" w:cs="Cascadia Mono"/>
+          <w:color w:val="2B91AF"/>
+          <w:kern w:val="0"/>
+          <w:sz w:val="19"/>
+          <w:szCs w:val="19"/>
+          <w:highlight w:val="white"/>
+          <w:lang w:val="en-US"/>
+        </w:rPr>
+        <w:t>String</w:t>
+      </w:r>
+      <w:r>
+        <w:rPr>
+          <w:rFonts w:ascii="Cascadia Mono" w:hAnsi="Cascadia Mono" w:cs="Cascadia Mono"/>
+          <w:color w:val="000000"/>
+          <w:kern w:val="0"/>
+          <w:sz w:val="19"/>
+          <w:szCs w:val="19"/>
+          <w:highlight w:val="white"/>
+          <w:lang w:val="en-US"/>
+        </w:rPr>
+        <w:t>^ a, ^ b;</w:t>
+      </w:r>
+    </w:p>
+    <w:p>
+      <w:pPr>
+        <w:autoSpaceDE w:val="0"/>
+        <w:autoSpaceDN w:val="0"/>
+        <w:adjustRightInd w:val="0"/>
+        <w:spacing w:after="0" w:line="240" w:lineRule="auto"/>
+        <w:rPr>
+          <w:rFonts w:ascii="Cascadia Mono" w:hAnsi="Cascadia Mono" w:cs="Cascadia Mono"/>
+          <w:color w:val="000000"/>
+          <w:kern w:val="0"/>
+          <w:sz w:val="19"/>
+          <w:szCs w:val="19"/>
+          <w:highlight w:val="white"/>
+          <w:lang w:val="en-US"/>
+        </w:rPr>
+      </w:pPr>
+      <w:r>
+        <w:rPr>
+          <w:rFonts w:ascii="Cascadia Mono" w:hAnsi="Cascadia Mono" w:cs="Cascadia Mono"/>
+          <w:color w:val="000000"/>
+          <w:kern w:val="0"/>
+          <w:sz w:val="19"/>
+          <w:szCs w:val="19"/>
+          <w:highlight w:val="white"/>
+          <w:lang w:val="en-US"/>
+        </w:rPr>
+        <w:tab/>
+      </w:r>
+      <w:r>
+        <w:rPr>
+          <w:rFonts w:ascii="Cascadia Mono" w:hAnsi="Cascadia Mono" w:cs="Cascadia Mono"/>
+          <w:color w:val="000000"/>
+          <w:kern w:val="0"/>
+          <w:sz w:val="19"/>
+          <w:szCs w:val="19"/>
+          <w:highlight w:val="white"/>
+          <w:lang w:val="en-US"/>
+        </w:rPr>
+        <w:tab/>
+      </w:r>
+      <w:r>
+        <w:rPr>
+          <w:rFonts w:ascii="Cascadia Mono" w:hAnsi="Cascadia Mono" w:cs="Cascadia Mono"/>
+          <w:color w:val="000000"/>
+          <w:kern w:val="0"/>
+          <w:sz w:val="19"/>
+          <w:szCs w:val="19"/>
+          <w:highlight w:val="white"/>
+          <w:lang w:val="en-US"/>
+        </w:rPr>
+        <w:tab/>
+      </w:r>
+      <w:r>
+        <w:rPr>
+          <w:rFonts w:ascii="Cascadia Mono" w:hAnsi="Cascadia Mono" w:cs="Cascadia Mono"/>
+          <w:color w:val="0000FF"/>
+          <w:kern w:val="0"/>
+          <w:sz w:val="19"/>
+          <w:szCs w:val="19"/>
+          <w:highlight w:val="white"/>
+          <w:lang w:val="en-US"/>
+        </w:rPr>
+        <w:t>int</w:t>
+      </w:r>
+      <w:r>
+        <w:rPr>
+          <w:rFonts w:ascii="Cascadia Mono" w:hAnsi="Cascadia Mono" w:cs="Cascadia Mono"/>
+          <w:color w:val="000000"/>
+          <w:kern w:val="0"/>
+          <w:sz w:val="19"/>
+          <w:szCs w:val="19"/>
+          <w:highlight w:val="white"/>
+          <w:lang w:val="en-US"/>
+        </w:rPr>
+        <w:t xml:space="preserve"> n = </w:t>
+      </w:r>
+      <w:r>
+        <w:rPr>
+          <w:rFonts w:ascii="Cascadia Mono" w:hAnsi="Cascadia Mono" w:cs="Cascadia Mono"/>
+          <w:color w:val="808080"/>
+          <w:kern w:val="0"/>
+          <w:sz w:val="19"/>
+          <w:szCs w:val="19"/>
+          <w:highlight w:val="white"/>
+          <w:lang w:val="en-US"/>
+        </w:rPr>
+        <w:t>listBox1</w:t>
+      </w:r>
+      <w:r>
+        <w:rPr>
+          <w:rFonts w:ascii="Cascadia Mono" w:hAnsi="Cascadia Mono" w:cs="Cascadia Mono"/>
+          <w:color w:val="000000"/>
+          <w:kern w:val="0"/>
+          <w:sz w:val="19"/>
+          <w:szCs w:val="19"/>
+          <w:highlight w:val="white"/>
+          <w:lang w:val="en-US"/>
+        </w:rPr>
+        <w:t>-&gt;Items-&gt;Count;</w:t>
+      </w:r>
+    </w:p>
+    <w:p>
+      <w:pPr>
+        <w:autoSpaceDE w:val="0"/>
+        <w:autoSpaceDN w:val="0"/>
+        <w:adjustRightInd w:val="0"/>
+        <w:spacing w:after="0" w:line="240" w:lineRule="auto"/>
+        <w:rPr>
+          <w:rFonts w:ascii="Cascadia Mono" w:hAnsi="Cascadia Mono" w:cs="Cascadia Mono"/>
+          <w:color w:val="000000"/>
+          <w:kern w:val="0"/>
+          <w:sz w:val="19"/>
+          <w:szCs w:val="19"/>
+          <w:highlight w:val="white"/>
+          <w:lang w:val="en-US"/>
+        </w:rPr>
+      </w:pPr>
+      <w:r>
+        <w:rPr>
+          <w:rFonts w:ascii="Cascadia Mono" w:hAnsi="Cascadia Mono" w:cs="Cascadia Mono"/>
+          <w:color w:val="000000"/>
+          <w:kern w:val="0"/>
+          <w:sz w:val="19"/>
+          <w:szCs w:val="19"/>
+          <w:highlight w:val="white"/>
+          <w:lang w:val="en-US"/>
+        </w:rPr>
+        <w:tab/>
+      </w:r>
+      <w:r>
+        <w:rPr>
+          <w:rFonts w:ascii="Cascadia Mono" w:hAnsi="Cascadia Mono" w:cs="Cascadia Mono"/>
+          <w:color w:val="000000"/>
+          <w:kern w:val="0"/>
+          <w:sz w:val="19"/>
+          <w:szCs w:val="19"/>
+          <w:highlight w:val="white"/>
+          <w:lang w:val="en-US"/>
+        </w:rPr>
+        <w:tab/>
+      </w:r>
+      <w:r>
+        <w:rPr>
+          <w:rFonts w:ascii="Cascadia Mono" w:hAnsi="Cascadia Mono" w:cs="Cascadia Mono"/>
+          <w:color w:val="000000"/>
+          <w:kern w:val="0"/>
+          <w:sz w:val="19"/>
+          <w:szCs w:val="19"/>
+          <w:highlight w:val="white"/>
+          <w:lang w:val="en-US"/>
+        </w:rPr>
+        <w:tab/>
+        <w:t>System::IO::</w:t>
+      </w:r>
+      <w:r>
+        <w:rPr>
+          <w:rFonts w:ascii="Cascadia Mono" w:hAnsi="Cascadia Mono" w:cs="Cascadia Mono"/>
+          <w:color w:val="2B91AF"/>
+          <w:kern w:val="0"/>
+          <w:sz w:val="19"/>
+          <w:szCs w:val="19"/>
+          <w:highlight w:val="white"/>
+          <w:lang w:val="en-US"/>
+        </w:rPr>
+        <w:t>File</w:t>
+      </w:r>
+      <w:r>
+        <w:rPr>
+          <w:rFonts w:ascii="Cascadia Mono" w:hAnsi="Cascadia Mono" w:cs="Cascadia Mono"/>
+          <w:color w:val="000000"/>
+          <w:kern w:val="0"/>
+          <w:sz w:val="19"/>
+          <w:szCs w:val="19"/>
+          <w:highlight w:val="white"/>
+          <w:lang w:val="en-US"/>
+        </w:rPr>
+        <w:t>::Delete</w:t>
+      </w:r>
+      <w:r>
+        <w:rPr>
+          <w:rFonts w:ascii="Cascadia Mono" w:hAnsi="Cascadia Mono" w:cs="Cascadia Mono"/>
+          <w:color w:val="1A94FF"/>
+          <w:kern w:val="0"/>
+          <w:sz w:val="19"/>
+          <w:szCs w:val="19"/>
+          <w:highlight w:val="white"/>
+          <w:lang w:val="en-US"/>
+        </w:rPr>
+        <w:t>(</w:t>
+      </w:r>
+      <w:r>
+        <w:rPr>
+          <w:rFonts w:ascii="Cascadia Mono" w:hAnsi="Cascadia Mono" w:cs="Cascadia Mono"/>
+          <w:color w:val="808080"/>
+          <w:kern w:val="0"/>
+          <w:sz w:val="19"/>
+          <w:szCs w:val="19"/>
+          <w:highlight w:val="white"/>
+          <w:lang w:val="en-US"/>
+        </w:rPr>
+        <w:t>File</w:t>
+      </w:r>
+      <w:r>
+        <w:rPr>
+          <w:rFonts w:ascii="Cascadia Mono" w:hAnsi="Cascadia Mono" w:cs="Cascadia Mono"/>
+          <w:color w:val="1A94FF"/>
+          <w:kern w:val="0"/>
+          <w:sz w:val="19"/>
+          <w:szCs w:val="19"/>
+          <w:highlight w:val="white"/>
+          <w:lang w:val="en-US"/>
+        </w:rPr>
+        <w:t>)</w:t>
+      </w:r>
+      <w:r>
+        <w:rPr>
+          <w:rFonts w:ascii="Cascadia Mono" w:hAnsi="Cascadia Mono" w:cs="Cascadia Mono"/>
+          <w:color w:val="000000"/>
+          <w:kern w:val="0"/>
+          <w:sz w:val="19"/>
+          <w:szCs w:val="19"/>
+          <w:highlight w:val="white"/>
+          <w:lang w:val="en-US"/>
+        </w:rPr>
+        <w:t>;</w:t>
+      </w:r>
+    </w:p>
+    <w:p>
+      <w:pPr>
+        <w:autoSpaceDE w:val="0"/>
+        <w:autoSpaceDN w:val="0"/>
+        <w:adjustRightInd w:val="0"/>
+        <w:spacing w:after="0" w:line="240" w:lineRule="auto"/>
+        <w:rPr>
+          <w:rFonts w:ascii="Cascadia Mono" w:hAnsi="Cascadia Mono" w:cs="Cascadia Mono"/>
+          <w:color w:val="000000"/>
+          <w:kern w:val="0"/>
+          <w:sz w:val="19"/>
+          <w:szCs w:val="19"/>
+          <w:highlight w:val="white"/>
+          <w:lang w:val="en-US"/>
+        </w:rPr>
+      </w:pPr>
+      <w:r>
+        <w:rPr>
+          <w:rFonts w:ascii="Cascadia Mono" w:hAnsi="Cascadia Mono" w:cs="Cascadia Mono"/>
+          <w:color w:val="000000"/>
+          <w:kern w:val="0"/>
+          <w:sz w:val="19"/>
+          <w:szCs w:val="19"/>
+          <w:highlight w:val="white"/>
+          <w:lang w:val="en-US"/>
+        </w:rPr>
+        <w:lastRenderedPageBreak/>
+        <w:tab/>
+      </w:r>
+      <w:r>
+        <w:rPr>
+          <w:rFonts w:ascii="Cascadia Mono" w:hAnsi="Cascadia Mono" w:cs="Cascadia Mono"/>
+          <w:color w:val="000000"/>
+          <w:kern w:val="0"/>
+          <w:sz w:val="19"/>
+          <w:szCs w:val="19"/>
+          <w:highlight w:val="white"/>
+          <w:lang w:val="en-US"/>
+        </w:rPr>
+        <w:tab/>
+      </w:r>
+      <w:r>
+        <w:rPr>
+          <w:rFonts w:ascii="Cascadia Mono" w:hAnsi="Cascadia Mono" w:cs="Cascadia Mono"/>
+          <w:color w:val="000000"/>
+          <w:kern w:val="0"/>
+          <w:sz w:val="19"/>
+          <w:szCs w:val="19"/>
+          <w:highlight w:val="white"/>
+          <w:lang w:val="en-US"/>
+        </w:rPr>
+        <w:tab/>
+      </w:r>
+      <w:r>
+        <w:rPr>
+          <w:rFonts w:ascii="Cascadia Mono" w:hAnsi="Cascadia Mono" w:cs="Cascadia Mono"/>
+          <w:color w:val="0000FF"/>
+          <w:kern w:val="0"/>
+          <w:sz w:val="19"/>
+          <w:szCs w:val="19"/>
+          <w:highlight w:val="white"/>
+          <w:lang w:val="en-US"/>
+        </w:rPr>
+        <w:t>for</w:t>
+      </w:r>
+      <w:r>
+        <w:rPr>
+          <w:rFonts w:ascii="Cascadia Mono" w:hAnsi="Cascadia Mono" w:cs="Cascadia Mono"/>
+          <w:color w:val="000000"/>
+          <w:kern w:val="0"/>
+          <w:sz w:val="19"/>
+          <w:szCs w:val="19"/>
+          <w:highlight w:val="white"/>
+          <w:lang w:val="en-US"/>
+        </w:rPr>
+        <w:t xml:space="preserve"> </w:t>
+      </w:r>
+      <w:r>
+        <w:rPr>
+          <w:rFonts w:ascii="Cascadia Mono" w:hAnsi="Cascadia Mono" w:cs="Cascadia Mono"/>
+          <w:color w:val="1A94FF"/>
+          <w:kern w:val="0"/>
+          <w:sz w:val="19"/>
+          <w:szCs w:val="19"/>
+          <w:highlight w:val="white"/>
+          <w:lang w:val="en-US"/>
+        </w:rPr>
+        <w:t>(</w:t>
+      </w:r>
+      <w:r>
+        <w:rPr>
+          <w:rFonts w:ascii="Cascadia Mono" w:hAnsi="Cascadia Mono" w:cs="Cascadia Mono"/>
+          <w:color w:val="0000FF"/>
+          <w:kern w:val="0"/>
+          <w:sz w:val="19"/>
+          <w:szCs w:val="19"/>
+          <w:highlight w:val="white"/>
+          <w:lang w:val="en-US"/>
+        </w:rPr>
+        <w:t>int</w:t>
+      </w:r>
+      <w:r>
+        <w:rPr>
+          <w:rFonts w:ascii="Cascadia Mono" w:hAnsi="Cascadia Mono" w:cs="Cascadia Mono"/>
+          <w:color w:val="000000"/>
+          <w:kern w:val="0"/>
+          <w:sz w:val="19"/>
+          <w:szCs w:val="19"/>
+          <w:highlight w:val="white"/>
+          <w:lang w:val="en-US"/>
+        </w:rPr>
+        <w:t xml:space="preserve"> i = 0;i &lt; n;i++</w:t>
+      </w:r>
+      <w:r>
+        <w:rPr>
+          <w:rFonts w:ascii="Cascadia Mono" w:hAnsi="Cascadia Mono" w:cs="Cascadia Mono"/>
+          <w:color w:val="1A94FF"/>
+          <w:kern w:val="0"/>
+          <w:sz w:val="19"/>
+          <w:szCs w:val="19"/>
+          <w:highlight w:val="white"/>
+          <w:lang w:val="en-US"/>
+        </w:rPr>
+        <w:t>)</w:t>
+      </w:r>
+      <w:r>
+        <w:rPr>
+          <w:rFonts w:ascii="Cascadia Mono" w:hAnsi="Cascadia Mono" w:cs="Cascadia Mono"/>
+          <w:color w:val="000000"/>
+          <w:kern w:val="0"/>
+          <w:sz w:val="19"/>
+          <w:szCs w:val="19"/>
+          <w:highlight w:val="white"/>
+          <w:lang w:val="en-US"/>
+        </w:rPr>
+        <w:t xml:space="preserve"> </w:t>
+      </w:r>
+      <w:r>
+        <w:rPr>
+          <w:rFonts w:ascii="Cascadia Mono" w:hAnsi="Cascadia Mono" w:cs="Cascadia Mono"/>
+          <w:color w:val="1A94FF"/>
+          <w:kern w:val="0"/>
+          <w:sz w:val="19"/>
+          <w:szCs w:val="19"/>
+          <w:highlight w:val="white"/>
+          <w:lang w:val="en-US"/>
+        </w:rPr>
+        <w:t>{</w:t>
+      </w:r>
+    </w:p>
+    <w:p>
+      <w:pPr>
+        <w:autoSpaceDE w:val="0"/>
+        <w:autoSpaceDN w:val="0"/>
+        <w:adjustRightInd w:val="0"/>
+        <w:spacing w:after="0" w:line="240" w:lineRule="auto"/>
+        <w:rPr>
+          <w:rFonts w:ascii="Cascadia Mono" w:hAnsi="Cascadia Mono" w:cs="Cascadia Mono"/>
+          <w:color w:val="000000"/>
+          <w:kern w:val="0"/>
+          <w:sz w:val="19"/>
+          <w:szCs w:val="19"/>
+          <w:highlight w:val="white"/>
+          <w:lang w:val="en-US"/>
+        </w:rPr>
+      </w:pPr>
+      <w:r>
+        <w:rPr>
+          <w:rFonts w:ascii="Cascadia Mono" w:hAnsi="Cascadia Mono" w:cs="Cascadia Mono"/>
+          <w:color w:val="000000"/>
+          <w:kern w:val="0"/>
+          <w:sz w:val="19"/>
+          <w:szCs w:val="19"/>
+          <w:highlight w:val="white"/>
+          <w:lang w:val="en-US"/>
+        </w:rPr>
+        <w:tab/>
+      </w:r>
+      <w:r>
+        <w:rPr>
+          <w:rFonts w:ascii="Cascadia Mono" w:hAnsi="Cascadia Mono" w:cs="Cascadia Mono"/>
+          <w:color w:val="000000"/>
+          <w:kern w:val="0"/>
+          <w:sz w:val="19"/>
+          <w:szCs w:val="19"/>
+          <w:highlight w:val="white"/>
+          <w:lang w:val="en-US"/>
+        </w:rPr>
+        <w:tab/>
+      </w:r>
+      <w:r>
+        <w:rPr>
+          <w:rFonts w:ascii="Cascadia Mono" w:hAnsi="Cascadia Mono" w:cs="Cascadia Mono"/>
+          <w:color w:val="000000"/>
+          <w:kern w:val="0"/>
+          <w:sz w:val="19"/>
+          <w:szCs w:val="19"/>
+          <w:highlight w:val="white"/>
+          <w:lang w:val="en-US"/>
+        </w:rPr>
+        <w:tab/>
+      </w:r>
+      <w:r>
+        <w:rPr>
+          <w:rFonts w:ascii="Cascadia Mono" w:hAnsi="Cascadia Mono" w:cs="Cascadia Mono"/>
+          <w:color w:val="000000"/>
+          <w:kern w:val="0"/>
+          <w:sz w:val="19"/>
+          <w:szCs w:val="19"/>
+          <w:highlight w:val="white"/>
+          <w:lang w:val="en-US"/>
+        </w:rPr>
+        <w:tab/>
+        <w:t xml:space="preserve">a = </w:t>
+      </w:r>
+      <w:r>
+        <w:rPr>
+          <w:rFonts w:ascii="Cascadia Mono" w:hAnsi="Cascadia Mono" w:cs="Cascadia Mono"/>
+          <w:color w:val="808080"/>
+          <w:kern w:val="0"/>
+          <w:sz w:val="19"/>
+          <w:szCs w:val="19"/>
+          <w:highlight w:val="white"/>
+          <w:lang w:val="en-US"/>
+        </w:rPr>
+        <w:t>listBox1</w:t>
+      </w:r>
+      <w:r>
+        <w:rPr>
+          <w:rFonts w:ascii="Cascadia Mono" w:hAnsi="Cascadia Mono" w:cs="Cascadia Mono"/>
+          <w:color w:val="000000"/>
+          <w:kern w:val="0"/>
+          <w:sz w:val="19"/>
+          <w:szCs w:val="19"/>
+          <w:highlight w:val="white"/>
+          <w:lang w:val="en-US"/>
+        </w:rPr>
+        <w:t>-&gt;Items[i]-&gt;ToString</w:t>
+      </w:r>
+      <w:r>
+        <w:rPr>
+          <w:rFonts w:ascii="Cascadia Mono" w:hAnsi="Cascadia Mono" w:cs="Cascadia Mono"/>
+          <w:color w:val="FFD702"/>
+          <w:kern w:val="0"/>
+          <w:sz w:val="19"/>
+          <w:szCs w:val="19"/>
+          <w:highlight w:val="white"/>
+          <w:lang w:val="en-US"/>
+        </w:rPr>
+        <w:t>()</w:t>
+      </w:r>
+      <w:r>
+        <w:rPr>
+          <w:rFonts w:ascii="Cascadia Mono" w:hAnsi="Cascadia Mono" w:cs="Cascadia Mono"/>
+          <w:color w:val="000000"/>
+          <w:kern w:val="0"/>
+          <w:sz w:val="19"/>
+          <w:szCs w:val="19"/>
+          <w:highlight w:val="white"/>
+          <w:lang w:val="en-US"/>
+        </w:rPr>
+        <w:t>;</w:t>
+      </w:r>
+    </w:p>
+    <w:p>
+      <w:pPr>
+        <w:autoSpaceDE w:val="0"/>
+        <w:autoSpaceDN w:val="0"/>
+        <w:adjustRightInd w:val="0"/>
+        <w:spacing w:after="0" w:line="240" w:lineRule="auto"/>
+        <w:rPr>
+          <w:rFonts w:ascii="Cascadia Mono" w:hAnsi="Cascadia Mono" w:cs="Cascadia Mono"/>
+          <w:color w:val="000000"/>
+          <w:kern w:val="0"/>
+          <w:sz w:val="19"/>
+          <w:szCs w:val="19"/>
+          <w:highlight w:val="white"/>
+          <w:lang w:val="en-US"/>
+        </w:rPr>
+      </w:pPr>
+      <w:r>
+        <w:rPr>
+          <w:rFonts w:ascii="Cascadia Mono" w:hAnsi="Cascadia Mono" w:cs="Cascadia Mono"/>
+          <w:color w:val="000000"/>
+          <w:kern w:val="0"/>
+          <w:sz w:val="19"/>
+          <w:szCs w:val="19"/>
+          <w:highlight w:val="white"/>
+          <w:lang w:val="en-US"/>
+        </w:rPr>
+        <w:tab/>
+      </w:r>
+      <w:r>
+        <w:rPr>
+          <w:rFonts w:ascii="Cascadia Mono" w:hAnsi="Cascadia Mono" w:cs="Cascadia Mono"/>
+          <w:color w:val="000000"/>
+          <w:kern w:val="0"/>
+          <w:sz w:val="19"/>
+          <w:szCs w:val="19"/>
+          <w:highlight w:val="white"/>
+          <w:lang w:val="en-US"/>
+        </w:rPr>
+        <w:tab/>
+      </w:r>
+      <w:r>
+        <w:rPr>
+          <w:rFonts w:ascii="Cascadia Mono" w:hAnsi="Cascadia Mono" w:cs="Cascadia Mono"/>
+          <w:color w:val="000000"/>
+          <w:kern w:val="0"/>
+          <w:sz w:val="19"/>
+          <w:szCs w:val="19"/>
+          <w:highlight w:val="white"/>
+          <w:lang w:val="en-US"/>
+        </w:rPr>
+        <w:tab/>
+      </w:r>
+      <w:r>
+        <w:rPr>
+          <w:rFonts w:ascii="Cascadia Mono" w:hAnsi="Cascadia Mono" w:cs="Cascadia Mono"/>
+          <w:color w:val="000000"/>
+          <w:kern w:val="0"/>
+          <w:sz w:val="19"/>
+          <w:szCs w:val="19"/>
+          <w:highlight w:val="white"/>
+          <w:lang w:val="en-US"/>
+        </w:rPr>
+        <w:tab/>
+        <w:t xml:space="preserve">b </w:t>
+      </w:r>
+      <w:r>
+        <w:rPr>
+          <w:rFonts w:ascii="Cascadia Mono" w:hAnsi="Cascadia Mono" w:cs="Cascadia Mono"/>
+          <w:color w:val="008080"/>
+          <w:kern w:val="0"/>
+          <w:sz w:val="19"/>
+          <w:szCs w:val="19"/>
+          <w:highlight w:val="white"/>
+          <w:lang w:val="en-US"/>
+        </w:rPr>
+        <w:t>+=</w:t>
+      </w:r>
+      <w:r>
+        <w:rPr>
+          <w:rFonts w:ascii="Cascadia Mono" w:hAnsi="Cascadia Mono" w:cs="Cascadia Mono"/>
+          <w:color w:val="000000"/>
+          <w:kern w:val="0"/>
+          <w:sz w:val="19"/>
+          <w:szCs w:val="19"/>
+          <w:highlight w:val="white"/>
+          <w:lang w:val="en-US"/>
+        </w:rPr>
+        <w:t xml:space="preserve"> a-&gt;Concat</w:t>
+      </w:r>
+      <w:r>
+        <w:rPr>
+          <w:rFonts w:ascii="Cascadia Mono" w:hAnsi="Cascadia Mono" w:cs="Cascadia Mono"/>
+          <w:color w:val="FFD702"/>
+          <w:kern w:val="0"/>
+          <w:sz w:val="19"/>
+          <w:szCs w:val="19"/>
+          <w:highlight w:val="white"/>
+          <w:lang w:val="en-US"/>
+        </w:rPr>
+        <w:t>(</w:t>
+      </w:r>
+      <w:r>
+        <w:rPr>
+          <w:rFonts w:ascii="Cascadia Mono" w:hAnsi="Cascadia Mono" w:cs="Cascadia Mono"/>
+          <w:color w:val="000000"/>
+          <w:kern w:val="0"/>
+          <w:sz w:val="19"/>
+          <w:szCs w:val="19"/>
+          <w:highlight w:val="white"/>
+          <w:lang w:val="en-US"/>
+        </w:rPr>
+        <w:t xml:space="preserve">a, </w:t>
+      </w:r>
+      <w:r>
+        <w:rPr>
+          <w:rFonts w:ascii="Cascadia Mono" w:hAnsi="Cascadia Mono" w:cs="Cascadia Mono"/>
+          <w:color w:val="A31515"/>
+          <w:kern w:val="0"/>
+          <w:sz w:val="19"/>
+          <w:szCs w:val="19"/>
+          <w:highlight w:val="white"/>
+          <w:lang w:val="en-US"/>
+        </w:rPr>
+        <w:t>"\n"</w:t>
+      </w:r>
+      <w:r>
+        <w:rPr>
+          <w:rFonts w:ascii="Cascadia Mono" w:hAnsi="Cascadia Mono" w:cs="Cascadia Mono"/>
+          <w:color w:val="FFD702"/>
+          <w:kern w:val="0"/>
+          <w:sz w:val="19"/>
+          <w:szCs w:val="19"/>
+          <w:highlight w:val="white"/>
+          <w:lang w:val="en-US"/>
+        </w:rPr>
+        <w:t>)</w:t>
+      </w:r>
+      <w:r>
+        <w:rPr>
+          <w:rFonts w:ascii="Cascadia Mono" w:hAnsi="Cascadia Mono" w:cs="Cascadia Mono"/>
+          <w:color w:val="000000"/>
+          <w:kern w:val="0"/>
+          <w:sz w:val="19"/>
+          <w:szCs w:val="19"/>
+          <w:highlight w:val="white"/>
+          <w:lang w:val="en-US"/>
+        </w:rPr>
+        <w:t>;</w:t>
+      </w:r>
+    </w:p>
+    <w:p>
+      <w:pPr>
+        <w:autoSpaceDE w:val="0"/>
+        <w:autoSpaceDN w:val="0"/>
+        <w:adjustRightInd w:val="0"/>
+        <w:spacing w:after="0" w:line="240" w:lineRule="auto"/>
+        <w:rPr>
+          <w:rFonts w:ascii="Cascadia Mono" w:hAnsi="Cascadia Mono" w:cs="Cascadia Mono"/>
+          <w:color w:val="000000"/>
+          <w:kern w:val="0"/>
+          <w:sz w:val="19"/>
+          <w:szCs w:val="19"/>
+          <w:highlight w:val="white"/>
+          <w:lang w:val="en-US"/>
+        </w:rPr>
+      </w:pPr>
+      <w:r>
+        <w:rPr>
+          <w:rFonts w:ascii="Cascadia Mono" w:hAnsi="Cascadia Mono" w:cs="Cascadia Mono"/>
+          <w:color w:val="000000"/>
+          <w:kern w:val="0"/>
+          <w:sz w:val="19"/>
+          <w:szCs w:val="19"/>
+          <w:highlight w:val="white"/>
+          <w:lang w:val="en-US"/>
+        </w:rPr>
+        <w:tab/>
+      </w:r>
+      <w:r>
+        <w:rPr>
+          <w:rFonts w:ascii="Cascadia Mono" w:hAnsi="Cascadia Mono" w:cs="Cascadia Mono"/>
+          <w:color w:val="000000"/>
+          <w:kern w:val="0"/>
+          <w:sz w:val="19"/>
+          <w:szCs w:val="19"/>
+          <w:highlight w:val="white"/>
+          <w:lang w:val="en-US"/>
+        </w:rPr>
+        <w:tab/>
+      </w:r>
+      <w:r>
+        <w:rPr>
+          <w:rFonts w:ascii="Cascadia Mono" w:hAnsi="Cascadia Mono" w:cs="Cascadia Mono"/>
+          <w:color w:val="000000"/>
+          <w:kern w:val="0"/>
+          <w:sz w:val="19"/>
+          <w:szCs w:val="19"/>
+          <w:highlight w:val="white"/>
+          <w:lang w:val="en-US"/>
+        </w:rPr>
+        <w:tab/>
+      </w:r>
+      <w:r>
+        <w:rPr>
+          <w:rFonts w:ascii="Cascadia Mono" w:hAnsi="Cascadia Mono" w:cs="Cascadia Mono"/>
+          <w:color w:val="1A94FF"/>
+          <w:kern w:val="0"/>
+          <w:sz w:val="19"/>
+          <w:szCs w:val="19"/>
+          <w:highlight w:val="white"/>
+          <w:lang w:val="en-US"/>
+        </w:rPr>
+        <w:t>}</w:t>
+      </w:r>
+    </w:p>
+    <w:p>
+      <w:pPr>
+        <w:autoSpaceDE w:val="0"/>
+        <w:autoSpaceDN w:val="0"/>
+        <w:adjustRightInd w:val="0"/>
+        <w:spacing w:after="0" w:line="240" w:lineRule="auto"/>
+        <w:rPr>
+          <w:rFonts w:ascii="Cascadia Mono" w:hAnsi="Cascadia Mono" w:cs="Cascadia Mono"/>
+          <w:color w:val="000000"/>
+          <w:kern w:val="0"/>
+          <w:sz w:val="19"/>
+          <w:szCs w:val="19"/>
+          <w:highlight w:val="white"/>
+          <w:lang w:val="en-US"/>
+        </w:rPr>
+      </w:pPr>
+      <w:r>
+        <w:rPr>
+          <w:rFonts w:ascii="Cascadia Mono" w:hAnsi="Cascadia Mono" w:cs="Cascadia Mono"/>
+          <w:color w:val="000000"/>
+          <w:kern w:val="0"/>
+          <w:sz w:val="19"/>
+          <w:szCs w:val="19"/>
+          <w:highlight w:val="white"/>
+          <w:lang w:val="en-US"/>
+        </w:rPr>
+        <w:tab/>
+      </w:r>
+      <w:r>
+        <w:rPr>
+          <w:rFonts w:ascii="Cascadia Mono" w:hAnsi="Cascadia Mono" w:cs="Cascadia Mono"/>
+          <w:color w:val="000000"/>
+          <w:kern w:val="0"/>
+          <w:sz w:val="19"/>
+          <w:szCs w:val="19"/>
+          <w:highlight w:val="white"/>
+          <w:lang w:val="en-US"/>
+        </w:rPr>
+        <w:tab/>
+      </w:r>
+      <w:r>
+        <w:rPr>
+          <w:rFonts w:ascii="Cascadia Mono" w:hAnsi="Cascadia Mono" w:cs="Cascadia Mono"/>
+          <w:color w:val="000000"/>
+          <w:kern w:val="0"/>
+          <w:sz w:val="19"/>
+          <w:szCs w:val="19"/>
+          <w:highlight w:val="white"/>
+          <w:lang w:val="en-US"/>
+        </w:rPr>
+        <w:tab/>
+        <w:t>System::IO::</w:t>
+      </w:r>
+      <w:r>
+        <w:rPr>
+          <w:rFonts w:ascii="Cascadia Mono" w:hAnsi="Cascadia Mono" w:cs="Cascadia Mono"/>
+          <w:color w:val="2B91AF"/>
+          <w:kern w:val="0"/>
+          <w:sz w:val="19"/>
+          <w:szCs w:val="19"/>
+          <w:highlight w:val="white"/>
+          <w:lang w:val="en-US"/>
+        </w:rPr>
+        <w:t>File</w:t>
+      </w:r>
+      <w:r>
+        <w:rPr>
+          <w:rFonts w:ascii="Cascadia Mono" w:hAnsi="Cascadia Mono" w:cs="Cascadia Mono"/>
+          <w:color w:val="000000"/>
+          <w:kern w:val="0"/>
+          <w:sz w:val="19"/>
+          <w:szCs w:val="19"/>
+          <w:highlight w:val="white"/>
+          <w:lang w:val="en-US"/>
+        </w:rPr>
+        <w:t>::AppendAllText</w:t>
+      </w:r>
+      <w:r>
+        <w:rPr>
+          <w:rFonts w:ascii="Cascadia Mono" w:hAnsi="Cascadia Mono" w:cs="Cascadia Mono"/>
+          <w:color w:val="1A94FF"/>
+          <w:kern w:val="0"/>
+          <w:sz w:val="19"/>
+          <w:szCs w:val="19"/>
+          <w:highlight w:val="white"/>
+          <w:lang w:val="en-US"/>
+        </w:rPr>
+        <w:t>(</w:t>
+      </w:r>
+      <w:r>
+        <w:rPr>
+          <w:rFonts w:ascii="Cascadia Mono" w:hAnsi="Cascadia Mono" w:cs="Cascadia Mono"/>
+          <w:color w:val="808080"/>
+          <w:kern w:val="0"/>
+          <w:sz w:val="19"/>
+          <w:szCs w:val="19"/>
+          <w:highlight w:val="white"/>
+          <w:lang w:val="en-US"/>
+        </w:rPr>
+        <w:t>File</w:t>
+      </w:r>
+      <w:r>
+        <w:rPr>
+          <w:rFonts w:ascii="Cascadia Mono" w:hAnsi="Cascadia Mono" w:cs="Cascadia Mono"/>
+          <w:color w:val="000000"/>
+          <w:kern w:val="0"/>
+          <w:sz w:val="19"/>
+          <w:szCs w:val="19"/>
+          <w:highlight w:val="white"/>
+          <w:lang w:val="en-US"/>
+        </w:rPr>
+        <w:t>, b</w:t>
+      </w:r>
+      <w:r>
+        <w:rPr>
+          <w:rFonts w:ascii="Cascadia Mono" w:hAnsi="Cascadia Mono" w:cs="Cascadia Mono"/>
+          <w:color w:val="1A94FF"/>
+          <w:kern w:val="0"/>
+          <w:sz w:val="19"/>
+          <w:szCs w:val="19"/>
+          <w:highlight w:val="white"/>
+          <w:lang w:val="en-US"/>
+        </w:rPr>
+        <w:t>)</w:t>
+      </w:r>
+      <w:r>
+        <w:rPr>
+          <w:rFonts w:ascii="Cascadia Mono" w:hAnsi="Cascadia Mono" w:cs="Cascadia Mono"/>
+          <w:color w:val="000000"/>
+          <w:kern w:val="0"/>
+          <w:sz w:val="19"/>
+          <w:szCs w:val="19"/>
+          <w:highlight w:val="white"/>
+          <w:lang w:val="en-US"/>
+        </w:rPr>
+        <w:t>;</w:t>
+      </w:r>
+    </w:p>
+    <w:p>
+      <w:pPr>
+        <w:autoSpaceDE w:val="0"/>
+        <w:autoSpaceDN w:val="0"/>
+        <w:adjustRightInd w:val="0"/>
+        <w:spacing w:after="0" w:line="240" w:lineRule="auto"/>
+        <w:rPr>
+          <w:rFonts w:ascii="Cascadia Mono" w:hAnsi="Cascadia Mono" w:cs="Cascadia Mono"/>
+          <w:color w:val="000000"/>
+          <w:kern w:val="0"/>
+          <w:sz w:val="19"/>
+          <w:szCs w:val="19"/>
+          <w:highlight w:val="white"/>
+          <w:lang w:val="en-US"/>
+        </w:rPr>
+      </w:pPr>
+      <w:r>
+        <w:rPr>
+          <w:rFonts w:ascii="Cascadia Mono" w:hAnsi="Cascadia Mono" w:cs="Cascadia Mono"/>
+          <w:color w:val="000000"/>
+          <w:kern w:val="0"/>
+          <w:sz w:val="19"/>
+          <w:szCs w:val="19"/>
+          <w:highlight w:val="white"/>
+          <w:lang w:val="en-US"/>
+        </w:rPr>
+        <w:tab/>
+      </w:r>
+      <w:r>
+        <w:rPr>
+          <w:rFonts w:ascii="Cascadia Mono" w:hAnsi="Cascadia Mono" w:cs="Cascadia Mono"/>
+          <w:color w:val="000000"/>
+          <w:kern w:val="0"/>
+          <w:sz w:val="19"/>
+          <w:szCs w:val="19"/>
+          <w:highlight w:val="white"/>
+          <w:lang w:val="en-US"/>
+        </w:rPr>
+        <w:tab/>
+      </w:r>
+      <w:r>
+        <w:rPr>
+          <w:rFonts w:ascii="Cascadia Mono" w:hAnsi="Cascadia Mono" w:cs="Cascadia Mono"/>
+          <w:color w:val="D86AC2"/>
+          <w:kern w:val="0"/>
+          <w:sz w:val="19"/>
+          <w:szCs w:val="19"/>
+          <w:highlight w:val="white"/>
+          <w:lang w:val="en-US"/>
+        </w:rPr>
+        <w:t>}</w:t>
+      </w:r>
+    </w:p>
+    <w:p>
+      <w:pPr>
+        <w:autoSpaceDE w:val="0"/>
+        <w:autoSpaceDN w:val="0"/>
+        <w:adjustRightInd w:val="0"/>
+        <w:spacing w:after="0" w:line="240" w:lineRule="auto"/>
+        <w:rPr>
+          <w:rFonts w:ascii="Cascadia Mono" w:hAnsi="Cascadia Mono" w:cs="Cascadia Mono"/>
+          <w:color w:val="000000"/>
+          <w:kern w:val="0"/>
+          <w:sz w:val="19"/>
+          <w:szCs w:val="19"/>
+          <w:highlight w:val="white"/>
+          <w:lang w:val="en-US"/>
+        </w:rPr>
+      </w:pPr>
+      <w:r>
+        <w:rPr>
+          <w:rFonts w:ascii="Cascadia Mono" w:hAnsi="Cascadia Mono" w:cs="Cascadia Mono"/>
+          <w:color w:val="0000FF"/>
+          <w:kern w:val="0"/>
+          <w:sz w:val="19"/>
+          <w:szCs w:val="19"/>
+          <w:highlight w:val="white"/>
+          <w:lang w:val="en-US"/>
+        </w:rPr>
+        <w:t>private</w:t>
+      </w:r>
+      <w:r>
+        <w:rPr>
+          <w:rFonts w:ascii="Cascadia Mono" w:hAnsi="Cascadia Mono" w:cs="Cascadia Mono"/>
+          <w:color w:val="000000"/>
+          <w:kern w:val="0"/>
+          <w:sz w:val="19"/>
+          <w:szCs w:val="19"/>
+          <w:highlight w:val="white"/>
+          <w:lang w:val="en-US"/>
+        </w:rPr>
+        <w:t>: System::</w:t>
+      </w:r>
+      <w:r>
+        <w:rPr>
+          <w:rFonts w:ascii="Cascadia Mono" w:hAnsi="Cascadia Mono" w:cs="Cascadia Mono"/>
+          <w:color w:val="2B91AF"/>
+          <w:kern w:val="0"/>
+          <w:sz w:val="19"/>
+          <w:szCs w:val="19"/>
+          <w:highlight w:val="white"/>
+          <w:lang w:val="en-US"/>
+        </w:rPr>
+        <w:t>Void</w:t>
+      </w:r>
+      <w:r>
+        <w:rPr>
+          <w:rFonts w:ascii="Cascadia Mono" w:hAnsi="Cascadia Mono" w:cs="Cascadia Mono"/>
+          <w:color w:val="000000"/>
+          <w:kern w:val="0"/>
+          <w:sz w:val="19"/>
+          <w:szCs w:val="19"/>
+          <w:highlight w:val="white"/>
+          <w:lang w:val="en-US"/>
+        </w:rPr>
+        <w:t xml:space="preserve"> button1_Click</w:t>
+      </w:r>
+      <w:r>
+        <w:rPr>
+          <w:rFonts w:ascii="Cascadia Mono" w:hAnsi="Cascadia Mono" w:cs="Cascadia Mono"/>
+          <w:color w:val="D86AC2"/>
+          <w:kern w:val="0"/>
+          <w:sz w:val="19"/>
+          <w:szCs w:val="19"/>
+          <w:highlight w:val="white"/>
+          <w:lang w:val="en-US"/>
+        </w:rPr>
+        <w:t>(</w:t>
+      </w:r>
+      <w:r>
+        <w:rPr>
+          <w:rFonts w:ascii="Cascadia Mono" w:hAnsi="Cascadia Mono" w:cs="Cascadia Mono"/>
+          <w:color w:val="000000"/>
+          <w:kern w:val="0"/>
+          <w:sz w:val="19"/>
+          <w:szCs w:val="19"/>
+          <w:highlight w:val="white"/>
+          <w:lang w:val="en-US"/>
+        </w:rPr>
+        <w:t>System::</w:t>
+      </w:r>
+      <w:r>
+        <w:rPr>
+          <w:rFonts w:ascii="Cascadia Mono" w:hAnsi="Cascadia Mono" w:cs="Cascadia Mono"/>
+          <w:color w:val="2B91AF"/>
+          <w:kern w:val="0"/>
+          <w:sz w:val="19"/>
+          <w:szCs w:val="19"/>
+          <w:highlight w:val="white"/>
+          <w:lang w:val="en-US"/>
+        </w:rPr>
+        <w:t>Object</w:t>
+      </w:r>
+      <w:r>
+        <w:rPr>
+          <w:rFonts w:ascii="Cascadia Mono" w:hAnsi="Cascadia Mono" w:cs="Cascadia Mono"/>
+          <w:color w:val="000000"/>
+          <w:kern w:val="0"/>
+          <w:sz w:val="19"/>
+          <w:szCs w:val="19"/>
+          <w:highlight w:val="white"/>
+          <w:lang w:val="en-US"/>
+        </w:rPr>
+        <w:t xml:space="preserve">^ </w:t>
+      </w:r>
+      <w:r>
+        <w:rPr>
+          <w:rFonts w:ascii="Cascadia Mono" w:hAnsi="Cascadia Mono" w:cs="Cascadia Mono"/>
+          <w:color w:val="808080"/>
+          <w:kern w:val="0"/>
+          <w:sz w:val="19"/>
+          <w:szCs w:val="19"/>
+          <w:highlight w:val="white"/>
+          <w:lang w:val="en-US"/>
+        </w:rPr>
+        <w:t>sender</w:t>
+      </w:r>
+      <w:r>
+        <w:rPr>
+          <w:rFonts w:ascii="Cascadia Mono" w:hAnsi="Cascadia Mono" w:cs="Cascadia Mono"/>
+          <w:color w:val="000000"/>
+          <w:kern w:val="0"/>
+          <w:sz w:val="19"/>
+          <w:szCs w:val="19"/>
+          <w:highlight w:val="white"/>
+          <w:lang w:val="en-US"/>
+        </w:rPr>
+        <w:t>, System::</w:t>
+      </w:r>
+      <w:r>
+        <w:rPr>
+          <w:rFonts w:ascii="Cascadia Mono" w:hAnsi="Cascadia Mono" w:cs="Cascadia Mono"/>
+          <w:color w:val="2B91AF"/>
+          <w:kern w:val="0"/>
+          <w:sz w:val="19"/>
+          <w:szCs w:val="19"/>
+          <w:highlight w:val="white"/>
+          <w:lang w:val="en-US"/>
+        </w:rPr>
+        <w:t>EventArgs</w:t>
+      </w:r>
+      <w:r>
+        <w:rPr>
+          <w:rFonts w:ascii="Cascadia Mono" w:hAnsi="Cascadia Mono" w:cs="Cascadia Mono"/>
+          <w:color w:val="000000"/>
+          <w:kern w:val="0"/>
+          <w:sz w:val="19"/>
+          <w:szCs w:val="19"/>
+          <w:highlight w:val="white"/>
+          <w:lang w:val="en-US"/>
+        </w:rPr>
+        <w:t xml:space="preserve">^ </w:t>
+      </w:r>
+      <w:r>
+        <w:rPr>
+          <w:rFonts w:ascii="Cascadia Mono" w:hAnsi="Cascadia Mono" w:cs="Cascadia Mono"/>
+          <w:color w:val="808080"/>
+          <w:kern w:val="0"/>
+          <w:sz w:val="19"/>
+          <w:szCs w:val="19"/>
+          <w:highlight w:val="white"/>
+          <w:lang w:val="en-US"/>
+        </w:rPr>
+        <w:t>e</w:t>
+      </w:r>
+      <w:r>
+        <w:rPr>
+          <w:rFonts w:ascii="Cascadia Mono" w:hAnsi="Cascadia Mono" w:cs="Cascadia Mono"/>
+          <w:color w:val="D86AC2"/>
+          <w:kern w:val="0"/>
+          <w:sz w:val="19"/>
+          <w:szCs w:val="19"/>
+          <w:highlight w:val="white"/>
+          <w:lang w:val="en-US"/>
+        </w:rPr>
+        <w:t>)</w:t>
+      </w:r>
+      <w:r>
+        <w:rPr>
+          <w:rFonts w:ascii="Cascadia Mono" w:hAnsi="Cascadia Mono" w:cs="Cascadia Mono"/>
+          <w:color w:val="000000"/>
+          <w:kern w:val="0"/>
+          <w:sz w:val="19"/>
+          <w:szCs w:val="19"/>
+          <w:highlight w:val="white"/>
+          <w:lang w:val="en-US"/>
+        </w:rPr>
+        <w:t xml:space="preserve"> </w:t>
+      </w:r>
+      <w:r>
+        <w:rPr>
+          <w:rFonts w:ascii="Cascadia Mono" w:hAnsi="Cascadia Mono" w:cs="Cascadia Mono"/>
+          <w:color w:val="D86AC2"/>
+          <w:kern w:val="0"/>
+          <w:sz w:val="19"/>
+          <w:szCs w:val="19"/>
+          <w:highlight w:val="white"/>
+          <w:lang w:val="en-US"/>
+        </w:rPr>
+        <w:t>{</w:t>
+      </w:r>
+    </w:p>
+    <w:p>
+      <w:pPr>
+        <w:autoSpaceDE w:val="0"/>
+        <w:autoSpaceDN w:val="0"/>
+        <w:adjustRightInd w:val="0"/>
+        <w:spacing w:after="0" w:line="240" w:lineRule="auto"/>
+        <w:rPr>
+          <w:rFonts w:ascii="Cascadia Mono" w:hAnsi="Cascadia Mono" w:cs="Cascadia Mono"/>
+          <w:color w:val="000000"/>
+          <w:kern w:val="0"/>
+          <w:sz w:val="19"/>
+          <w:szCs w:val="19"/>
+          <w:highlight w:val="white"/>
+          <w:lang w:val="en-US"/>
+        </w:rPr>
+      </w:pPr>
+      <w:r>
+        <w:rPr>
+          <w:rFonts w:ascii="Cascadia Mono" w:hAnsi="Cascadia Mono" w:cs="Cascadia Mono"/>
+          <w:color w:val="000000"/>
+          <w:kern w:val="0"/>
+          <w:sz w:val="19"/>
+          <w:szCs w:val="19"/>
+          <w:highlight w:val="white"/>
+          <w:lang w:val="en-US"/>
+        </w:rPr>
+        <w:tab/>
+      </w:r>
+      <w:r>
+        <w:rPr>
+          <w:rFonts w:ascii="Cascadia Mono" w:hAnsi="Cascadia Mono" w:cs="Cascadia Mono"/>
+          <w:color w:val="000000"/>
+          <w:kern w:val="0"/>
+          <w:sz w:val="19"/>
+          <w:szCs w:val="19"/>
+          <w:highlight w:val="white"/>
+          <w:lang w:val="en-US"/>
+        </w:rPr>
+        <w:tab/>
+      </w:r>
+      <w:r>
+        <w:rPr>
+          <w:rFonts w:ascii="Cascadia Mono" w:hAnsi="Cascadia Mono" w:cs="Cascadia Mono"/>
+          <w:color w:val="0000FF"/>
+          <w:kern w:val="0"/>
+          <w:sz w:val="19"/>
+          <w:szCs w:val="19"/>
+          <w:highlight w:val="white"/>
+          <w:lang w:val="en-US"/>
+        </w:rPr>
+        <w:t>if</w:t>
+      </w:r>
+      <w:r>
+        <w:rPr>
+          <w:rFonts w:ascii="Cascadia Mono" w:hAnsi="Cascadia Mono" w:cs="Cascadia Mono"/>
+          <w:color w:val="000000"/>
+          <w:kern w:val="0"/>
+          <w:sz w:val="19"/>
+          <w:szCs w:val="19"/>
+          <w:highlight w:val="white"/>
+          <w:lang w:val="en-US"/>
+        </w:rPr>
+        <w:t xml:space="preserve"> </w:t>
+      </w:r>
+      <w:r>
+        <w:rPr>
+          <w:rFonts w:ascii="Cascadia Mono" w:hAnsi="Cascadia Mono" w:cs="Cascadia Mono"/>
+          <w:color w:val="1A94FF"/>
+          <w:kern w:val="0"/>
+          <w:sz w:val="19"/>
+          <w:szCs w:val="19"/>
+          <w:highlight w:val="white"/>
+          <w:lang w:val="en-US"/>
+        </w:rPr>
+        <w:t>(</w:t>
+      </w:r>
+      <w:r>
+        <w:rPr>
+          <w:rFonts w:ascii="Cascadia Mono" w:hAnsi="Cascadia Mono" w:cs="Cascadia Mono"/>
+          <w:color w:val="000000"/>
+          <w:kern w:val="0"/>
+          <w:sz w:val="19"/>
+          <w:szCs w:val="19"/>
+          <w:highlight w:val="white"/>
+          <w:lang w:val="en-US"/>
+        </w:rPr>
+        <w:t>count == 0</w:t>
+      </w:r>
+      <w:r>
+        <w:rPr>
+          <w:rFonts w:ascii="Cascadia Mono" w:hAnsi="Cascadia Mono" w:cs="Cascadia Mono"/>
+          <w:color w:val="1A94FF"/>
+          <w:kern w:val="0"/>
+          <w:sz w:val="19"/>
+          <w:szCs w:val="19"/>
+          <w:highlight w:val="white"/>
+          <w:lang w:val="en-US"/>
+        </w:rPr>
+        <w:t>)</w:t>
+      </w:r>
+      <w:r>
+        <w:rPr>
+          <w:rFonts w:ascii="Cascadia Mono" w:hAnsi="Cascadia Mono" w:cs="Cascadia Mono"/>
+          <w:color w:val="000000"/>
+          <w:kern w:val="0"/>
+          <w:sz w:val="19"/>
+          <w:szCs w:val="19"/>
+          <w:highlight w:val="white"/>
+          <w:lang w:val="en-US"/>
+        </w:rPr>
+        <w:t xml:space="preserve"> </w:t>
+      </w:r>
+      <w:r>
+        <w:rPr>
+          <w:rFonts w:ascii="Cascadia Mono" w:hAnsi="Cascadia Mono" w:cs="Cascadia Mono"/>
+          <w:color w:val="1A94FF"/>
+          <w:kern w:val="0"/>
+          <w:sz w:val="19"/>
+          <w:szCs w:val="19"/>
+          <w:highlight w:val="white"/>
+          <w:lang w:val="en-US"/>
+        </w:rPr>
+        <w:t>{</w:t>
+      </w:r>
+    </w:p>
+    <w:p>
+      <w:pPr>
+        <w:autoSpaceDE w:val="0"/>
+        <w:autoSpaceDN w:val="0"/>
+        <w:adjustRightInd w:val="0"/>
+        <w:spacing w:after="0" w:line="240" w:lineRule="auto"/>
+        <w:rPr>
+          <w:rFonts w:ascii="Cascadia Mono" w:hAnsi="Cascadia Mono" w:cs="Cascadia Mono"/>
+          <w:color w:val="000000"/>
+          <w:kern w:val="0"/>
+          <w:sz w:val="19"/>
+          <w:szCs w:val="19"/>
+          <w:highlight w:val="white"/>
+          <w:lang w:val="en-US"/>
+        </w:rPr>
+      </w:pPr>
+      <w:r>
+        <w:rPr>
+          <w:rFonts w:ascii="Cascadia Mono" w:hAnsi="Cascadia Mono" w:cs="Cascadia Mono"/>
+          <w:color w:val="000000"/>
+          <w:kern w:val="0"/>
+          <w:sz w:val="19"/>
+          <w:szCs w:val="19"/>
+          <w:highlight w:val="white"/>
+          <w:lang w:val="en-US"/>
+        </w:rPr>
+        <w:tab/>
+      </w:r>
+      <w:r>
+        <w:rPr>
+          <w:rFonts w:ascii="Cascadia Mono" w:hAnsi="Cascadia Mono" w:cs="Cascadia Mono"/>
+          <w:color w:val="000000"/>
+          <w:kern w:val="0"/>
+          <w:sz w:val="19"/>
+          <w:szCs w:val="19"/>
+          <w:highlight w:val="white"/>
+          <w:lang w:val="en-US"/>
+        </w:rPr>
+        <w:tab/>
+      </w:r>
+      <w:r>
+        <w:rPr>
+          <w:rFonts w:ascii="Cascadia Mono" w:hAnsi="Cascadia Mono" w:cs="Cascadia Mono"/>
+          <w:color w:val="000000"/>
+          <w:kern w:val="0"/>
+          <w:sz w:val="19"/>
+          <w:szCs w:val="19"/>
+          <w:highlight w:val="white"/>
+          <w:lang w:val="en-US"/>
+        </w:rPr>
+        <w:tab/>
+        <w:t>count++;</w:t>
+      </w:r>
+    </w:p>
+    <w:p>
+      <w:pPr>
+        <w:autoSpaceDE w:val="0"/>
+        <w:autoSpaceDN w:val="0"/>
+        <w:adjustRightInd w:val="0"/>
+        <w:spacing w:after="0" w:line="240" w:lineRule="auto"/>
+        <w:rPr>
+          <w:rFonts w:ascii="Cascadia Mono" w:hAnsi="Cascadia Mono" w:cs="Cascadia Mono"/>
+          <w:color w:val="000000"/>
+          <w:kern w:val="0"/>
+          <w:sz w:val="19"/>
+          <w:szCs w:val="19"/>
+          <w:highlight w:val="white"/>
+          <w:lang w:val="en-US"/>
+        </w:rPr>
+      </w:pPr>
+      <w:r>
+        <w:rPr>
+          <w:rFonts w:ascii="Cascadia Mono" w:hAnsi="Cascadia Mono" w:cs="Cascadia Mono"/>
+          <w:color w:val="000000"/>
+          <w:kern w:val="0"/>
+          <w:sz w:val="19"/>
+          <w:szCs w:val="19"/>
+          <w:highlight w:val="white"/>
+          <w:lang w:val="en-US"/>
+        </w:rPr>
+        <w:tab/>
+      </w:r>
+      <w:r>
+        <w:rPr>
+          <w:rFonts w:ascii="Cascadia Mono" w:hAnsi="Cascadia Mono" w:cs="Cascadia Mono"/>
+          <w:color w:val="000000"/>
+          <w:kern w:val="0"/>
+          <w:sz w:val="19"/>
+          <w:szCs w:val="19"/>
+          <w:highlight w:val="white"/>
+          <w:lang w:val="en-US"/>
+        </w:rPr>
+        <w:tab/>
+      </w:r>
+      <w:r>
+        <w:rPr>
+          <w:rFonts w:ascii="Cascadia Mono" w:hAnsi="Cascadia Mono" w:cs="Cascadia Mono"/>
+          <w:color w:val="000000"/>
+          <w:kern w:val="0"/>
+          <w:sz w:val="19"/>
+          <w:szCs w:val="19"/>
+          <w:highlight w:val="white"/>
+          <w:lang w:val="en-US"/>
+        </w:rPr>
+        <w:tab/>
+        <w:t>listBox1-&gt;Items-&gt;Add</w:t>
+      </w:r>
+      <w:r>
+        <w:rPr>
+          <w:rFonts w:ascii="Cascadia Mono" w:hAnsi="Cascadia Mono" w:cs="Cascadia Mono"/>
+          <w:color w:val="FFD702"/>
+          <w:kern w:val="0"/>
+          <w:sz w:val="19"/>
+          <w:szCs w:val="19"/>
+          <w:highlight w:val="white"/>
+          <w:lang w:val="en-US"/>
+        </w:rPr>
+        <w:t>(</w:t>
+      </w:r>
+      <w:r>
+        <w:rPr>
+          <w:rFonts w:ascii="Cascadia Mono" w:hAnsi="Cascadia Mono" w:cs="Cascadia Mono"/>
+          <w:color w:val="A31515"/>
+          <w:kern w:val="0"/>
+          <w:sz w:val="19"/>
+          <w:szCs w:val="19"/>
+          <w:highlight w:val="white"/>
+          <w:lang w:val="en-US"/>
+        </w:rPr>
+        <w:t>"</w:t>
+      </w:r>
+      <w:r>
+        <w:rPr>
+          <w:rFonts w:ascii="Cascadia Mono" w:hAnsi="Cascadia Mono" w:cs="Cascadia Mono"/>
+          <w:color w:val="A31515"/>
+          <w:kern w:val="0"/>
+          <w:sz w:val="19"/>
+          <w:szCs w:val="19"/>
+          <w:highlight w:val="white"/>
+        </w:rPr>
+        <w:t>Иванов</w:t>
+      </w:r>
+      <w:r>
+        <w:rPr>
+          <w:rFonts w:ascii="Cascadia Mono" w:hAnsi="Cascadia Mono" w:cs="Cascadia Mono"/>
+          <w:color w:val="A31515"/>
+          <w:kern w:val="0"/>
+          <w:sz w:val="19"/>
+          <w:szCs w:val="19"/>
+          <w:highlight w:val="white"/>
+          <w:lang w:val="en-US"/>
+        </w:rPr>
+        <w:t>, 5, 10, 3"</w:t>
+      </w:r>
+      <w:r>
+        <w:rPr>
+          <w:rFonts w:ascii="Cascadia Mono" w:hAnsi="Cascadia Mono" w:cs="Cascadia Mono"/>
+          <w:color w:val="FFD702"/>
+          <w:kern w:val="0"/>
+          <w:sz w:val="19"/>
+          <w:szCs w:val="19"/>
+          <w:highlight w:val="white"/>
+          <w:lang w:val="en-US"/>
+        </w:rPr>
+        <w:t>)</w:t>
+      </w:r>
+      <w:r>
+        <w:rPr>
+          <w:rFonts w:ascii="Cascadia Mono" w:hAnsi="Cascadia Mono" w:cs="Cascadia Mono"/>
+          <w:color w:val="000000"/>
+          <w:kern w:val="0"/>
+          <w:sz w:val="19"/>
+          <w:szCs w:val="19"/>
+          <w:highlight w:val="white"/>
+          <w:lang w:val="en-US"/>
+        </w:rPr>
+        <w:t>;</w:t>
+      </w:r>
+    </w:p>
+    <w:p>
+      <w:pPr>
+        <w:autoSpaceDE w:val="0"/>
+        <w:autoSpaceDN w:val="0"/>
+        <w:adjustRightInd w:val="0"/>
+        <w:spacing w:after="0" w:line="240" w:lineRule="auto"/>
+        <w:rPr>
+          <w:rFonts w:ascii="Cascadia Mono" w:hAnsi="Cascadia Mono" w:cs="Cascadia Mono"/>
+          <w:color w:val="000000"/>
+          <w:kern w:val="0"/>
+          <w:sz w:val="19"/>
+          <w:szCs w:val="19"/>
+          <w:highlight w:val="white"/>
+          <w:lang w:val="en-US"/>
+        </w:rPr>
+      </w:pPr>
+      <w:r>
+        <w:rPr>
+          <w:rFonts w:ascii="Cascadia Mono" w:hAnsi="Cascadia Mono" w:cs="Cascadia Mono"/>
+          <w:color w:val="000000"/>
+          <w:kern w:val="0"/>
+          <w:sz w:val="19"/>
+          <w:szCs w:val="19"/>
+          <w:highlight w:val="white"/>
+          <w:lang w:val="en-US"/>
+        </w:rPr>
+        <w:tab/>
+      </w:r>
+      <w:r>
+        <w:rPr>
+          <w:rFonts w:ascii="Cascadia Mono" w:hAnsi="Cascadia Mono" w:cs="Cascadia Mono"/>
+          <w:color w:val="000000"/>
+          <w:kern w:val="0"/>
+          <w:sz w:val="19"/>
+          <w:szCs w:val="19"/>
+          <w:highlight w:val="white"/>
+          <w:lang w:val="en-US"/>
+        </w:rPr>
+        <w:tab/>
+      </w:r>
+      <w:r>
+        <w:rPr>
+          <w:rFonts w:ascii="Cascadia Mono" w:hAnsi="Cascadia Mono" w:cs="Cascadia Mono"/>
+          <w:color w:val="000000"/>
+          <w:kern w:val="0"/>
+          <w:sz w:val="19"/>
+          <w:szCs w:val="19"/>
+          <w:highlight w:val="white"/>
+          <w:lang w:val="en-US"/>
+        </w:rPr>
+        <w:tab/>
+        <w:t>listBox1-&gt;Items-&gt;Add</w:t>
+      </w:r>
+      <w:r>
+        <w:rPr>
+          <w:rFonts w:ascii="Cascadia Mono" w:hAnsi="Cascadia Mono" w:cs="Cascadia Mono"/>
+          <w:color w:val="FFD702"/>
+          <w:kern w:val="0"/>
+          <w:sz w:val="19"/>
+          <w:szCs w:val="19"/>
+          <w:highlight w:val="white"/>
+          <w:lang w:val="en-US"/>
+        </w:rPr>
+        <w:t>(</w:t>
+      </w:r>
+      <w:r>
+        <w:rPr>
+          <w:rFonts w:ascii="Cascadia Mono" w:hAnsi="Cascadia Mono" w:cs="Cascadia Mono"/>
+          <w:color w:val="A31515"/>
+          <w:kern w:val="0"/>
+          <w:sz w:val="19"/>
+          <w:szCs w:val="19"/>
+          <w:highlight w:val="white"/>
+          <w:lang w:val="en-US"/>
+        </w:rPr>
+        <w:t>"</w:t>
+      </w:r>
+      <w:r>
+        <w:rPr>
+          <w:rFonts w:ascii="Cascadia Mono" w:hAnsi="Cascadia Mono" w:cs="Cascadia Mono"/>
+          <w:color w:val="A31515"/>
+          <w:kern w:val="0"/>
+          <w:sz w:val="19"/>
+          <w:szCs w:val="19"/>
+          <w:highlight w:val="white"/>
+        </w:rPr>
+        <w:t>Прохоров</w:t>
+      </w:r>
+      <w:r>
+        <w:rPr>
+          <w:rFonts w:ascii="Cascadia Mono" w:hAnsi="Cascadia Mono" w:cs="Cascadia Mono"/>
+          <w:color w:val="A31515"/>
+          <w:kern w:val="0"/>
+          <w:sz w:val="19"/>
+          <w:szCs w:val="19"/>
+          <w:highlight w:val="white"/>
+          <w:lang w:val="en-US"/>
+        </w:rPr>
+        <w:t>, 4, 3, 7"</w:t>
+      </w:r>
+      <w:r>
+        <w:rPr>
+          <w:rFonts w:ascii="Cascadia Mono" w:hAnsi="Cascadia Mono" w:cs="Cascadia Mono"/>
+          <w:color w:val="FFD702"/>
+          <w:kern w:val="0"/>
+          <w:sz w:val="19"/>
+          <w:szCs w:val="19"/>
+          <w:highlight w:val="white"/>
+          <w:lang w:val="en-US"/>
+        </w:rPr>
+        <w:t>)</w:t>
+      </w:r>
+      <w:r>
+        <w:rPr>
+          <w:rFonts w:ascii="Cascadia Mono" w:hAnsi="Cascadia Mono" w:cs="Cascadia Mono"/>
+          <w:color w:val="000000"/>
+          <w:kern w:val="0"/>
+          <w:sz w:val="19"/>
+          <w:szCs w:val="19"/>
+          <w:highlight w:val="white"/>
+          <w:lang w:val="en-US"/>
+        </w:rPr>
+        <w:t>;</w:t>
+      </w:r>
+    </w:p>
+    <w:p>
+      <w:pPr>
+        <w:autoSpaceDE w:val="0"/>
+        <w:autoSpaceDN w:val="0"/>
+        <w:adjustRightInd w:val="0"/>
+        <w:spacing w:after="0" w:line="240" w:lineRule="auto"/>
+        <w:rPr>
+          <w:rFonts w:ascii="Cascadia Mono" w:hAnsi="Cascadia Mono" w:cs="Cascadia Mono"/>
+          <w:color w:val="000000"/>
+          <w:kern w:val="0"/>
+          <w:sz w:val="19"/>
+          <w:szCs w:val="19"/>
+          <w:highlight w:val="white"/>
+          <w:lang w:val="en-US"/>
+        </w:rPr>
+      </w:pPr>
+      <w:r>
+        <w:rPr>
+          <w:rFonts w:ascii="Cascadia Mono" w:hAnsi="Cascadia Mono" w:cs="Cascadia Mono"/>
+          <w:color w:val="000000"/>
+          <w:kern w:val="0"/>
+          <w:sz w:val="19"/>
+          <w:szCs w:val="19"/>
+          <w:highlight w:val="white"/>
+          <w:lang w:val="en-US"/>
+        </w:rPr>
+        <w:tab/>
+      </w:r>
+      <w:r>
+        <w:rPr>
+          <w:rFonts w:ascii="Cascadia Mono" w:hAnsi="Cascadia Mono" w:cs="Cascadia Mono"/>
+          <w:color w:val="000000"/>
+          <w:kern w:val="0"/>
+          <w:sz w:val="19"/>
+          <w:szCs w:val="19"/>
+          <w:highlight w:val="white"/>
+          <w:lang w:val="en-US"/>
+        </w:rPr>
+        <w:tab/>
+      </w:r>
+      <w:r>
+        <w:rPr>
+          <w:rFonts w:ascii="Cascadia Mono" w:hAnsi="Cascadia Mono" w:cs="Cascadia Mono"/>
+          <w:color w:val="000000"/>
+          <w:kern w:val="0"/>
+          <w:sz w:val="19"/>
+          <w:szCs w:val="19"/>
+          <w:highlight w:val="white"/>
+          <w:lang w:val="en-US"/>
+        </w:rPr>
+        <w:tab/>
+        <w:t>listBox1-&gt;Items-&gt;Add</w:t>
+      </w:r>
+      <w:r>
+        <w:rPr>
+          <w:rFonts w:ascii="Cascadia Mono" w:hAnsi="Cascadia Mono" w:cs="Cascadia Mono"/>
+          <w:color w:val="FFD702"/>
+          <w:kern w:val="0"/>
+          <w:sz w:val="19"/>
+          <w:szCs w:val="19"/>
+          <w:highlight w:val="white"/>
+          <w:lang w:val="en-US"/>
+        </w:rPr>
+        <w:t>(</w:t>
+      </w:r>
+      <w:r>
+        <w:rPr>
+          <w:rFonts w:ascii="Cascadia Mono" w:hAnsi="Cascadia Mono" w:cs="Cascadia Mono"/>
+          <w:color w:val="A31515"/>
+          <w:kern w:val="0"/>
+          <w:sz w:val="19"/>
+          <w:szCs w:val="19"/>
+          <w:highlight w:val="white"/>
+          <w:lang w:val="en-US"/>
+        </w:rPr>
+        <w:t>"</w:t>
+      </w:r>
+      <w:r>
+        <w:rPr>
+          <w:rFonts w:ascii="Cascadia Mono" w:hAnsi="Cascadia Mono" w:cs="Cascadia Mono"/>
+          <w:color w:val="A31515"/>
+          <w:kern w:val="0"/>
+          <w:sz w:val="19"/>
+          <w:szCs w:val="19"/>
+          <w:highlight w:val="white"/>
+        </w:rPr>
+        <w:t>Семенов</w:t>
+      </w:r>
+      <w:r>
+        <w:rPr>
+          <w:rFonts w:ascii="Cascadia Mono" w:hAnsi="Cascadia Mono" w:cs="Cascadia Mono"/>
+          <w:color w:val="A31515"/>
+          <w:kern w:val="0"/>
+          <w:sz w:val="19"/>
+          <w:szCs w:val="19"/>
+          <w:highlight w:val="white"/>
+          <w:lang w:val="en-US"/>
+        </w:rPr>
+        <w:t>, 2, 10, 10"</w:t>
+      </w:r>
+      <w:r>
+        <w:rPr>
+          <w:rFonts w:ascii="Cascadia Mono" w:hAnsi="Cascadia Mono" w:cs="Cascadia Mono"/>
+          <w:color w:val="FFD702"/>
+          <w:kern w:val="0"/>
+          <w:sz w:val="19"/>
+          <w:szCs w:val="19"/>
+          <w:highlight w:val="white"/>
+          <w:lang w:val="en-US"/>
+        </w:rPr>
+        <w:t>)</w:t>
+      </w:r>
+      <w:r>
+        <w:rPr>
+          <w:rFonts w:ascii="Cascadia Mono" w:hAnsi="Cascadia Mono" w:cs="Cascadia Mono"/>
+          <w:color w:val="000000"/>
+          <w:kern w:val="0"/>
+          <w:sz w:val="19"/>
+          <w:szCs w:val="19"/>
+          <w:highlight w:val="white"/>
+          <w:lang w:val="en-US"/>
+        </w:rPr>
+        <w:t>;</w:t>
+      </w:r>
+    </w:p>
+    <w:p>
+      <w:pPr>
+        <w:autoSpaceDE w:val="0"/>
+        <w:autoSpaceDN w:val="0"/>
+        <w:adjustRightInd w:val="0"/>
+        <w:spacing w:after="0" w:line="240" w:lineRule="auto"/>
+        <w:rPr>
+          <w:rFonts w:ascii="Cascadia Mono" w:hAnsi="Cascadia Mono" w:cs="Cascadia Mono"/>
+          <w:color w:val="000000"/>
+          <w:kern w:val="0"/>
+          <w:sz w:val="19"/>
+          <w:szCs w:val="19"/>
+          <w:highlight w:val="white"/>
+          <w:lang w:val="en-US"/>
+        </w:rPr>
+      </w:pPr>
+      <w:r>
+        <w:rPr>
+          <w:rFonts w:ascii="Cascadia Mono" w:hAnsi="Cascadia Mono" w:cs="Cascadia Mono"/>
+          <w:color w:val="000000"/>
+          <w:kern w:val="0"/>
+          <w:sz w:val="19"/>
+          <w:szCs w:val="19"/>
+          <w:highlight w:val="white"/>
+          <w:lang w:val="en-US"/>
+        </w:rPr>
+        <w:tab/>
+      </w:r>
+      <w:r>
+        <w:rPr>
+          <w:rFonts w:ascii="Cascadia Mono" w:hAnsi="Cascadia Mono" w:cs="Cascadia Mono"/>
+          <w:color w:val="000000"/>
+          <w:kern w:val="0"/>
+          <w:sz w:val="19"/>
+          <w:szCs w:val="19"/>
+          <w:highlight w:val="white"/>
+          <w:lang w:val="en-US"/>
+        </w:rPr>
+        <w:tab/>
+      </w:r>
+      <w:r>
+        <w:rPr>
+          <w:rFonts w:ascii="Cascadia Mono" w:hAnsi="Cascadia Mono" w:cs="Cascadia Mono"/>
+          <w:color w:val="1A94FF"/>
+          <w:kern w:val="0"/>
+          <w:sz w:val="19"/>
+          <w:szCs w:val="19"/>
+          <w:highlight w:val="white"/>
+          <w:lang w:val="en-US"/>
+        </w:rPr>
+        <w:t>}</w:t>
+      </w:r>
+    </w:p>
+    <w:p>
+      <w:pPr>
+        <w:autoSpaceDE w:val="0"/>
+        <w:autoSpaceDN w:val="0"/>
+        <w:adjustRightInd w:val="0"/>
+        <w:spacing w:after="0" w:line="240" w:lineRule="auto"/>
+        <w:rPr>
+          <w:rFonts w:ascii="Cascadia Mono" w:hAnsi="Cascadia Mono" w:cs="Cascadia Mono"/>
+          <w:color w:val="000000"/>
+          <w:kern w:val="0"/>
+          <w:sz w:val="19"/>
+          <w:szCs w:val="19"/>
+          <w:highlight w:val="white"/>
+          <w:lang w:val="en-US"/>
+        </w:rPr>
+      </w:pPr>
+      <w:r>
+        <w:rPr>
+          <w:rFonts w:ascii="Cascadia Mono" w:hAnsi="Cascadia Mono" w:cs="Cascadia Mono"/>
+          <w:color w:val="000000"/>
+          <w:kern w:val="0"/>
+          <w:sz w:val="19"/>
+          <w:szCs w:val="19"/>
+          <w:highlight w:val="white"/>
+          <w:lang w:val="en-US"/>
+        </w:rPr>
+        <w:tab/>
+      </w:r>
+      <w:r>
+        <w:rPr>
+          <w:rFonts w:ascii="Cascadia Mono" w:hAnsi="Cascadia Mono" w:cs="Cascadia Mono"/>
+          <w:color w:val="D86AC2"/>
+          <w:kern w:val="0"/>
+          <w:sz w:val="19"/>
+          <w:szCs w:val="19"/>
+          <w:highlight w:val="white"/>
+          <w:lang w:val="en-US"/>
+        </w:rPr>
+        <w:t>}</w:t>
+      </w:r>
+    </w:p>
+    <w:p>
+      <w:pPr>
+        <w:autoSpaceDE w:val="0"/>
+        <w:autoSpaceDN w:val="0"/>
+        <w:adjustRightInd w:val="0"/>
+        <w:spacing w:after="0" w:line="240" w:lineRule="auto"/>
+        <w:rPr>
+          <w:rFonts w:ascii="Cascadia Mono" w:hAnsi="Cascadia Mono" w:cs="Cascadia Mono"/>
+          <w:color w:val="000000"/>
+          <w:kern w:val="0"/>
+          <w:sz w:val="19"/>
+          <w:szCs w:val="19"/>
+          <w:highlight w:val="white"/>
+          <w:lang w:val="en-US"/>
+        </w:rPr>
+      </w:pPr>
+      <w:r>
+        <w:rPr>
+          <w:rFonts w:ascii="Cascadia Mono" w:hAnsi="Cascadia Mono" w:cs="Cascadia Mono"/>
+          <w:color w:val="0000FF"/>
+          <w:kern w:val="0"/>
+          <w:sz w:val="19"/>
+          <w:szCs w:val="19"/>
+          <w:highlight w:val="white"/>
+          <w:lang w:val="en-US"/>
+        </w:rPr>
+        <w:t>private</w:t>
+      </w:r>
+      <w:r>
+        <w:rPr>
+          <w:rFonts w:ascii="Cascadia Mono" w:hAnsi="Cascadia Mono" w:cs="Cascadia Mono"/>
+          <w:color w:val="000000"/>
+          <w:kern w:val="0"/>
+          <w:sz w:val="19"/>
+          <w:szCs w:val="19"/>
+          <w:highlight w:val="white"/>
+          <w:lang w:val="en-US"/>
+        </w:rPr>
+        <w:t>: System::</w:t>
+      </w:r>
+      <w:r>
+        <w:rPr>
+          <w:rFonts w:ascii="Cascadia Mono" w:hAnsi="Cascadia Mono" w:cs="Cascadia Mono"/>
+          <w:color w:val="2B91AF"/>
+          <w:kern w:val="0"/>
+          <w:sz w:val="19"/>
+          <w:szCs w:val="19"/>
+          <w:highlight w:val="white"/>
+          <w:lang w:val="en-US"/>
+        </w:rPr>
+        <w:t>Void</w:t>
+      </w:r>
+      <w:r>
+        <w:rPr>
+          <w:rFonts w:ascii="Cascadia Mono" w:hAnsi="Cascadia Mono" w:cs="Cascadia Mono"/>
+          <w:color w:val="000000"/>
+          <w:kern w:val="0"/>
+          <w:sz w:val="19"/>
+          <w:szCs w:val="19"/>
+          <w:highlight w:val="white"/>
+          <w:lang w:val="en-US"/>
+        </w:rPr>
+        <w:t xml:space="preserve"> button2_Click</w:t>
+      </w:r>
+      <w:r>
+        <w:rPr>
+          <w:rFonts w:ascii="Cascadia Mono" w:hAnsi="Cascadia Mono" w:cs="Cascadia Mono"/>
+          <w:color w:val="D86AC2"/>
+          <w:kern w:val="0"/>
+          <w:sz w:val="19"/>
+          <w:szCs w:val="19"/>
+          <w:highlight w:val="white"/>
+          <w:lang w:val="en-US"/>
+        </w:rPr>
+        <w:t>(</w:t>
+      </w:r>
+      <w:r>
+        <w:rPr>
+          <w:rFonts w:ascii="Cascadia Mono" w:hAnsi="Cascadia Mono" w:cs="Cascadia Mono"/>
+          <w:color w:val="000000"/>
+          <w:kern w:val="0"/>
+          <w:sz w:val="19"/>
+          <w:szCs w:val="19"/>
+          <w:highlight w:val="white"/>
+          <w:lang w:val="en-US"/>
+        </w:rPr>
+        <w:t>System::</w:t>
+      </w:r>
+      <w:r>
+        <w:rPr>
+          <w:rFonts w:ascii="Cascadia Mono" w:hAnsi="Cascadia Mono" w:cs="Cascadia Mono"/>
+          <w:color w:val="2B91AF"/>
+          <w:kern w:val="0"/>
+          <w:sz w:val="19"/>
+          <w:szCs w:val="19"/>
+          <w:highlight w:val="white"/>
+          <w:lang w:val="en-US"/>
+        </w:rPr>
+        <w:t>Object</w:t>
+      </w:r>
+      <w:r>
+        <w:rPr>
+          <w:rFonts w:ascii="Cascadia Mono" w:hAnsi="Cascadia Mono" w:cs="Cascadia Mono"/>
+          <w:color w:val="000000"/>
+          <w:kern w:val="0"/>
+          <w:sz w:val="19"/>
+          <w:szCs w:val="19"/>
+          <w:highlight w:val="white"/>
+          <w:lang w:val="en-US"/>
+        </w:rPr>
+        <w:t xml:space="preserve">^ </w:t>
+      </w:r>
+      <w:r>
+        <w:rPr>
+          <w:rFonts w:ascii="Cascadia Mono" w:hAnsi="Cascadia Mono" w:cs="Cascadia Mono"/>
+          <w:color w:val="808080"/>
+          <w:kern w:val="0"/>
+          <w:sz w:val="19"/>
+          <w:szCs w:val="19"/>
+          <w:highlight w:val="white"/>
+          <w:lang w:val="en-US"/>
+        </w:rPr>
+        <w:t>sender</w:t>
+      </w:r>
+      <w:r>
+        <w:rPr>
+          <w:rFonts w:ascii="Cascadia Mono" w:hAnsi="Cascadia Mono" w:cs="Cascadia Mono"/>
+          <w:color w:val="000000"/>
+          <w:kern w:val="0"/>
+          <w:sz w:val="19"/>
+          <w:szCs w:val="19"/>
+          <w:highlight w:val="white"/>
+          <w:lang w:val="en-US"/>
+        </w:rPr>
+        <w:t>, System::</w:t>
+      </w:r>
+      <w:r>
+        <w:rPr>
+          <w:rFonts w:ascii="Cascadia Mono" w:hAnsi="Cascadia Mono" w:cs="Cascadia Mono"/>
+          <w:color w:val="2B91AF"/>
+          <w:kern w:val="0"/>
+          <w:sz w:val="19"/>
+          <w:szCs w:val="19"/>
+          <w:highlight w:val="white"/>
+          <w:lang w:val="en-US"/>
+        </w:rPr>
+        <w:t>EventArgs</w:t>
+      </w:r>
+      <w:r>
+        <w:rPr>
+          <w:rFonts w:ascii="Cascadia Mono" w:hAnsi="Cascadia Mono" w:cs="Cascadia Mono"/>
+          <w:color w:val="000000"/>
+          <w:kern w:val="0"/>
+          <w:sz w:val="19"/>
+          <w:szCs w:val="19"/>
+          <w:highlight w:val="white"/>
+          <w:lang w:val="en-US"/>
+        </w:rPr>
+        <w:t xml:space="preserve">^ </w:t>
+      </w:r>
+      <w:r>
+        <w:rPr>
+          <w:rFonts w:ascii="Cascadia Mono" w:hAnsi="Cascadia Mono" w:cs="Cascadia Mono"/>
+          <w:color w:val="808080"/>
+          <w:kern w:val="0"/>
+          <w:sz w:val="19"/>
+          <w:szCs w:val="19"/>
+          <w:highlight w:val="white"/>
+          <w:lang w:val="en-US"/>
+        </w:rPr>
+        <w:t>e</w:t>
+      </w:r>
+      <w:r>
+        <w:rPr>
+          <w:rFonts w:ascii="Cascadia Mono" w:hAnsi="Cascadia Mono" w:cs="Cascadia Mono"/>
+          <w:color w:val="D86AC2"/>
+          <w:kern w:val="0"/>
+          <w:sz w:val="19"/>
+          <w:szCs w:val="19"/>
+          <w:highlight w:val="white"/>
+          <w:lang w:val="en-US"/>
+        </w:rPr>
+        <w:t>)</w:t>
+      </w:r>
+      <w:r>
+        <w:rPr>
+          <w:rFonts w:ascii="Cascadia Mono" w:hAnsi="Cascadia Mono" w:cs="Cascadia Mono"/>
+          <w:color w:val="000000"/>
+          <w:kern w:val="0"/>
+          <w:sz w:val="19"/>
+          <w:szCs w:val="19"/>
+          <w:highlight w:val="white"/>
+          <w:lang w:val="en-US"/>
+        </w:rPr>
+        <w:t xml:space="preserve"> </w:t>
+      </w:r>
+      <w:r>
+        <w:rPr>
+          <w:rFonts w:ascii="Cascadia Mono" w:hAnsi="Cascadia Mono" w:cs="Cascadia Mono"/>
+          <w:color w:val="D86AC2"/>
+          <w:kern w:val="0"/>
+          <w:sz w:val="19"/>
+          <w:szCs w:val="19"/>
+          <w:highlight w:val="white"/>
+          <w:lang w:val="en-US"/>
+        </w:rPr>
+        <w:t>{</w:t>
+      </w:r>
+    </w:p>
+    <w:p>
+      <w:pPr>
+        <w:autoSpaceDE w:val="0"/>
+        <w:autoSpaceDN w:val="0"/>
+        <w:adjustRightInd w:val="0"/>
+        <w:spacing w:after="0" w:line="240" w:lineRule="auto"/>
+        <w:rPr>
+          <w:rFonts w:ascii="Cascadia Mono" w:hAnsi="Cascadia Mono" w:cs="Cascadia Mono"/>
+          <w:color w:val="000000"/>
+          <w:kern w:val="0"/>
+          <w:sz w:val="19"/>
+          <w:szCs w:val="19"/>
+          <w:highlight w:val="white"/>
+          <w:lang w:val="en-US"/>
+        </w:rPr>
+      </w:pPr>
+      <w:r>
+        <w:rPr>
+          <w:rFonts w:ascii="Cascadia Mono" w:hAnsi="Cascadia Mono" w:cs="Cascadia Mono"/>
+          <w:color w:val="000000"/>
+          <w:kern w:val="0"/>
+          <w:sz w:val="19"/>
+          <w:szCs w:val="19"/>
+          <w:highlight w:val="white"/>
+          <w:lang w:val="en-US"/>
+        </w:rPr>
+        <w:tab/>
+        <w:t>SaveToFile</w:t>
+      </w:r>
+      <w:r>
+        <w:rPr>
+          <w:rFonts w:ascii="Cascadia Mono" w:hAnsi="Cascadia Mono" w:cs="Cascadia Mono"/>
+          <w:color w:val="1A94FF"/>
+          <w:kern w:val="0"/>
+          <w:sz w:val="19"/>
+          <w:szCs w:val="19"/>
+          <w:highlight w:val="white"/>
+          <w:lang w:val="en-US"/>
+        </w:rPr>
+        <w:t>(</w:t>
+      </w:r>
+      <w:r>
+        <w:rPr>
+          <w:rFonts w:ascii="Cascadia Mono" w:hAnsi="Cascadia Mono" w:cs="Cascadia Mono"/>
+          <w:color w:val="A31515"/>
+          <w:kern w:val="0"/>
+          <w:sz w:val="19"/>
+          <w:szCs w:val="19"/>
+          <w:highlight w:val="white"/>
+          <w:lang w:val="en-US"/>
+        </w:rPr>
+        <w:t>"LR37.txt"</w:t>
+      </w:r>
+      <w:r>
+        <w:rPr>
+          <w:rFonts w:ascii="Cascadia Mono" w:hAnsi="Cascadia Mono" w:cs="Cascadia Mono"/>
+          <w:color w:val="000000"/>
+          <w:kern w:val="0"/>
+          <w:sz w:val="19"/>
+          <w:szCs w:val="19"/>
+          <w:highlight w:val="white"/>
+          <w:lang w:val="en-US"/>
+        </w:rPr>
+        <w:t xml:space="preserve">, </w:t>
+      </w:r>
+      <w:r>
+        <w:rPr>
+          <w:rFonts w:ascii="Cascadia Mono" w:hAnsi="Cascadia Mono" w:cs="Cascadia Mono"/>
+          <w:color w:val="0000FF"/>
+          <w:kern w:val="0"/>
+          <w:sz w:val="19"/>
+          <w:szCs w:val="19"/>
+          <w:highlight w:val="white"/>
+          <w:lang w:val="en-US"/>
+        </w:rPr>
+        <w:t>this</w:t>
+      </w:r>
+      <w:r>
+        <w:rPr>
+          <w:rFonts w:ascii="Cascadia Mono" w:hAnsi="Cascadia Mono" w:cs="Cascadia Mono"/>
+          <w:color w:val="000000"/>
+          <w:kern w:val="0"/>
+          <w:sz w:val="19"/>
+          <w:szCs w:val="19"/>
+          <w:highlight w:val="white"/>
+          <w:lang w:val="en-US"/>
+        </w:rPr>
+        <w:t>-&gt;listBox1</w:t>
+      </w:r>
+      <w:r>
+        <w:rPr>
+          <w:rFonts w:ascii="Cascadia Mono" w:hAnsi="Cascadia Mono" w:cs="Cascadia Mono"/>
+          <w:color w:val="1A94FF"/>
+          <w:kern w:val="0"/>
+          <w:sz w:val="19"/>
+          <w:szCs w:val="19"/>
+          <w:highlight w:val="white"/>
+          <w:lang w:val="en-US"/>
+        </w:rPr>
+        <w:t>)</w:t>
+      </w:r>
+      <w:r>
+        <w:rPr>
+          <w:rFonts w:ascii="Cascadia Mono" w:hAnsi="Cascadia Mono" w:cs="Cascadia Mono"/>
+          <w:color w:val="000000"/>
+          <w:kern w:val="0"/>
+          <w:sz w:val="19"/>
+          <w:szCs w:val="19"/>
+          <w:highlight w:val="white"/>
+          <w:lang w:val="en-US"/>
+        </w:rPr>
+        <w:t>;</w:t>
+      </w:r>
+    </w:p>
+    <w:p>
+      <w:pPr>
+        <w:autoSpaceDE w:val="0"/>
+        <w:autoSpaceDN w:val="0"/>
+        <w:adjustRightInd w:val="0"/>
+        <w:spacing w:after="0" w:line="240" w:lineRule="auto"/>
+        <w:rPr>
+          <w:rFonts w:ascii="Cascadia Mono" w:hAnsi="Cascadia Mono" w:cs="Cascadia Mono"/>
+          <w:color w:val="000000"/>
+          <w:kern w:val="0"/>
+          <w:sz w:val="19"/>
+          <w:szCs w:val="19"/>
+          <w:highlight w:val="white"/>
+          <w:lang w:val="en-US"/>
+        </w:rPr>
+      </w:pPr>
+      <w:r>
+        <w:rPr>
+          <w:rFonts w:ascii="Cascadia Mono" w:hAnsi="Cascadia Mono" w:cs="Cascadia Mono"/>
+          <w:color w:val="D86AC2"/>
+          <w:kern w:val="0"/>
+          <w:sz w:val="19"/>
+          <w:szCs w:val="19"/>
+          <w:highlight w:val="white"/>
+          <w:lang w:val="en-US"/>
+        </w:rPr>
+        <w:t>}</w:t>
+      </w:r>
+    </w:p>
+    <w:p>
+      <w:pPr>
+        <w:autoSpaceDE w:val="0"/>
+        <w:autoSpaceDN w:val="0"/>
+        <w:adjustRightInd w:val="0"/>
+        <w:spacing w:after="0" w:line="240" w:lineRule="auto"/>
+        <w:rPr>
+          <w:rFonts w:ascii="Cascadia Mono" w:hAnsi="Cascadia Mono" w:cs="Cascadia Mono"/>
+          <w:color w:val="000000"/>
+          <w:kern w:val="0"/>
+          <w:sz w:val="19"/>
+          <w:szCs w:val="19"/>
+          <w:highlight w:val="white"/>
+          <w:lang w:val="en-US"/>
+        </w:rPr>
+      </w:pPr>
+    </w:p>
+    <w:p>
+      <w:pPr>
+        <w:autoSpaceDE w:val="0"/>
+        <w:autoSpaceDN w:val="0"/>
+        <w:adjustRightInd w:val="0"/>
+        <w:spacing w:after="0" w:line="240" w:lineRule="auto"/>
+        <w:rPr>
+          <w:rFonts w:ascii="Cascadia Mono" w:hAnsi="Cascadia Mono" w:cs="Cascadia Mono"/>
+          <w:color w:val="000000"/>
+          <w:kern w:val="0"/>
+          <w:sz w:val="19"/>
+          <w:szCs w:val="19"/>
+          <w:highlight w:val="white"/>
+          <w:lang w:val="en-US"/>
+        </w:rPr>
+      </w:pPr>
+      <w:r>
+        <w:rPr>
+          <w:rFonts w:ascii="Cascadia Mono" w:hAnsi="Cascadia Mono" w:cs="Cascadia Mono"/>
+          <w:color w:val="0000FF"/>
+          <w:kern w:val="0"/>
+          <w:sz w:val="19"/>
+          <w:szCs w:val="19"/>
+          <w:highlight w:val="white"/>
+          <w:lang w:val="en-US"/>
+        </w:rPr>
+        <w:t>private</w:t>
+      </w:r>
+      <w:r>
+        <w:rPr>
+          <w:rFonts w:ascii="Cascadia Mono" w:hAnsi="Cascadia Mono" w:cs="Cascadia Mono"/>
+          <w:color w:val="000000"/>
+          <w:kern w:val="0"/>
+          <w:sz w:val="19"/>
+          <w:szCs w:val="19"/>
+          <w:highlight w:val="white"/>
+          <w:lang w:val="en-US"/>
+        </w:rPr>
+        <w:t>: System::</w:t>
+      </w:r>
+      <w:r>
+        <w:rPr>
+          <w:rFonts w:ascii="Cascadia Mono" w:hAnsi="Cascadia Mono" w:cs="Cascadia Mono"/>
+          <w:color w:val="2B91AF"/>
+          <w:kern w:val="0"/>
+          <w:sz w:val="19"/>
+          <w:szCs w:val="19"/>
+          <w:highlight w:val="white"/>
+          <w:lang w:val="en-US"/>
+        </w:rPr>
+        <w:t>Void</w:t>
+      </w:r>
+      <w:r>
+        <w:rPr>
+          <w:rFonts w:ascii="Cascadia Mono" w:hAnsi="Cascadia Mono" w:cs="Cascadia Mono"/>
+          <w:color w:val="000000"/>
+          <w:kern w:val="0"/>
+          <w:sz w:val="19"/>
+          <w:szCs w:val="19"/>
+          <w:highlight w:val="white"/>
+          <w:lang w:val="en-US"/>
+        </w:rPr>
+        <w:t xml:space="preserve"> button3_Click</w:t>
+      </w:r>
+      <w:r>
+        <w:rPr>
+          <w:rFonts w:ascii="Cascadia Mono" w:hAnsi="Cascadia Mono" w:cs="Cascadia Mono"/>
+          <w:color w:val="D86AC2"/>
+          <w:kern w:val="0"/>
+          <w:sz w:val="19"/>
+          <w:szCs w:val="19"/>
+          <w:highlight w:val="white"/>
+          <w:lang w:val="en-US"/>
+        </w:rPr>
+        <w:t>(</w:t>
+      </w:r>
+      <w:r>
+        <w:rPr>
+          <w:rFonts w:ascii="Cascadia Mono" w:hAnsi="Cascadia Mono" w:cs="Cascadia Mono"/>
+          <w:color w:val="000000"/>
+          <w:kern w:val="0"/>
+          <w:sz w:val="19"/>
+          <w:szCs w:val="19"/>
+          <w:highlight w:val="white"/>
+          <w:lang w:val="en-US"/>
+        </w:rPr>
+        <w:t>System::</w:t>
+      </w:r>
+      <w:r>
+        <w:rPr>
+          <w:rFonts w:ascii="Cascadia Mono" w:hAnsi="Cascadia Mono" w:cs="Cascadia Mono"/>
+          <w:color w:val="2B91AF"/>
+          <w:kern w:val="0"/>
+          <w:sz w:val="19"/>
+          <w:szCs w:val="19"/>
+          <w:highlight w:val="white"/>
+          <w:lang w:val="en-US"/>
+        </w:rPr>
+        <w:t>Object</w:t>
+      </w:r>
+      <w:r>
+        <w:rPr>
+          <w:rFonts w:ascii="Cascadia Mono" w:hAnsi="Cascadia Mono" w:cs="Cascadia Mono"/>
+          <w:color w:val="000000"/>
+          <w:kern w:val="0"/>
+          <w:sz w:val="19"/>
+          <w:szCs w:val="19"/>
+          <w:highlight w:val="white"/>
+          <w:lang w:val="en-US"/>
+        </w:rPr>
+        <w:t xml:space="preserve">^ </w:t>
+      </w:r>
+      <w:r>
+        <w:rPr>
+          <w:rFonts w:ascii="Cascadia Mono" w:hAnsi="Cascadia Mono" w:cs="Cascadia Mono"/>
+          <w:color w:val="808080"/>
+          <w:kern w:val="0"/>
+          <w:sz w:val="19"/>
+          <w:szCs w:val="19"/>
+          <w:highlight w:val="white"/>
+          <w:lang w:val="en-US"/>
+        </w:rPr>
+        <w:t>sender</w:t>
+      </w:r>
+      <w:r>
+        <w:rPr>
+          <w:rFonts w:ascii="Cascadia Mono" w:hAnsi="Cascadia Mono" w:cs="Cascadia Mono"/>
+          <w:color w:val="000000"/>
+          <w:kern w:val="0"/>
+          <w:sz w:val="19"/>
+          <w:szCs w:val="19"/>
+          <w:highlight w:val="white"/>
+          <w:lang w:val="en-US"/>
+        </w:rPr>
+        <w:t>, System::</w:t>
+      </w:r>
+      <w:r>
+        <w:rPr>
+          <w:rFonts w:ascii="Cascadia Mono" w:hAnsi="Cascadia Mono" w:cs="Cascadia Mono"/>
+          <w:color w:val="2B91AF"/>
+          <w:kern w:val="0"/>
+          <w:sz w:val="19"/>
+          <w:szCs w:val="19"/>
+          <w:highlight w:val="white"/>
+          <w:lang w:val="en-US"/>
+        </w:rPr>
+        <w:t>EventArgs</w:t>
+      </w:r>
+      <w:r>
+        <w:rPr>
+          <w:rFonts w:ascii="Cascadia Mono" w:hAnsi="Cascadia Mono" w:cs="Cascadia Mono"/>
+          <w:color w:val="000000"/>
+          <w:kern w:val="0"/>
+          <w:sz w:val="19"/>
+          <w:szCs w:val="19"/>
+          <w:highlight w:val="white"/>
+          <w:lang w:val="en-US"/>
+        </w:rPr>
+        <w:t xml:space="preserve">^ </w:t>
+      </w:r>
+      <w:r>
+        <w:rPr>
+          <w:rFonts w:ascii="Cascadia Mono" w:hAnsi="Cascadia Mono" w:cs="Cascadia Mono"/>
+          <w:color w:val="808080"/>
+          <w:kern w:val="0"/>
+          <w:sz w:val="19"/>
+          <w:szCs w:val="19"/>
+          <w:highlight w:val="white"/>
+          <w:lang w:val="en-US"/>
+        </w:rPr>
+        <w:t>e</w:t>
+      </w:r>
+      <w:r>
+        <w:rPr>
+          <w:rFonts w:ascii="Cascadia Mono" w:hAnsi="Cascadia Mono" w:cs="Cascadia Mono"/>
+          <w:color w:val="D86AC2"/>
+          <w:kern w:val="0"/>
+          <w:sz w:val="19"/>
+          <w:szCs w:val="19"/>
+          <w:highlight w:val="white"/>
+          <w:lang w:val="en-US"/>
+        </w:rPr>
+        <w:t>)</w:t>
+      </w:r>
+      <w:r>
+        <w:rPr>
+          <w:rFonts w:ascii="Cascadia Mono" w:hAnsi="Cascadia Mono" w:cs="Cascadia Mono"/>
+          <w:color w:val="000000"/>
+          <w:kern w:val="0"/>
+          <w:sz w:val="19"/>
+          <w:szCs w:val="19"/>
+          <w:highlight w:val="white"/>
+          <w:lang w:val="en-US"/>
+        </w:rPr>
+        <w:t xml:space="preserve"> </w:t>
+      </w:r>
+      <w:r>
+        <w:rPr>
+          <w:rFonts w:ascii="Cascadia Mono" w:hAnsi="Cascadia Mono" w:cs="Cascadia Mono"/>
+          <w:color w:val="D86AC2"/>
+          <w:kern w:val="0"/>
+          <w:sz w:val="19"/>
+          <w:szCs w:val="19"/>
+          <w:highlight w:val="white"/>
+          <w:lang w:val="en-US"/>
+        </w:rPr>
+        <w:t>{</w:t>
+      </w:r>
+    </w:p>
+    <w:p>
+      <w:pPr>
+        <w:autoSpaceDE w:val="0"/>
+        <w:autoSpaceDN w:val="0"/>
+        <w:adjustRightInd w:val="0"/>
+        <w:spacing w:after="0" w:line="240" w:lineRule="auto"/>
+        <w:rPr>
+          <w:rFonts w:ascii="Cascadia Mono" w:hAnsi="Cascadia Mono" w:cs="Cascadia Mono"/>
+          <w:color w:val="000000"/>
+          <w:kern w:val="0"/>
+          <w:sz w:val="19"/>
+          <w:szCs w:val="19"/>
+          <w:highlight w:val="white"/>
+          <w:lang w:val="en-US"/>
+        </w:rPr>
+      </w:pPr>
+      <w:r>
+        <w:rPr>
+          <w:rFonts w:ascii="Cascadia Mono" w:hAnsi="Cascadia Mono" w:cs="Cascadia Mono"/>
+          <w:color w:val="000000"/>
+          <w:kern w:val="0"/>
+          <w:sz w:val="19"/>
+          <w:szCs w:val="19"/>
+          <w:highlight w:val="white"/>
+          <w:lang w:val="en-US"/>
+        </w:rPr>
+        <w:tab/>
+      </w:r>
+      <w:r>
+        <w:rPr>
+          <w:rFonts w:ascii="Cascadia Mono" w:hAnsi="Cascadia Mono" w:cs="Cascadia Mono"/>
+          <w:color w:val="0000FF"/>
+          <w:kern w:val="0"/>
+          <w:sz w:val="19"/>
+          <w:szCs w:val="19"/>
+          <w:highlight w:val="white"/>
+          <w:lang w:val="en-US"/>
+        </w:rPr>
+        <w:t>if</w:t>
+      </w:r>
+      <w:r>
+        <w:rPr>
+          <w:rFonts w:ascii="Cascadia Mono" w:hAnsi="Cascadia Mono" w:cs="Cascadia Mono"/>
+          <w:color w:val="000000"/>
+          <w:kern w:val="0"/>
+          <w:sz w:val="19"/>
+          <w:szCs w:val="19"/>
+          <w:highlight w:val="white"/>
+          <w:lang w:val="en-US"/>
+        </w:rPr>
+        <w:t xml:space="preserve"> </w:t>
+      </w:r>
+      <w:r>
+        <w:rPr>
+          <w:rFonts w:ascii="Cascadia Mono" w:hAnsi="Cascadia Mono" w:cs="Cascadia Mono"/>
+          <w:color w:val="1A94FF"/>
+          <w:kern w:val="0"/>
+          <w:sz w:val="19"/>
+          <w:szCs w:val="19"/>
+          <w:highlight w:val="white"/>
+          <w:lang w:val="en-US"/>
+        </w:rPr>
+        <w:t>(</w:t>
+      </w:r>
+      <w:r>
+        <w:rPr>
+          <w:rFonts w:ascii="Cascadia Mono" w:hAnsi="Cascadia Mono" w:cs="Cascadia Mono"/>
+          <w:color w:val="0000FF"/>
+          <w:kern w:val="0"/>
+          <w:sz w:val="19"/>
+          <w:szCs w:val="19"/>
+          <w:highlight w:val="white"/>
+          <w:lang w:val="en-US"/>
+        </w:rPr>
+        <w:t>this</w:t>
+      </w:r>
+      <w:r>
+        <w:rPr>
+          <w:rFonts w:ascii="Cascadia Mono" w:hAnsi="Cascadia Mono" w:cs="Cascadia Mono"/>
+          <w:color w:val="000000"/>
+          <w:kern w:val="0"/>
+          <w:sz w:val="19"/>
+          <w:szCs w:val="19"/>
+          <w:highlight w:val="white"/>
+          <w:lang w:val="en-US"/>
+        </w:rPr>
+        <w:t>-&gt;listBox1-&gt;SelectedIndex != -1</w:t>
+      </w:r>
+      <w:r>
+        <w:rPr>
+          <w:rFonts w:ascii="Cascadia Mono" w:hAnsi="Cascadia Mono" w:cs="Cascadia Mono"/>
+          <w:color w:val="1A94FF"/>
+          <w:kern w:val="0"/>
+          <w:sz w:val="19"/>
+          <w:szCs w:val="19"/>
+          <w:highlight w:val="white"/>
+          <w:lang w:val="en-US"/>
+        </w:rPr>
+        <w:t>)</w:t>
+      </w:r>
+      <w:r>
+        <w:rPr>
+          <w:rFonts w:ascii="Cascadia Mono" w:hAnsi="Cascadia Mono" w:cs="Cascadia Mono"/>
+          <w:color w:val="000000"/>
+          <w:kern w:val="0"/>
+          <w:sz w:val="19"/>
+          <w:szCs w:val="19"/>
+          <w:highlight w:val="white"/>
+          <w:lang w:val="en-US"/>
+        </w:rPr>
+        <w:t xml:space="preserve"> </w:t>
+      </w:r>
+      <w:r>
+        <w:rPr>
+          <w:rFonts w:ascii="Cascadia Mono" w:hAnsi="Cascadia Mono" w:cs="Cascadia Mono"/>
+          <w:color w:val="1A94FF"/>
+          <w:kern w:val="0"/>
+          <w:sz w:val="19"/>
+          <w:szCs w:val="19"/>
+          <w:highlight w:val="white"/>
+          <w:lang w:val="en-US"/>
+        </w:rPr>
+        <w:t>{</w:t>
+      </w:r>
+    </w:p>
+    <w:p>
+      <w:pPr>
+        <w:autoSpaceDE w:val="0"/>
+        <w:autoSpaceDN w:val="0"/>
+        <w:adjustRightInd w:val="0"/>
+        <w:spacing w:after="0" w:line="240" w:lineRule="auto"/>
+        <w:rPr>
+          <w:rFonts w:ascii="Cascadia Mono" w:hAnsi="Cascadia Mono" w:cs="Cascadia Mono"/>
+          <w:color w:val="000000"/>
+          <w:kern w:val="0"/>
+          <w:sz w:val="19"/>
+          <w:szCs w:val="19"/>
+          <w:highlight w:val="white"/>
+          <w:lang w:val="en-US"/>
+        </w:rPr>
+      </w:pPr>
+      <w:r>
+        <w:rPr>
+          <w:rFonts w:ascii="Cascadia Mono" w:hAnsi="Cascadia Mono" w:cs="Cascadia Mono"/>
+          <w:color w:val="000000"/>
+          <w:kern w:val="0"/>
+          <w:sz w:val="19"/>
+          <w:szCs w:val="19"/>
+          <w:highlight w:val="white"/>
+          <w:lang w:val="en-US"/>
+        </w:rPr>
+        <w:tab/>
+      </w:r>
+      <w:r>
+        <w:rPr>
+          <w:rFonts w:ascii="Cascadia Mono" w:hAnsi="Cascadia Mono" w:cs="Cascadia Mono"/>
+          <w:color w:val="000000"/>
+          <w:kern w:val="0"/>
+          <w:sz w:val="19"/>
+          <w:szCs w:val="19"/>
+          <w:highlight w:val="white"/>
+          <w:lang w:val="en-US"/>
+        </w:rPr>
+        <w:tab/>
+      </w:r>
+      <w:r>
+        <w:rPr>
+          <w:rFonts w:ascii="Cascadia Mono" w:hAnsi="Cascadia Mono" w:cs="Cascadia Mono"/>
+          <w:color w:val="0000FF"/>
+          <w:kern w:val="0"/>
+          <w:sz w:val="19"/>
+          <w:szCs w:val="19"/>
+          <w:highlight w:val="white"/>
+          <w:lang w:val="en-US"/>
+        </w:rPr>
+        <w:t>this</w:t>
+      </w:r>
+      <w:r>
+        <w:rPr>
+          <w:rFonts w:ascii="Cascadia Mono" w:hAnsi="Cascadia Mono" w:cs="Cascadia Mono"/>
+          <w:color w:val="000000"/>
+          <w:kern w:val="0"/>
+          <w:sz w:val="19"/>
+          <w:szCs w:val="19"/>
+          <w:highlight w:val="white"/>
+          <w:lang w:val="en-US"/>
+        </w:rPr>
+        <w:t>-&gt;listBox1-&gt;Items-&gt;Remove</w:t>
+      </w:r>
+      <w:r>
+        <w:rPr>
+          <w:rFonts w:ascii="Cascadia Mono" w:hAnsi="Cascadia Mono" w:cs="Cascadia Mono"/>
+          <w:color w:val="FFD702"/>
+          <w:kern w:val="0"/>
+          <w:sz w:val="19"/>
+          <w:szCs w:val="19"/>
+          <w:highlight w:val="white"/>
+          <w:lang w:val="en-US"/>
+        </w:rPr>
+        <w:t>(</w:t>
+      </w:r>
+      <w:r>
+        <w:rPr>
+          <w:rFonts w:ascii="Cascadia Mono" w:hAnsi="Cascadia Mono" w:cs="Cascadia Mono"/>
+          <w:color w:val="0000FF"/>
+          <w:kern w:val="0"/>
+          <w:sz w:val="19"/>
+          <w:szCs w:val="19"/>
+          <w:highlight w:val="white"/>
+          <w:lang w:val="en-US"/>
+        </w:rPr>
+        <w:t>this</w:t>
+      </w:r>
+      <w:r>
+        <w:rPr>
+          <w:rFonts w:ascii="Cascadia Mono" w:hAnsi="Cascadia Mono" w:cs="Cascadia Mono"/>
+          <w:color w:val="000000"/>
+          <w:kern w:val="0"/>
+          <w:sz w:val="19"/>
+          <w:szCs w:val="19"/>
+          <w:highlight w:val="white"/>
+          <w:lang w:val="en-US"/>
+        </w:rPr>
+        <w:t>-&gt;listBox1-&gt;SelectedItem</w:t>
+      </w:r>
+      <w:r>
+        <w:rPr>
+          <w:rFonts w:ascii="Cascadia Mono" w:hAnsi="Cascadia Mono" w:cs="Cascadia Mono"/>
+          <w:color w:val="FFD702"/>
+          <w:kern w:val="0"/>
+          <w:sz w:val="19"/>
+          <w:szCs w:val="19"/>
+          <w:highlight w:val="white"/>
+          <w:lang w:val="en-US"/>
+        </w:rPr>
+        <w:t>)</w:t>
+      </w:r>
+      <w:r>
+        <w:rPr>
+          <w:rFonts w:ascii="Cascadia Mono" w:hAnsi="Cascadia Mono" w:cs="Cascadia Mono"/>
+          <w:color w:val="000000"/>
+          <w:kern w:val="0"/>
+          <w:sz w:val="19"/>
+          <w:szCs w:val="19"/>
+          <w:highlight w:val="white"/>
+          <w:lang w:val="en-US"/>
+        </w:rPr>
+        <w:t>;</w:t>
+      </w:r>
+    </w:p>
+    <w:p>
+      <w:pPr>
+        <w:autoSpaceDE w:val="0"/>
+        <w:autoSpaceDN w:val="0"/>
+        <w:adjustRightInd w:val="0"/>
+        <w:spacing w:after="0" w:line="240" w:lineRule="auto"/>
+        <w:rPr>
+          <w:rFonts w:ascii="Cascadia Mono" w:hAnsi="Cascadia Mono" w:cs="Cascadia Mono"/>
+          <w:color w:val="000000"/>
+          <w:kern w:val="0"/>
+          <w:sz w:val="19"/>
+          <w:szCs w:val="19"/>
+          <w:highlight w:val="white"/>
+          <w:lang w:val="en-US"/>
+        </w:rPr>
+      </w:pPr>
+      <w:r>
+        <w:rPr>
+          <w:rFonts w:ascii="Cascadia Mono" w:hAnsi="Cascadia Mono" w:cs="Cascadia Mono"/>
+          <w:color w:val="000000"/>
+          <w:kern w:val="0"/>
+          <w:sz w:val="19"/>
+          <w:szCs w:val="19"/>
+          <w:highlight w:val="white"/>
+          <w:lang w:val="en-US"/>
+        </w:rPr>
+        <w:tab/>
+      </w:r>
+      <w:r>
+        <w:rPr>
+          <w:rFonts w:ascii="Cascadia Mono" w:hAnsi="Cascadia Mono" w:cs="Cascadia Mono"/>
+          <w:color w:val="000000"/>
+          <w:kern w:val="0"/>
+          <w:sz w:val="19"/>
+          <w:szCs w:val="19"/>
+          <w:highlight w:val="white"/>
+          <w:lang w:val="en-US"/>
+        </w:rPr>
+        <w:tab/>
+      </w:r>
+      <w:r>
+        <w:rPr>
+          <w:rFonts w:ascii="Cascadia Mono" w:hAnsi="Cascadia Mono" w:cs="Cascadia Mono"/>
+          <w:color w:val="0000FF"/>
+          <w:kern w:val="0"/>
+          <w:sz w:val="19"/>
+          <w:szCs w:val="19"/>
+          <w:highlight w:val="white"/>
+          <w:lang w:val="en-US"/>
+        </w:rPr>
+        <w:t>if</w:t>
+      </w:r>
+      <w:r>
+        <w:rPr>
+          <w:rFonts w:ascii="Cascadia Mono" w:hAnsi="Cascadia Mono" w:cs="Cascadia Mono"/>
+          <w:color w:val="000000"/>
+          <w:kern w:val="0"/>
+          <w:sz w:val="19"/>
+          <w:szCs w:val="19"/>
+          <w:highlight w:val="white"/>
+          <w:lang w:val="en-US"/>
+        </w:rPr>
+        <w:t xml:space="preserve"> </w:t>
+      </w:r>
+      <w:r>
+        <w:rPr>
+          <w:rFonts w:ascii="Cascadia Mono" w:hAnsi="Cascadia Mono" w:cs="Cascadia Mono"/>
+          <w:color w:val="FFD702"/>
+          <w:kern w:val="0"/>
+          <w:sz w:val="19"/>
+          <w:szCs w:val="19"/>
+          <w:highlight w:val="white"/>
+          <w:lang w:val="en-US"/>
+        </w:rPr>
+        <w:t>(</w:t>
+      </w:r>
+      <w:r>
+        <w:rPr>
+          <w:rFonts w:ascii="Cascadia Mono" w:hAnsi="Cascadia Mono" w:cs="Cascadia Mono"/>
+          <w:color w:val="0000FF"/>
+          <w:kern w:val="0"/>
+          <w:sz w:val="19"/>
+          <w:szCs w:val="19"/>
+          <w:highlight w:val="white"/>
+          <w:lang w:val="en-US"/>
+        </w:rPr>
+        <w:t>this</w:t>
+      </w:r>
+      <w:r>
+        <w:rPr>
+          <w:rFonts w:ascii="Cascadia Mono" w:hAnsi="Cascadia Mono" w:cs="Cascadia Mono"/>
+          <w:color w:val="000000"/>
+          <w:kern w:val="0"/>
+          <w:sz w:val="19"/>
+          <w:szCs w:val="19"/>
+          <w:highlight w:val="white"/>
+          <w:lang w:val="en-US"/>
+        </w:rPr>
+        <w:t>-&gt;listBox1-&gt;Items-&gt;Count == 0</w:t>
+      </w:r>
+      <w:r>
+        <w:rPr>
+          <w:rFonts w:ascii="Cascadia Mono" w:hAnsi="Cascadia Mono" w:cs="Cascadia Mono"/>
+          <w:color w:val="FFD702"/>
+          <w:kern w:val="0"/>
+          <w:sz w:val="19"/>
+          <w:szCs w:val="19"/>
+          <w:highlight w:val="white"/>
+          <w:lang w:val="en-US"/>
+        </w:rPr>
+        <w:t>)</w:t>
+      </w:r>
+      <w:r>
+        <w:rPr>
+          <w:rFonts w:ascii="Cascadia Mono" w:hAnsi="Cascadia Mono" w:cs="Cascadia Mono"/>
+          <w:color w:val="000000"/>
+          <w:kern w:val="0"/>
+          <w:sz w:val="19"/>
+          <w:szCs w:val="19"/>
+          <w:highlight w:val="white"/>
+          <w:lang w:val="en-US"/>
+        </w:rPr>
+        <w:t xml:space="preserve"> </w:t>
+      </w:r>
+      <w:r>
+        <w:rPr>
+          <w:rFonts w:ascii="Cascadia Mono" w:hAnsi="Cascadia Mono" w:cs="Cascadia Mono"/>
+          <w:color w:val="FFD702"/>
+          <w:kern w:val="0"/>
+          <w:sz w:val="19"/>
+          <w:szCs w:val="19"/>
+          <w:highlight w:val="white"/>
+          <w:lang w:val="en-US"/>
+        </w:rPr>
+        <w:t>{</w:t>
+      </w:r>
+    </w:p>
+    <w:p>
+      <w:pPr>
+        <w:autoSpaceDE w:val="0"/>
+        <w:autoSpaceDN w:val="0"/>
+        <w:adjustRightInd w:val="0"/>
+        <w:spacing w:after="0" w:line="240" w:lineRule="auto"/>
+        <w:rPr>
+          <w:rFonts w:ascii="Cascadia Mono" w:hAnsi="Cascadia Mono" w:cs="Cascadia Mono"/>
+          <w:color w:val="000000"/>
+          <w:kern w:val="0"/>
+          <w:sz w:val="19"/>
+          <w:szCs w:val="19"/>
+          <w:highlight w:val="white"/>
+          <w:lang w:val="en-US"/>
+        </w:rPr>
+      </w:pPr>
+      <w:r>
+        <w:rPr>
+          <w:rFonts w:ascii="Cascadia Mono" w:hAnsi="Cascadia Mono" w:cs="Cascadia Mono"/>
+          <w:color w:val="000000"/>
+          <w:kern w:val="0"/>
+          <w:sz w:val="19"/>
+          <w:szCs w:val="19"/>
+          <w:highlight w:val="white"/>
+          <w:lang w:val="en-US"/>
+        </w:rPr>
+        <w:tab/>
+      </w:r>
+      <w:r>
+        <w:rPr>
+          <w:rFonts w:ascii="Cascadia Mono" w:hAnsi="Cascadia Mono" w:cs="Cascadia Mono"/>
+          <w:color w:val="000000"/>
+          <w:kern w:val="0"/>
+          <w:sz w:val="19"/>
+          <w:szCs w:val="19"/>
+          <w:highlight w:val="white"/>
+          <w:lang w:val="en-US"/>
+        </w:rPr>
+        <w:tab/>
+      </w:r>
+      <w:r>
+        <w:rPr>
+          <w:rFonts w:ascii="Cascadia Mono" w:hAnsi="Cascadia Mono" w:cs="Cascadia Mono"/>
+          <w:color w:val="000000"/>
+          <w:kern w:val="0"/>
+          <w:sz w:val="19"/>
+          <w:szCs w:val="19"/>
+          <w:highlight w:val="white"/>
+          <w:lang w:val="en-US"/>
+        </w:rPr>
+        <w:tab/>
+      </w:r>
+      <w:r>
+        <w:rPr>
+          <w:rFonts w:ascii="Cascadia Mono" w:hAnsi="Cascadia Mono" w:cs="Cascadia Mono"/>
+          <w:color w:val="0000FF"/>
+          <w:kern w:val="0"/>
+          <w:sz w:val="19"/>
+          <w:szCs w:val="19"/>
+          <w:highlight w:val="white"/>
+          <w:lang w:val="en-US"/>
+        </w:rPr>
+        <w:t>this</w:t>
+      </w:r>
+      <w:r>
+        <w:rPr>
+          <w:rFonts w:ascii="Cascadia Mono" w:hAnsi="Cascadia Mono" w:cs="Cascadia Mono"/>
+          <w:color w:val="000000"/>
+          <w:kern w:val="0"/>
+          <w:sz w:val="19"/>
+          <w:szCs w:val="19"/>
+          <w:highlight w:val="white"/>
+          <w:lang w:val="en-US"/>
+        </w:rPr>
+        <w:t>-&gt;listBox1-&gt;SelectedIndex = -1;</w:t>
+      </w:r>
+    </w:p>
+    <w:p>
+      <w:pPr>
+        <w:autoSpaceDE w:val="0"/>
+        <w:autoSpaceDN w:val="0"/>
+        <w:adjustRightInd w:val="0"/>
+        <w:spacing w:after="0" w:line="240" w:lineRule="auto"/>
+        <w:rPr>
+          <w:rFonts w:ascii="Cascadia Mono" w:hAnsi="Cascadia Mono" w:cs="Cascadia Mono"/>
+          <w:color w:val="000000"/>
+          <w:kern w:val="0"/>
+          <w:sz w:val="19"/>
+          <w:szCs w:val="19"/>
+          <w:highlight w:val="white"/>
+          <w:lang w:val="en-US"/>
+        </w:rPr>
+      </w:pPr>
+      <w:r>
+        <w:rPr>
+          <w:rFonts w:ascii="Cascadia Mono" w:hAnsi="Cascadia Mono" w:cs="Cascadia Mono"/>
+          <w:color w:val="000000"/>
+          <w:kern w:val="0"/>
+          <w:sz w:val="19"/>
+          <w:szCs w:val="19"/>
+          <w:highlight w:val="white"/>
+          <w:lang w:val="en-US"/>
+        </w:rPr>
+        <w:tab/>
+      </w:r>
+      <w:r>
+        <w:rPr>
+          <w:rFonts w:ascii="Cascadia Mono" w:hAnsi="Cascadia Mono" w:cs="Cascadia Mono"/>
+          <w:color w:val="000000"/>
+          <w:kern w:val="0"/>
+          <w:sz w:val="19"/>
+          <w:szCs w:val="19"/>
+          <w:highlight w:val="white"/>
+          <w:lang w:val="en-US"/>
+        </w:rPr>
+        <w:tab/>
+      </w:r>
+      <w:r>
+        <w:rPr>
+          <w:rFonts w:ascii="Cascadia Mono" w:hAnsi="Cascadia Mono" w:cs="Cascadia Mono"/>
+          <w:color w:val="FFD702"/>
+          <w:kern w:val="0"/>
+          <w:sz w:val="19"/>
+          <w:szCs w:val="19"/>
+          <w:highlight w:val="white"/>
+          <w:lang w:val="en-US"/>
+        </w:rPr>
+        <w:t>}</w:t>
+      </w:r>
+    </w:p>
+    <w:p>
+      <w:pPr>
+        <w:autoSpaceDE w:val="0"/>
+        <w:autoSpaceDN w:val="0"/>
+        <w:adjustRightInd w:val="0"/>
+        <w:spacing w:after="0" w:line="240" w:lineRule="auto"/>
+        <w:rPr>
+          <w:rFonts w:ascii="Cascadia Mono" w:hAnsi="Cascadia Mono" w:cs="Cascadia Mono"/>
+          <w:color w:val="000000"/>
+          <w:kern w:val="0"/>
+          <w:sz w:val="19"/>
+          <w:szCs w:val="19"/>
+          <w:highlight w:val="white"/>
+          <w:lang w:val="en-US"/>
+        </w:rPr>
+      </w:pPr>
+      <w:r>
+        <w:rPr>
+          <w:rFonts w:ascii="Cascadia Mono" w:hAnsi="Cascadia Mono" w:cs="Cascadia Mono"/>
+          <w:color w:val="000000"/>
+          <w:kern w:val="0"/>
+          <w:sz w:val="19"/>
+          <w:szCs w:val="19"/>
+          <w:highlight w:val="white"/>
+          <w:lang w:val="en-US"/>
+        </w:rPr>
+        <w:tab/>
+      </w:r>
+      <w:r>
+        <w:rPr>
+          <w:rFonts w:ascii="Cascadia Mono" w:hAnsi="Cascadia Mono" w:cs="Cascadia Mono"/>
+          <w:color w:val="1A94FF"/>
+          <w:kern w:val="0"/>
+          <w:sz w:val="19"/>
+          <w:szCs w:val="19"/>
+          <w:highlight w:val="white"/>
+          <w:lang w:val="en-US"/>
+        </w:rPr>
+        <w:t>}</w:t>
+      </w:r>
+    </w:p>
+    <w:p>
+      <w:pPr>
+        <w:autoSpaceDE w:val="0"/>
+        <w:autoSpaceDN w:val="0"/>
+        <w:adjustRightInd w:val="0"/>
+        <w:spacing w:after="0" w:line="240" w:lineRule="auto"/>
+        <w:rPr>
+          <w:rFonts w:ascii="Cascadia Mono" w:hAnsi="Cascadia Mono" w:cs="Cascadia Mono"/>
+          <w:color w:val="000000"/>
+          <w:kern w:val="0"/>
+          <w:sz w:val="19"/>
+          <w:szCs w:val="19"/>
+          <w:highlight w:val="white"/>
+          <w:lang w:val="en-US"/>
+        </w:rPr>
+      </w:pPr>
+      <w:r>
+        <w:rPr>
+          <w:rFonts w:ascii="Cascadia Mono" w:hAnsi="Cascadia Mono" w:cs="Cascadia Mono"/>
+          <w:color w:val="D86AC2"/>
+          <w:kern w:val="0"/>
+          <w:sz w:val="19"/>
+          <w:szCs w:val="19"/>
+          <w:highlight w:val="white"/>
+          <w:lang w:val="en-US"/>
+        </w:rPr>
+        <w:t>}</w:t>
+      </w:r>
+    </w:p>
+    <w:p>
+      <w:pPr>
+        <w:autoSpaceDE w:val="0"/>
+        <w:autoSpaceDN w:val="0"/>
+        <w:adjustRightInd w:val="0"/>
+        <w:spacing w:after="0" w:line="240" w:lineRule="auto"/>
+        <w:rPr>
+          <w:rFonts w:ascii="Cascadia Mono" w:hAnsi="Cascadia Mono" w:cs="Cascadia Mono"/>
+          <w:color w:val="000000"/>
+          <w:kern w:val="0"/>
+          <w:sz w:val="19"/>
+          <w:szCs w:val="19"/>
+          <w:highlight w:val="white"/>
+          <w:lang w:val="en-US"/>
+        </w:rPr>
+      </w:pPr>
+      <w:r>
+        <w:rPr>
+          <w:rFonts w:ascii="Cascadia Mono" w:hAnsi="Cascadia Mono" w:cs="Cascadia Mono"/>
+          <w:color w:val="0000FF"/>
+          <w:kern w:val="0"/>
+          <w:sz w:val="19"/>
+          <w:szCs w:val="19"/>
+          <w:highlight w:val="white"/>
+          <w:lang w:val="en-US"/>
+        </w:rPr>
+        <w:t>private</w:t>
+      </w:r>
+      <w:r>
+        <w:rPr>
+          <w:rFonts w:ascii="Cascadia Mono" w:hAnsi="Cascadia Mono" w:cs="Cascadia Mono"/>
+          <w:color w:val="000000"/>
+          <w:kern w:val="0"/>
+          <w:sz w:val="19"/>
+          <w:szCs w:val="19"/>
+          <w:highlight w:val="white"/>
+          <w:lang w:val="en-US"/>
+        </w:rPr>
+        <w:t>: System::</w:t>
+      </w:r>
+      <w:r>
+        <w:rPr>
+          <w:rFonts w:ascii="Cascadia Mono" w:hAnsi="Cascadia Mono" w:cs="Cascadia Mono"/>
+          <w:color w:val="2B91AF"/>
+          <w:kern w:val="0"/>
+          <w:sz w:val="19"/>
+          <w:szCs w:val="19"/>
+          <w:highlight w:val="white"/>
+          <w:lang w:val="en-US"/>
+        </w:rPr>
+        <w:t>Void</w:t>
+      </w:r>
+      <w:r>
+        <w:rPr>
+          <w:rFonts w:ascii="Cascadia Mono" w:hAnsi="Cascadia Mono" w:cs="Cascadia Mono"/>
+          <w:color w:val="000000"/>
+          <w:kern w:val="0"/>
+          <w:sz w:val="19"/>
+          <w:szCs w:val="19"/>
+          <w:highlight w:val="white"/>
+          <w:lang w:val="en-US"/>
+        </w:rPr>
+        <w:t xml:space="preserve"> button4_Click</w:t>
+      </w:r>
+      <w:r>
+        <w:rPr>
+          <w:rFonts w:ascii="Cascadia Mono" w:hAnsi="Cascadia Mono" w:cs="Cascadia Mono"/>
+          <w:color w:val="D86AC2"/>
+          <w:kern w:val="0"/>
+          <w:sz w:val="19"/>
+          <w:szCs w:val="19"/>
+          <w:highlight w:val="white"/>
+          <w:lang w:val="en-US"/>
+        </w:rPr>
+        <w:t>(</w:t>
+      </w:r>
+      <w:r>
+        <w:rPr>
+          <w:rFonts w:ascii="Cascadia Mono" w:hAnsi="Cascadia Mono" w:cs="Cascadia Mono"/>
+          <w:color w:val="000000"/>
+          <w:kern w:val="0"/>
+          <w:sz w:val="19"/>
+          <w:szCs w:val="19"/>
+          <w:highlight w:val="white"/>
+          <w:lang w:val="en-US"/>
+        </w:rPr>
+        <w:t>System::</w:t>
+      </w:r>
+      <w:r>
+        <w:rPr>
+          <w:rFonts w:ascii="Cascadia Mono" w:hAnsi="Cascadia Mono" w:cs="Cascadia Mono"/>
+          <w:color w:val="2B91AF"/>
+          <w:kern w:val="0"/>
+          <w:sz w:val="19"/>
+          <w:szCs w:val="19"/>
+          <w:highlight w:val="white"/>
+          <w:lang w:val="en-US"/>
+        </w:rPr>
+        <w:t>Object</w:t>
+      </w:r>
+      <w:r>
+        <w:rPr>
+          <w:rFonts w:ascii="Cascadia Mono" w:hAnsi="Cascadia Mono" w:cs="Cascadia Mono"/>
+          <w:color w:val="000000"/>
+          <w:kern w:val="0"/>
+          <w:sz w:val="19"/>
+          <w:szCs w:val="19"/>
+          <w:highlight w:val="white"/>
+          <w:lang w:val="en-US"/>
+        </w:rPr>
+        <w:t xml:space="preserve">^ </w:t>
+      </w:r>
+      <w:r>
+        <w:rPr>
+          <w:rFonts w:ascii="Cascadia Mono" w:hAnsi="Cascadia Mono" w:cs="Cascadia Mono"/>
+          <w:color w:val="808080"/>
+          <w:kern w:val="0"/>
+          <w:sz w:val="19"/>
+          <w:szCs w:val="19"/>
+          <w:highlight w:val="white"/>
+          <w:lang w:val="en-US"/>
+        </w:rPr>
+        <w:t>sender</w:t>
+      </w:r>
+      <w:r>
+        <w:rPr>
+          <w:rFonts w:ascii="Cascadia Mono" w:hAnsi="Cascadia Mono" w:cs="Cascadia Mono"/>
+          <w:color w:val="000000"/>
+          <w:kern w:val="0"/>
+          <w:sz w:val="19"/>
+          <w:szCs w:val="19"/>
+          <w:highlight w:val="white"/>
+          <w:lang w:val="en-US"/>
+        </w:rPr>
+        <w:t>, System::</w:t>
+      </w:r>
+      <w:r>
+        <w:rPr>
+          <w:rFonts w:ascii="Cascadia Mono" w:hAnsi="Cascadia Mono" w:cs="Cascadia Mono"/>
+          <w:color w:val="2B91AF"/>
+          <w:kern w:val="0"/>
+          <w:sz w:val="19"/>
+          <w:szCs w:val="19"/>
+          <w:highlight w:val="white"/>
+          <w:lang w:val="en-US"/>
+        </w:rPr>
+        <w:t>EventArgs</w:t>
+      </w:r>
+      <w:r>
+        <w:rPr>
+          <w:rFonts w:ascii="Cascadia Mono" w:hAnsi="Cascadia Mono" w:cs="Cascadia Mono"/>
+          <w:color w:val="000000"/>
+          <w:kern w:val="0"/>
+          <w:sz w:val="19"/>
+          <w:szCs w:val="19"/>
+          <w:highlight w:val="white"/>
+          <w:lang w:val="en-US"/>
+        </w:rPr>
+        <w:t xml:space="preserve">^ </w:t>
+      </w:r>
+      <w:r>
+        <w:rPr>
+          <w:rFonts w:ascii="Cascadia Mono" w:hAnsi="Cascadia Mono" w:cs="Cascadia Mono"/>
+          <w:color w:val="808080"/>
+          <w:kern w:val="0"/>
+          <w:sz w:val="19"/>
+          <w:szCs w:val="19"/>
+          <w:highlight w:val="white"/>
+          <w:lang w:val="en-US"/>
+        </w:rPr>
+        <w:t>e</w:t>
+      </w:r>
+      <w:r>
+        <w:rPr>
+          <w:rFonts w:ascii="Cascadia Mono" w:hAnsi="Cascadia Mono" w:cs="Cascadia Mono"/>
+          <w:color w:val="D86AC2"/>
+          <w:kern w:val="0"/>
+          <w:sz w:val="19"/>
+          <w:szCs w:val="19"/>
+          <w:highlight w:val="white"/>
+          <w:lang w:val="en-US"/>
+        </w:rPr>
+        <w:t>)</w:t>
+      </w:r>
+      <w:r>
+        <w:rPr>
+          <w:rFonts w:ascii="Cascadia Mono" w:hAnsi="Cascadia Mono" w:cs="Cascadia Mono"/>
+          <w:color w:val="000000"/>
+          <w:kern w:val="0"/>
+          <w:sz w:val="19"/>
+          <w:szCs w:val="19"/>
+          <w:highlight w:val="white"/>
+          <w:lang w:val="en-US"/>
+        </w:rPr>
+        <w:t xml:space="preserve"> </w:t>
+      </w:r>
+      <w:r>
+        <w:rPr>
+          <w:rFonts w:ascii="Cascadia Mono" w:hAnsi="Cascadia Mono" w:cs="Cascadia Mono"/>
+          <w:color w:val="D86AC2"/>
+          <w:kern w:val="0"/>
+          <w:sz w:val="19"/>
+          <w:szCs w:val="19"/>
+          <w:highlight w:val="white"/>
+          <w:lang w:val="en-US"/>
+        </w:rPr>
+        <w:t>{</w:t>
+      </w:r>
+    </w:p>
+    <w:p>
+      <w:pPr>
+        <w:autoSpaceDE w:val="0"/>
+        <w:autoSpaceDN w:val="0"/>
+        <w:adjustRightInd w:val="0"/>
+        <w:spacing w:after="0" w:line="240" w:lineRule="auto"/>
+        <w:rPr>
+          <w:rFonts w:ascii="Cascadia Mono" w:hAnsi="Cascadia Mono" w:cs="Cascadia Mono"/>
+          <w:color w:val="000000"/>
+          <w:kern w:val="0"/>
+          <w:sz w:val="19"/>
+          <w:szCs w:val="19"/>
+          <w:highlight w:val="white"/>
+          <w:lang w:val="en-US"/>
+        </w:rPr>
+      </w:pPr>
+      <w:r>
+        <w:rPr>
+          <w:rFonts w:ascii="Cascadia Mono" w:hAnsi="Cascadia Mono" w:cs="Cascadia Mono"/>
+          <w:color w:val="000000"/>
+          <w:kern w:val="0"/>
+          <w:sz w:val="19"/>
+          <w:szCs w:val="19"/>
+          <w:highlight w:val="white"/>
+          <w:lang w:val="en-US"/>
+        </w:rPr>
+        <w:tab/>
+      </w:r>
+      <w:r>
+        <w:rPr>
+          <w:rFonts w:ascii="Cascadia Mono" w:hAnsi="Cascadia Mono" w:cs="Cascadia Mono"/>
+          <w:color w:val="2B91AF"/>
+          <w:kern w:val="0"/>
+          <w:sz w:val="19"/>
+          <w:szCs w:val="19"/>
+          <w:highlight w:val="white"/>
+          <w:lang w:val="en-US"/>
+        </w:rPr>
+        <w:t>String</w:t>
+      </w:r>
+      <w:r>
+        <w:rPr>
+          <w:rFonts w:ascii="Cascadia Mono" w:hAnsi="Cascadia Mono" w:cs="Cascadia Mono"/>
+          <w:color w:val="000000"/>
+          <w:kern w:val="0"/>
+          <w:sz w:val="19"/>
+          <w:szCs w:val="19"/>
+          <w:highlight w:val="white"/>
+          <w:lang w:val="en-US"/>
+        </w:rPr>
+        <w:t>^ x1 = textBox1-&gt;Text;</w:t>
+      </w:r>
+    </w:p>
+    <w:p>
+      <w:pPr>
+        <w:autoSpaceDE w:val="0"/>
+        <w:autoSpaceDN w:val="0"/>
+        <w:adjustRightInd w:val="0"/>
+        <w:spacing w:after="0" w:line="240" w:lineRule="auto"/>
+        <w:rPr>
+          <w:rFonts w:ascii="Cascadia Mono" w:hAnsi="Cascadia Mono" w:cs="Cascadia Mono"/>
+          <w:color w:val="000000"/>
+          <w:kern w:val="0"/>
+          <w:sz w:val="19"/>
+          <w:szCs w:val="19"/>
+          <w:highlight w:val="white"/>
+          <w:lang w:val="en-US"/>
+        </w:rPr>
+      </w:pPr>
+      <w:r>
+        <w:rPr>
+          <w:rFonts w:ascii="Cascadia Mono" w:hAnsi="Cascadia Mono" w:cs="Cascadia Mono"/>
+          <w:color w:val="000000"/>
+          <w:kern w:val="0"/>
+          <w:sz w:val="19"/>
+          <w:szCs w:val="19"/>
+          <w:highlight w:val="white"/>
+          <w:lang w:val="en-US"/>
+        </w:rPr>
+        <w:tab/>
+      </w:r>
+      <w:r>
+        <w:rPr>
+          <w:rFonts w:ascii="Cascadia Mono" w:hAnsi="Cascadia Mono" w:cs="Cascadia Mono"/>
+          <w:color w:val="0000FF"/>
+          <w:kern w:val="0"/>
+          <w:sz w:val="19"/>
+          <w:szCs w:val="19"/>
+          <w:highlight w:val="white"/>
+          <w:lang w:val="en-US"/>
+        </w:rPr>
+        <w:t>if</w:t>
+      </w:r>
+      <w:r>
+        <w:rPr>
+          <w:rFonts w:ascii="Cascadia Mono" w:hAnsi="Cascadia Mono" w:cs="Cascadia Mono"/>
+          <w:color w:val="000000"/>
+          <w:kern w:val="0"/>
+          <w:sz w:val="19"/>
+          <w:szCs w:val="19"/>
+          <w:highlight w:val="white"/>
+          <w:lang w:val="en-US"/>
+        </w:rPr>
+        <w:t xml:space="preserve"> </w:t>
+      </w:r>
+      <w:r>
+        <w:rPr>
+          <w:rFonts w:ascii="Cascadia Mono" w:hAnsi="Cascadia Mono" w:cs="Cascadia Mono"/>
+          <w:color w:val="1A94FF"/>
+          <w:kern w:val="0"/>
+          <w:sz w:val="19"/>
+          <w:szCs w:val="19"/>
+          <w:highlight w:val="white"/>
+          <w:lang w:val="en-US"/>
+        </w:rPr>
+        <w:t>(</w:t>
+      </w:r>
+      <w:r>
+        <w:rPr>
+          <w:rFonts w:ascii="Cascadia Mono" w:hAnsi="Cascadia Mono" w:cs="Cascadia Mono"/>
+          <w:color w:val="000000"/>
+          <w:kern w:val="0"/>
+          <w:sz w:val="19"/>
+          <w:szCs w:val="19"/>
+          <w:highlight w:val="white"/>
+          <w:lang w:val="en-US"/>
+        </w:rPr>
+        <w:t xml:space="preserve">x1 </w:t>
+      </w:r>
+      <w:r>
+        <w:rPr>
+          <w:rFonts w:ascii="Cascadia Mono" w:hAnsi="Cascadia Mono" w:cs="Cascadia Mono"/>
+          <w:color w:val="008080"/>
+          <w:kern w:val="0"/>
+          <w:sz w:val="19"/>
+          <w:szCs w:val="19"/>
+          <w:highlight w:val="white"/>
+          <w:lang w:val="en-US"/>
+        </w:rPr>
+        <w:t>!=</w:t>
+      </w:r>
+      <w:r>
+        <w:rPr>
+          <w:rFonts w:ascii="Cascadia Mono" w:hAnsi="Cascadia Mono" w:cs="Cascadia Mono"/>
+          <w:color w:val="000000"/>
+          <w:kern w:val="0"/>
+          <w:sz w:val="19"/>
+          <w:szCs w:val="19"/>
+          <w:highlight w:val="white"/>
+          <w:lang w:val="en-US"/>
+        </w:rPr>
+        <w:t xml:space="preserve"> </w:t>
+      </w:r>
+      <w:r>
+        <w:rPr>
+          <w:rFonts w:ascii="Cascadia Mono" w:hAnsi="Cascadia Mono" w:cs="Cascadia Mono"/>
+          <w:color w:val="A31515"/>
+          <w:kern w:val="0"/>
+          <w:sz w:val="19"/>
+          <w:szCs w:val="19"/>
+          <w:highlight w:val="white"/>
+          <w:lang w:val="en-US"/>
+        </w:rPr>
+        <w:t>""</w:t>
+      </w:r>
+      <w:r>
+        <w:rPr>
+          <w:rFonts w:ascii="Cascadia Mono" w:hAnsi="Cascadia Mono" w:cs="Cascadia Mono"/>
+          <w:color w:val="1A94FF"/>
+          <w:kern w:val="0"/>
+          <w:sz w:val="19"/>
+          <w:szCs w:val="19"/>
+          <w:highlight w:val="white"/>
+          <w:lang w:val="en-US"/>
+        </w:rPr>
+        <w:t>)</w:t>
+      </w:r>
+      <w:r>
+        <w:rPr>
+          <w:rFonts w:ascii="Cascadia Mono" w:hAnsi="Cascadia Mono" w:cs="Cascadia Mono"/>
+          <w:color w:val="000000"/>
+          <w:kern w:val="0"/>
+          <w:sz w:val="19"/>
+          <w:szCs w:val="19"/>
+          <w:highlight w:val="white"/>
+          <w:lang w:val="en-US"/>
+        </w:rPr>
+        <w:t xml:space="preserve"> </w:t>
+      </w:r>
+      <w:r>
+        <w:rPr>
+          <w:rFonts w:ascii="Cascadia Mono" w:hAnsi="Cascadia Mono" w:cs="Cascadia Mono"/>
+          <w:color w:val="1A94FF"/>
+          <w:kern w:val="0"/>
+          <w:sz w:val="19"/>
+          <w:szCs w:val="19"/>
+          <w:highlight w:val="white"/>
+          <w:lang w:val="en-US"/>
+        </w:rPr>
+        <w:t>{</w:t>
+      </w:r>
+    </w:p>
+    <w:p>
+      <w:pPr>
+        <w:autoSpaceDE w:val="0"/>
+        <w:autoSpaceDN w:val="0"/>
+        <w:adjustRightInd w:val="0"/>
+        <w:spacing w:after="0" w:line="240" w:lineRule="auto"/>
+        <w:rPr>
+          <w:rFonts w:ascii="Cascadia Mono" w:hAnsi="Cascadia Mono" w:cs="Cascadia Mono"/>
+          <w:color w:val="000000"/>
+          <w:kern w:val="0"/>
+          <w:sz w:val="19"/>
+          <w:szCs w:val="19"/>
+          <w:highlight w:val="white"/>
+          <w:lang w:val="en-US"/>
+        </w:rPr>
+      </w:pPr>
+      <w:r>
+        <w:rPr>
+          <w:rFonts w:ascii="Cascadia Mono" w:hAnsi="Cascadia Mono" w:cs="Cascadia Mono"/>
+          <w:color w:val="000000"/>
+          <w:kern w:val="0"/>
+          <w:sz w:val="19"/>
+          <w:szCs w:val="19"/>
+          <w:highlight w:val="white"/>
+          <w:lang w:val="en-US"/>
+        </w:rPr>
+        <w:tab/>
+      </w:r>
+      <w:r>
+        <w:rPr>
+          <w:rFonts w:ascii="Cascadia Mono" w:hAnsi="Cascadia Mono" w:cs="Cascadia Mono"/>
+          <w:color w:val="000000"/>
+          <w:kern w:val="0"/>
+          <w:sz w:val="19"/>
+          <w:szCs w:val="19"/>
+          <w:highlight w:val="white"/>
+          <w:lang w:val="en-US"/>
+        </w:rPr>
+        <w:tab/>
+        <w:t>listBox1-&gt;Items-&gt;Add</w:t>
+      </w:r>
+      <w:r>
+        <w:rPr>
+          <w:rFonts w:ascii="Cascadia Mono" w:hAnsi="Cascadia Mono" w:cs="Cascadia Mono"/>
+          <w:color w:val="FFD702"/>
+          <w:kern w:val="0"/>
+          <w:sz w:val="19"/>
+          <w:szCs w:val="19"/>
+          <w:highlight w:val="white"/>
+          <w:lang w:val="en-US"/>
+        </w:rPr>
+        <w:t>(</w:t>
+      </w:r>
+      <w:r>
+        <w:rPr>
+          <w:rFonts w:ascii="Cascadia Mono" w:hAnsi="Cascadia Mono" w:cs="Cascadia Mono"/>
+          <w:color w:val="000000"/>
+          <w:kern w:val="0"/>
+          <w:sz w:val="19"/>
+          <w:szCs w:val="19"/>
+          <w:highlight w:val="white"/>
+          <w:lang w:val="en-US"/>
+        </w:rPr>
+        <w:t>x1</w:t>
+      </w:r>
+      <w:r>
+        <w:rPr>
+          <w:rFonts w:ascii="Cascadia Mono" w:hAnsi="Cascadia Mono" w:cs="Cascadia Mono"/>
+          <w:color w:val="FFD702"/>
+          <w:kern w:val="0"/>
+          <w:sz w:val="19"/>
+          <w:szCs w:val="19"/>
+          <w:highlight w:val="white"/>
+          <w:lang w:val="en-US"/>
+        </w:rPr>
+        <w:t>)</w:t>
+      </w:r>
+      <w:r>
+        <w:rPr>
+          <w:rFonts w:ascii="Cascadia Mono" w:hAnsi="Cascadia Mono" w:cs="Cascadia Mono"/>
+          <w:color w:val="000000"/>
+          <w:kern w:val="0"/>
+          <w:sz w:val="19"/>
+          <w:szCs w:val="19"/>
+          <w:highlight w:val="white"/>
+          <w:lang w:val="en-US"/>
+        </w:rPr>
+        <w:t>;</w:t>
+      </w:r>
+    </w:p>
+    <w:p>
+      <w:pPr>
+        <w:autoSpaceDE w:val="0"/>
+        <w:autoSpaceDN w:val="0"/>
+        <w:adjustRightInd w:val="0"/>
+        <w:spacing w:after="0" w:line="240" w:lineRule="auto"/>
+        <w:rPr>
+          <w:rFonts w:ascii="Cascadia Mono" w:hAnsi="Cascadia Mono" w:cs="Cascadia Mono"/>
+          <w:color w:val="000000"/>
+          <w:kern w:val="0"/>
+          <w:sz w:val="19"/>
+          <w:szCs w:val="19"/>
+          <w:highlight w:val="white"/>
+          <w:lang w:val="en-US"/>
+        </w:rPr>
+      </w:pPr>
+      <w:r>
+        <w:rPr>
+          <w:rFonts w:ascii="Cascadia Mono" w:hAnsi="Cascadia Mono" w:cs="Cascadia Mono"/>
+          <w:color w:val="000000"/>
+          <w:kern w:val="0"/>
+          <w:sz w:val="19"/>
+          <w:szCs w:val="19"/>
+          <w:highlight w:val="white"/>
+          <w:lang w:val="en-US"/>
+        </w:rPr>
+        <w:tab/>
+      </w:r>
+      <w:r>
+        <w:rPr>
+          <w:rFonts w:ascii="Cascadia Mono" w:hAnsi="Cascadia Mono" w:cs="Cascadia Mono"/>
+          <w:color w:val="000000"/>
+          <w:kern w:val="0"/>
+          <w:sz w:val="19"/>
+          <w:szCs w:val="19"/>
+          <w:highlight w:val="white"/>
+          <w:lang w:val="en-US"/>
+        </w:rPr>
+        <w:tab/>
+      </w:r>
+      <w:r>
+        <w:rPr>
+          <w:rFonts w:ascii="Cascadia Mono" w:hAnsi="Cascadia Mono" w:cs="Cascadia Mono"/>
+          <w:color w:val="0000FF"/>
+          <w:kern w:val="0"/>
+          <w:sz w:val="19"/>
+          <w:szCs w:val="19"/>
+          <w:highlight w:val="white"/>
+          <w:lang w:val="en-US"/>
+        </w:rPr>
+        <w:t>this</w:t>
+      </w:r>
+      <w:r>
+        <w:rPr>
+          <w:rFonts w:ascii="Cascadia Mono" w:hAnsi="Cascadia Mono" w:cs="Cascadia Mono"/>
+          <w:color w:val="000000"/>
+          <w:kern w:val="0"/>
+          <w:sz w:val="19"/>
+          <w:szCs w:val="19"/>
+          <w:highlight w:val="white"/>
+          <w:lang w:val="en-US"/>
+        </w:rPr>
+        <w:t>-&gt;textBox1-&gt;Clear</w:t>
+      </w:r>
+      <w:r>
+        <w:rPr>
+          <w:rFonts w:ascii="Cascadia Mono" w:hAnsi="Cascadia Mono" w:cs="Cascadia Mono"/>
+          <w:color w:val="FFD702"/>
+          <w:kern w:val="0"/>
+          <w:sz w:val="19"/>
+          <w:szCs w:val="19"/>
+          <w:highlight w:val="white"/>
+          <w:lang w:val="en-US"/>
+        </w:rPr>
+        <w:t>()</w:t>
+      </w:r>
+      <w:r>
+        <w:rPr>
+          <w:rFonts w:ascii="Cascadia Mono" w:hAnsi="Cascadia Mono" w:cs="Cascadia Mono"/>
+          <w:color w:val="000000"/>
+          <w:kern w:val="0"/>
+          <w:sz w:val="19"/>
+          <w:szCs w:val="19"/>
+          <w:highlight w:val="white"/>
+          <w:lang w:val="en-US"/>
+        </w:rPr>
+        <w:t>;</w:t>
+      </w:r>
+    </w:p>
+    <w:p>
+      <w:pPr>
+        <w:autoSpaceDE w:val="0"/>
+        <w:autoSpaceDN w:val="0"/>
+        <w:adjustRightInd w:val="0"/>
+        <w:spacing w:after="0" w:line="240" w:lineRule="auto"/>
+        <w:rPr>
+          <w:rFonts w:ascii="Cascadia Mono" w:hAnsi="Cascadia Mono" w:cs="Cascadia Mono"/>
+          <w:color w:val="000000"/>
+          <w:kern w:val="0"/>
+          <w:sz w:val="19"/>
+          <w:szCs w:val="19"/>
+          <w:highlight w:val="white"/>
+          <w:lang w:val="en-US"/>
+        </w:rPr>
+      </w:pPr>
+      <w:r>
+        <w:rPr>
+          <w:rFonts w:ascii="Cascadia Mono" w:hAnsi="Cascadia Mono" w:cs="Cascadia Mono"/>
+          <w:color w:val="000000"/>
+          <w:kern w:val="0"/>
+          <w:sz w:val="19"/>
+          <w:szCs w:val="19"/>
+          <w:highlight w:val="white"/>
+          <w:lang w:val="en-US"/>
+        </w:rPr>
+        <w:tab/>
+      </w:r>
+      <w:r>
+        <w:rPr>
+          <w:rFonts w:ascii="Cascadia Mono" w:hAnsi="Cascadia Mono" w:cs="Cascadia Mono"/>
+          <w:color w:val="1A94FF"/>
+          <w:kern w:val="0"/>
+          <w:sz w:val="19"/>
+          <w:szCs w:val="19"/>
+          <w:highlight w:val="white"/>
+          <w:lang w:val="en-US"/>
+        </w:rPr>
+        <w:t>}</w:t>
+      </w:r>
+    </w:p>
+    <w:p>
+      <w:pPr>
+        <w:autoSpaceDE w:val="0"/>
+        <w:autoSpaceDN w:val="0"/>
+        <w:adjustRightInd w:val="0"/>
+        <w:spacing w:after="0" w:line="240" w:lineRule="auto"/>
+        <w:rPr>
+          <w:rFonts w:ascii="Cascadia Mono" w:hAnsi="Cascadia Mono" w:cs="Cascadia Mono"/>
+          <w:color w:val="000000"/>
+          <w:kern w:val="0"/>
+          <w:sz w:val="19"/>
+          <w:szCs w:val="19"/>
+          <w:highlight w:val="white"/>
+          <w:lang w:val="en-US"/>
+        </w:rPr>
+      </w:pPr>
+      <w:r>
+        <w:rPr>
+          <w:rFonts w:ascii="Cascadia Mono" w:hAnsi="Cascadia Mono" w:cs="Cascadia Mono"/>
+          <w:color w:val="D86AC2"/>
+          <w:kern w:val="0"/>
+          <w:sz w:val="19"/>
+          <w:szCs w:val="19"/>
+          <w:highlight w:val="white"/>
+          <w:lang w:val="en-US"/>
+        </w:rPr>
+        <w:t>}</w:t>
+      </w:r>
+    </w:p>
+    <w:p>
+      <w:pPr>
+        <w:autoSpaceDE w:val="0"/>
+        <w:autoSpaceDN w:val="0"/>
+        <w:adjustRightInd w:val="0"/>
+        <w:spacing w:after="0" w:line="240" w:lineRule="auto"/>
+        <w:rPr>
+          <w:rFonts w:ascii="Cascadia Mono" w:hAnsi="Cascadia Mono" w:cs="Cascadia Mono"/>
+          <w:color w:val="000000"/>
+          <w:kern w:val="0"/>
+          <w:sz w:val="19"/>
+          <w:szCs w:val="19"/>
+          <w:highlight w:val="white"/>
+          <w:lang w:val="en-US"/>
+        </w:rPr>
+      </w:pPr>
+      <w:r>
+        <w:rPr>
+          <w:rFonts w:ascii="Cascadia Mono" w:hAnsi="Cascadia Mono" w:cs="Cascadia Mono"/>
+          <w:color w:val="0000FF"/>
+          <w:kern w:val="0"/>
+          <w:sz w:val="19"/>
+          <w:szCs w:val="19"/>
+          <w:highlight w:val="white"/>
+          <w:lang w:val="en-US"/>
+        </w:rPr>
+        <w:t>private</w:t>
+      </w:r>
+      <w:r>
+        <w:rPr>
+          <w:rFonts w:ascii="Cascadia Mono" w:hAnsi="Cascadia Mono" w:cs="Cascadia Mono"/>
+          <w:color w:val="000000"/>
+          <w:kern w:val="0"/>
+          <w:sz w:val="19"/>
+          <w:szCs w:val="19"/>
+          <w:highlight w:val="white"/>
+          <w:lang w:val="en-US"/>
+        </w:rPr>
+        <w:t>: System::</w:t>
+      </w:r>
+      <w:r>
+        <w:rPr>
+          <w:rFonts w:ascii="Cascadia Mono" w:hAnsi="Cascadia Mono" w:cs="Cascadia Mono"/>
+          <w:color w:val="2B91AF"/>
+          <w:kern w:val="0"/>
+          <w:sz w:val="19"/>
+          <w:szCs w:val="19"/>
+          <w:highlight w:val="white"/>
+          <w:lang w:val="en-US"/>
+        </w:rPr>
+        <w:t>Void</w:t>
+      </w:r>
+      <w:r>
+        <w:rPr>
+          <w:rFonts w:ascii="Cascadia Mono" w:hAnsi="Cascadia Mono" w:cs="Cascadia Mono"/>
+          <w:color w:val="000000"/>
+          <w:kern w:val="0"/>
+          <w:sz w:val="19"/>
+          <w:szCs w:val="19"/>
+          <w:highlight w:val="white"/>
+          <w:lang w:val="en-US"/>
+        </w:rPr>
+        <w:t xml:space="preserve"> button5_Click</w:t>
+      </w:r>
+      <w:r>
+        <w:rPr>
+          <w:rFonts w:ascii="Cascadia Mono" w:hAnsi="Cascadia Mono" w:cs="Cascadia Mono"/>
+          <w:color w:val="D86AC2"/>
+          <w:kern w:val="0"/>
+          <w:sz w:val="19"/>
+          <w:szCs w:val="19"/>
+          <w:highlight w:val="white"/>
+          <w:lang w:val="en-US"/>
+        </w:rPr>
+        <w:t>(</w:t>
+      </w:r>
+      <w:r>
+        <w:rPr>
+          <w:rFonts w:ascii="Cascadia Mono" w:hAnsi="Cascadia Mono" w:cs="Cascadia Mono"/>
+          <w:color w:val="000000"/>
+          <w:kern w:val="0"/>
+          <w:sz w:val="19"/>
+          <w:szCs w:val="19"/>
+          <w:highlight w:val="white"/>
+          <w:lang w:val="en-US"/>
+        </w:rPr>
+        <w:t>System::</w:t>
+      </w:r>
+      <w:r>
+        <w:rPr>
+          <w:rFonts w:ascii="Cascadia Mono" w:hAnsi="Cascadia Mono" w:cs="Cascadia Mono"/>
+          <w:color w:val="2B91AF"/>
+          <w:kern w:val="0"/>
+          <w:sz w:val="19"/>
+          <w:szCs w:val="19"/>
+          <w:highlight w:val="white"/>
+          <w:lang w:val="en-US"/>
+        </w:rPr>
+        <w:t>Object</w:t>
+      </w:r>
+      <w:r>
+        <w:rPr>
+          <w:rFonts w:ascii="Cascadia Mono" w:hAnsi="Cascadia Mono" w:cs="Cascadia Mono"/>
+          <w:color w:val="000000"/>
+          <w:kern w:val="0"/>
+          <w:sz w:val="19"/>
+          <w:szCs w:val="19"/>
+          <w:highlight w:val="white"/>
+          <w:lang w:val="en-US"/>
+        </w:rPr>
+        <w:t xml:space="preserve">^ </w:t>
+      </w:r>
+      <w:r>
+        <w:rPr>
+          <w:rFonts w:ascii="Cascadia Mono" w:hAnsi="Cascadia Mono" w:cs="Cascadia Mono"/>
+          <w:color w:val="808080"/>
+          <w:kern w:val="0"/>
+          <w:sz w:val="19"/>
+          <w:szCs w:val="19"/>
+          <w:highlight w:val="white"/>
+          <w:lang w:val="en-US"/>
+        </w:rPr>
+        <w:t>sender</w:t>
+      </w:r>
+      <w:r>
+        <w:rPr>
+          <w:rFonts w:ascii="Cascadia Mono" w:hAnsi="Cascadia Mono" w:cs="Cascadia Mono"/>
+          <w:color w:val="000000"/>
+          <w:kern w:val="0"/>
+          <w:sz w:val="19"/>
+          <w:szCs w:val="19"/>
+          <w:highlight w:val="white"/>
+          <w:lang w:val="en-US"/>
+        </w:rPr>
+        <w:t>, System::</w:t>
+      </w:r>
+      <w:r>
+        <w:rPr>
+          <w:rFonts w:ascii="Cascadia Mono" w:hAnsi="Cascadia Mono" w:cs="Cascadia Mono"/>
+          <w:color w:val="2B91AF"/>
+          <w:kern w:val="0"/>
+          <w:sz w:val="19"/>
+          <w:szCs w:val="19"/>
+          <w:highlight w:val="white"/>
+          <w:lang w:val="en-US"/>
+        </w:rPr>
+        <w:t>EventArgs</w:t>
+      </w:r>
+      <w:r>
+        <w:rPr>
+          <w:rFonts w:ascii="Cascadia Mono" w:hAnsi="Cascadia Mono" w:cs="Cascadia Mono"/>
+          <w:color w:val="000000"/>
+          <w:kern w:val="0"/>
+          <w:sz w:val="19"/>
+          <w:szCs w:val="19"/>
+          <w:highlight w:val="white"/>
+          <w:lang w:val="en-US"/>
+        </w:rPr>
+        <w:t xml:space="preserve">^ </w:t>
+      </w:r>
+      <w:r>
+        <w:rPr>
+          <w:rFonts w:ascii="Cascadia Mono" w:hAnsi="Cascadia Mono" w:cs="Cascadia Mono"/>
+          <w:color w:val="808080"/>
+          <w:kern w:val="0"/>
+          <w:sz w:val="19"/>
+          <w:szCs w:val="19"/>
+          <w:highlight w:val="white"/>
+          <w:lang w:val="en-US"/>
+        </w:rPr>
+        <w:t>e</w:t>
+      </w:r>
+      <w:r>
+        <w:rPr>
+          <w:rFonts w:ascii="Cascadia Mono" w:hAnsi="Cascadia Mono" w:cs="Cascadia Mono"/>
+          <w:color w:val="D86AC2"/>
+          <w:kern w:val="0"/>
+          <w:sz w:val="19"/>
+          <w:szCs w:val="19"/>
+          <w:highlight w:val="white"/>
+          <w:lang w:val="en-US"/>
+        </w:rPr>
+        <w:t>)</w:t>
+      </w:r>
+      <w:r>
+        <w:rPr>
+          <w:rFonts w:ascii="Cascadia Mono" w:hAnsi="Cascadia Mono" w:cs="Cascadia Mono"/>
+          <w:color w:val="000000"/>
+          <w:kern w:val="0"/>
+          <w:sz w:val="19"/>
+          <w:szCs w:val="19"/>
+          <w:highlight w:val="white"/>
+          <w:lang w:val="en-US"/>
+        </w:rPr>
+        <w:t xml:space="preserve"> </w:t>
+      </w:r>
+      <w:r>
+        <w:rPr>
+          <w:rFonts w:ascii="Cascadia Mono" w:hAnsi="Cascadia Mono" w:cs="Cascadia Mono"/>
+          <w:color w:val="D86AC2"/>
+          <w:kern w:val="0"/>
+          <w:sz w:val="19"/>
+          <w:szCs w:val="19"/>
+          <w:highlight w:val="white"/>
+          <w:lang w:val="en-US"/>
+        </w:rPr>
+        <w:t>{</w:t>
+      </w:r>
+    </w:p>
+    <w:p>
+      <w:pPr>
+        <w:autoSpaceDE w:val="0"/>
+        <w:autoSpaceDN w:val="0"/>
+        <w:adjustRightInd w:val="0"/>
+        <w:spacing w:after="0" w:line="240" w:lineRule="auto"/>
+        <w:rPr>
+          <w:rFonts w:ascii="Cascadia Mono" w:hAnsi="Cascadia Mono" w:cs="Cascadia Mono"/>
+          <w:color w:val="000000"/>
+          <w:kern w:val="0"/>
+          <w:sz w:val="19"/>
+          <w:szCs w:val="19"/>
+          <w:highlight w:val="white"/>
+          <w:lang w:val="en-US"/>
+        </w:rPr>
+      </w:pPr>
+      <w:r>
+        <w:rPr>
+          <w:rFonts w:ascii="Cascadia Mono" w:hAnsi="Cascadia Mono" w:cs="Cascadia Mono"/>
+          <w:color w:val="000000"/>
+          <w:kern w:val="0"/>
+          <w:sz w:val="19"/>
+          <w:szCs w:val="19"/>
+          <w:highlight w:val="white"/>
+          <w:lang w:val="en-US"/>
+        </w:rPr>
+        <w:tab/>
+      </w:r>
+      <w:r>
+        <w:rPr>
+          <w:rFonts w:ascii="Cascadia Mono" w:hAnsi="Cascadia Mono" w:cs="Cascadia Mono"/>
+          <w:color w:val="0000FF"/>
+          <w:kern w:val="0"/>
+          <w:sz w:val="19"/>
+          <w:szCs w:val="19"/>
+          <w:highlight w:val="white"/>
+          <w:lang w:val="en-US"/>
+        </w:rPr>
+        <w:t>this</w:t>
+      </w:r>
+      <w:r>
+        <w:rPr>
+          <w:rFonts w:ascii="Cascadia Mono" w:hAnsi="Cascadia Mono" w:cs="Cascadia Mono"/>
+          <w:color w:val="000000"/>
+          <w:kern w:val="0"/>
+          <w:sz w:val="19"/>
+          <w:szCs w:val="19"/>
+          <w:highlight w:val="white"/>
+          <w:lang w:val="en-US"/>
+        </w:rPr>
+        <w:t>-&gt;LoadFromFile</w:t>
+      </w:r>
+      <w:r>
+        <w:rPr>
+          <w:rFonts w:ascii="Cascadia Mono" w:hAnsi="Cascadia Mono" w:cs="Cascadia Mono"/>
+          <w:color w:val="1A94FF"/>
+          <w:kern w:val="0"/>
+          <w:sz w:val="19"/>
+          <w:szCs w:val="19"/>
+          <w:highlight w:val="white"/>
+          <w:lang w:val="en-US"/>
+        </w:rPr>
+        <w:t>(</w:t>
+      </w:r>
+      <w:r>
+        <w:rPr>
+          <w:rFonts w:ascii="Cascadia Mono" w:hAnsi="Cascadia Mono" w:cs="Cascadia Mono"/>
+          <w:color w:val="A31515"/>
+          <w:kern w:val="0"/>
+          <w:sz w:val="19"/>
+          <w:szCs w:val="19"/>
+          <w:highlight w:val="white"/>
+          <w:lang w:val="en-US"/>
+        </w:rPr>
+        <w:t>"LR37.txt"</w:t>
+      </w:r>
+      <w:r>
+        <w:rPr>
+          <w:rFonts w:ascii="Cascadia Mono" w:hAnsi="Cascadia Mono" w:cs="Cascadia Mono"/>
+          <w:color w:val="000000"/>
+          <w:kern w:val="0"/>
+          <w:sz w:val="19"/>
+          <w:szCs w:val="19"/>
+          <w:highlight w:val="white"/>
+          <w:lang w:val="en-US"/>
+        </w:rPr>
+        <w:t xml:space="preserve">, </w:t>
+      </w:r>
+      <w:r>
+        <w:rPr>
+          <w:rFonts w:ascii="Cascadia Mono" w:hAnsi="Cascadia Mono" w:cs="Cascadia Mono"/>
+          <w:color w:val="0000FF"/>
+          <w:kern w:val="0"/>
+          <w:sz w:val="19"/>
+          <w:szCs w:val="19"/>
+          <w:highlight w:val="white"/>
+          <w:lang w:val="en-US"/>
+        </w:rPr>
+        <w:t>this</w:t>
+      </w:r>
+      <w:r>
+        <w:rPr>
+          <w:rFonts w:ascii="Cascadia Mono" w:hAnsi="Cascadia Mono" w:cs="Cascadia Mono"/>
+          <w:color w:val="000000"/>
+          <w:kern w:val="0"/>
+          <w:sz w:val="19"/>
+          <w:szCs w:val="19"/>
+          <w:highlight w:val="white"/>
+          <w:lang w:val="en-US"/>
+        </w:rPr>
+        <w:t>-&gt;listBox1</w:t>
+      </w:r>
+      <w:r>
+        <w:rPr>
+          <w:rFonts w:ascii="Cascadia Mono" w:hAnsi="Cascadia Mono" w:cs="Cascadia Mono"/>
+          <w:color w:val="1A94FF"/>
+          <w:kern w:val="0"/>
+          <w:sz w:val="19"/>
+          <w:szCs w:val="19"/>
+          <w:highlight w:val="white"/>
+          <w:lang w:val="en-US"/>
+        </w:rPr>
+        <w:t>)</w:t>
+      </w:r>
+      <w:r>
+        <w:rPr>
+          <w:rFonts w:ascii="Cascadia Mono" w:hAnsi="Cascadia Mono" w:cs="Cascadia Mono"/>
+          <w:color w:val="000000"/>
+          <w:kern w:val="0"/>
+          <w:sz w:val="19"/>
+          <w:szCs w:val="19"/>
+          <w:highlight w:val="white"/>
+          <w:lang w:val="en-US"/>
+        </w:rPr>
+        <w:t>;</w:t>
+      </w:r>
+    </w:p>
+    <w:p>
+      <w:pPr>
+        <w:autoSpaceDE w:val="0"/>
+        <w:autoSpaceDN w:val="0"/>
+        <w:adjustRightInd w:val="0"/>
+        <w:spacing w:after="0" w:line="240" w:lineRule="auto"/>
+        <w:rPr>
+          <w:rFonts w:ascii="Cascadia Mono" w:hAnsi="Cascadia Mono" w:cs="Cascadia Mono"/>
+          <w:color w:val="000000"/>
+          <w:kern w:val="0"/>
+          <w:sz w:val="19"/>
+          <w:szCs w:val="19"/>
+          <w:highlight w:val="white"/>
+          <w:lang w:val="en-US"/>
+        </w:rPr>
+      </w:pPr>
+      <w:r>
+        <w:rPr>
+          <w:rFonts w:ascii="Cascadia Mono" w:hAnsi="Cascadia Mono" w:cs="Cascadia Mono"/>
+          <w:color w:val="D86AC2"/>
+          <w:kern w:val="0"/>
+          <w:sz w:val="19"/>
+          <w:szCs w:val="19"/>
+          <w:highlight w:val="white"/>
+          <w:lang w:val="en-US"/>
+        </w:rPr>
+        <w:t>}</w:t>
+      </w:r>
+    </w:p>
+    <w:p>
+      <w:pPr>
+        <w:autoSpaceDE w:val="0"/>
+        <w:autoSpaceDN w:val="0"/>
+        <w:adjustRightInd w:val="0"/>
+        <w:spacing w:after="0" w:line="240" w:lineRule="auto"/>
+        <w:rPr>
+          <w:rFonts w:ascii="Cascadia Mono" w:hAnsi="Cascadia Mono" w:cs="Cascadia Mono"/>
+          <w:color w:val="000000"/>
+          <w:kern w:val="0"/>
+          <w:sz w:val="19"/>
+          <w:szCs w:val="19"/>
+          <w:highlight w:val="white"/>
+          <w:lang w:val="en-US"/>
+        </w:rPr>
+      </w:pPr>
+    </w:p>
+    <w:p>
+      <w:pPr>
+        <w:autoSpaceDE w:val="0"/>
+        <w:autoSpaceDN w:val="0"/>
+        <w:adjustRightInd w:val="0"/>
+        <w:spacing w:after="0" w:line="240" w:lineRule="auto"/>
+        <w:rPr>
+          <w:rFonts w:ascii="Cascadia Mono" w:hAnsi="Cascadia Mono" w:cs="Cascadia Mono"/>
+          <w:color w:val="000000"/>
+          <w:kern w:val="0"/>
+          <w:sz w:val="19"/>
+          <w:szCs w:val="19"/>
+          <w:highlight w:val="white"/>
+          <w:lang w:val="en-US"/>
+        </w:rPr>
+      </w:pPr>
+      <w:r>
+        <w:rPr>
+          <w:rFonts w:ascii="Cascadia Mono" w:hAnsi="Cascadia Mono" w:cs="Cascadia Mono"/>
+          <w:color w:val="0000FF"/>
+          <w:kern w:val="0"/>
+          <w:sz w:val="19"/>
+          <w:szCs w:val="19"/>
+          <w:highlight w:val="white"/>
+          <w:lang w:val="en-US"/>
+        </w:rPr>
+        <w:t>private</w:t>
+      </w:r>
+      <w:r>
+        <w:rPr>
+          <w:rFonts w:ascii="Cascadia Mono" w:hAnsi="Cascadia Mono" w:cs="Cascadia Mono"/>
+          <w:color w:val="000000"/>
+          <w:kern w:val="0"/>
+          <w:sz w:val="19"/>
+          <w:szCs w:val="19"/>
+          <w:highlight w:val="white"/>
+          <w:lang w:val="en-US"/>
+        </w:rPr>
+        <w:t>: System::</w:t>
+      </w:r>
+      <w:r>
+        <w:rPr>
+          <w:rFonts w:ascii="Cascadia Mono" w:hAnsi="Cascadia Mono" w:cs="Cascadia Mono"/>
+          <w:color w:val="2B91AF"/>
+          <w:kern w:val="0"/>
+          <w:sz w:val="19"/>
+          <w:szCs w:val="19"/>
+          <w:highlight w:val="white"/>
+          <w:lang w:val="en-US"/>
+        </w:rPr>
+        <w:t>Void</w:t>
+      </w:r>
+      <w:r>
+        <w:rPr>
+          <w:rFonts w:ascii="Cascadia Mono" w:hAnsi="Cascadia Mono" w:cs="Cascadia Mono"/>
+          <w:color w:val="000000"/>
+          <w:kern w:val="0"/>
+          <w:sz w:val="19"/>
+          <w:szCs w:val="19"/>
+          <w:highlight w:val="white"/>
+          <w:lang w:val="en-US"/>
+        </w:rPr>
+        <w:t xml:space="preserve"> button6_Click</w:t>
+      </w:r>
+      <w:r>
+        <w:rPr>
+          <w:rFonts w:ascii="Cascadia Mono" w:hAnsi="Cascadia Mono" w:cs="Cascadia Mono"/>
+          <w:color w:val="D86AC2"/>
+          <w:kern w:val="0"/>
+          <w:sz w:val="19"/>
+          <w:szCs w:val="19"/>
+          <w:highlight w:val="white"/>
+          <w:lang w:val="en-US"/>
+        </w:rPr>
+        <w:t>(</w:t>
+      </w:r>
+      <w:r>
+        <w:rPr>
+          <w:rFonts w:ascii="Cascadia Mono" w:hAnsi="Cascadia Mono" w:cs="Cascadia Mono"/>
+          <w:color w:val="000000"/>
+          <w:kern w:val="0"/>
+          <w:sz w:val="19"/>
+          <w:szCs w:val="19"/>
+          <w:highlight w:val="white"/>
+          <w:lang w:val="en-US"/>
+        </w:rPr>
+        <w:t>System::</w:t>
+      </w:r>
+      <w:r>
+        <w:rPr>
+          <w:rFonts w:ascii="Cascadia Mono" w:hAnsi="Cascadia Mono" w:cs="Cascadia Mono"/>
+          <w:color w:val="2B91AF"/>
+          <w:kern w:val="0"/>
+          <w:sz w:val="19"/>
+          <w:szCs w:val="19"/>
+          <w:highlight w:val="white"/>
+          <w:lang w:val="en-US"/>
+        </w:rPr>
+        <w:t>Object</w:t>
+      </w:r>
+      <w:r>
+        <w:rPr>
+          <w:rFonts w:ascii="Cascadia Mono" w:hAnsi="Cascadia Mono" w:cs="Cascadia Mono"/>
+          <w:color w:val="000000"/>
+          <w:kern w:val="0"/>
+          <w:sz w:val="19"/>
+          <w:szCs w:val="19"/>
+          <w:highlight w:val="white"/>
+          <w:lang w:val="en-US"/>
+        </w:rPr>
+        <w:t xml:space="preserve">^ </w:t>
+      </w:r>
+      <w:r>
+        <w:rPr>
+          <w:rFonts w:ascii="Cascadia Mono" w:hAnsi="Cascadia Mono" w:cs="Cascadia Mono"/>
+          <w:color w:val="808080"/>
+          <w:kern w:val="0"/>
+          <w:sz w:val="19"/>
+          <w:szCs w:val="19"/>
+          <w:highlight w:val="white"/>
+          <w:lang w:val="en-US"/>
+        </w:rPr>
+        <w:t>sender</w:t>
+      </w:r>
+      <w:r>
+        <w:rPr>
+          <w:rFonts w:ascii="Cascadia Mono" w:hAnsi="Cascadia Mono" w:cs="Cascadia Mono"/>
+          <w:color w:val="000000"/>
+          <w:kern w:val="0"/>
+          <w:sz w:val="19"/>
+          <w:szCs w:val="19"/>
+          <w:highlight w:val="white"/>
+          <w:lang w:val="en-US"/>
+        </w:rPr>
+        <w:t>, System::</w:t>
+      </w:r>
+      <w:r>
+        <w:rPr>
+          <w:rFonts w:ascii="Cascadia Mono" w:hAnsi="Cascadia Mono" w:cs="Cascadia Mono"/>
+          <w:color w:val="2B91AF"/>
+          <w:kern w:val="0"/>
+          <w:sz w:val="19"/>
+          <w:szCs w:val="19"/>
+          <w:highlight w:val="white"/>
+          <w:lang w:val="en-US"/>
+        </w:rPr>
+        <w:t>EventArgs</w:t>
+      </w:r>
+      <w:r>
+        <w:rPr>
+          <w:rFonts w:ascii="Cascadia Mono" w:hAnsi="Cascadia Mono" w:cs="Cascadia Mono"/>
+          <w:color w:val="000000"/>
+          <w:kern w:val="0"/>
+          <w:sz w:val="19"/>
+          <w:szCs w:val="19"/>
+          <w:highlight w:val="white"/>
+          <w:lang w:val="en-US"/>
+        </w:rPr>
+        <w:t xml:space="preserve">^ </w:t>
+      </w:r>
+      <w:r>
+        <w:rPr>
+          <w:rFonts w:ascii="Cascadia Mono" w:hAnsi="Cascadia Mono" w:cs="Cascadia Mono"/>
+          <w:color w:val="808080"/>
+          <w:kern w:val="0"/>
+          <w:sz w:val="19"/>
+          <w:szCs w:val="19"/>
+          <w:highlight w:val="white"/>
+          <w:lang w:val="en-US"/>
+        </w:rPr>
+        <w:t>e</w:t>
+      </w:r>
+      <w:r>
+        <w:rPr>
+          <w:rFonts w:ascii="Cascadia Mono" w:hAnsi="Cascadia Mono" w:cs="Cascadia Mono"/>
+          <w:color w:val="D86AC2"/>
+          <w:kern w:val="0"/>
+          <w:sz w:val="19"/>
+          <w:szCs w:val="19"/>
+          <w:highlight w:val="white"/>
+          <w:lang w:val="en-US"/>
+        </w:rPr>
+        <w:t>)</w:t>
+      </w:r>
+      <w:r>
+        <w:rPr>
+          <w:rFonts w:ascii="Cascadia Mono" w:hAnsi="Cascadia Mono" w:cs="Cascadia Mono"/>
+          <w:color w:val="000000"/>
+          <w:kern w:val="0"/>
+          <w:sz w:val="19"/>
+          <w:szCs w:val="19"/>
+          <w:highlight w:val="white"/>
+          <w:lang w:val="en-US"/>
+        </w:rPr>
+        <w:t xml:space="preserve"> </w:t>
+      </w:r>
+      <w:r>
+        <w:rPr>
+          <w:rFonts w:ascii="Cascadia Mono" w:hAnsi="Cascadia Mono" w:cs="Cascadia Mono"/>
+          <w:color w:val="D86AC2"/>
+          <w:kern w:val="0"/>
+          <w:sz w:val="19"/>
+          <w:szCs w:val="19"/>
+          <w:highlight w:val="white"/>
+          <w:lang w:val="en-US"/>
+        </w:rPr>
+        <w:t>{</w:t>
+      </w:r>
+    </w:p>
+    <w:p>
+      <w:pPr>
+        <w:autoSpaceDE w:val="0"/>
+        <w:autoSpaceDN w:val="0"/>
+        <w:adjustRightInd w:val="0"/>
+        <w:spacing w:after="0" w:line="240" w:lineRule="auto"/>
+        <w:rPr>
+          <w:rFonts w:ascii="Cascadia Mono" w:hAnsi="Cascadia Mono" w:cs="Cascadia Mono"/>
+          <w:color w:val="000000"/>
+          <w:kern w:val="0"/>
+          <w:sz w:val="19"/>
+          <w:szCs w:val="19"/>
+          <w:highlight w:val="white"/>
+          <w:lang w:val="en-US"/>
+        </w:rPr>
+      </w:pPr>
+      <w:r>
+        <w:rPr>
+          <w:rFonts w:ascii="Cascadia Mono" w:hAnsi="Cascadia Mono" w:cs="Cascadia Mono"/>
+          <w:color w:val="000000"/>
+          <w:kern w:val="0"/>
+          <w:sz w:val="19"/>
+          <w:szCs w:val="19"/>
+          <w:highlight w:val="white"/>
+          <w:lang w:val="en-US"/>
+        </w:rPr>
+        <w:tab/>
+      </w:r>
+      <w:r>
+        <w:rPr>
+          <w:rFonts w:ascii="Cascadia Mono" w:hAnsi="Cascadia Mono" w:cs="Cascadia Mono"/>
+          <w:color w:val="0000FF"/>
+          <w:kern w:val="0"/>
+          <w:sz w:val="19"/>
+          <w:szCs w:val="19"/>
+          <w:highlight w:val="white"/>
+          <w:lang w:val="en-US"/>
+        </w:rPr>
+        <w:t>if</w:t>
+      </w:r>
+      <w:r>
+        <w:rPr>
+          <w:rFonts w:ascii="Cascadia Mono" w:hAnsi="Cascadia Mono" w:cs="Cascadia Mono"/>
+          <w:color w:val="000000"/>
+          <w:kern w:val="0"/>
+          <w:sz w:val="19"/>
+          <w:szCs w:val="19"/>
+          <w:highlight w:val="white"/>
+          <w:lang w:val="en-US"/>
+        </w:rPr>
+        <w:t xml:space="preserve"> </w:t>
+      </w:r>
+      <w:r>
+        <w:rPr>
+          <w:rFonts w:ascii="Cascadia Mono" w:hAnsi="Cascadia Mono" w:cs="Cascadia Mono"/>
+          <w:color w:val="1A94FF"/>
+          <w:kern w:val="0"/>
+          <w:sz w:val="19"/>
+          <w:szCs w:val="19"/>
+          <w:highlight w:val="white"/>
+          <w:lang w:val="en-US"/>
+        </w:rPr>
+        <w:t>(</w:t>
+      </w:r>
+      <w:r>
+        <w:rPr>
+          <w:rFonts w:ascii="Cascadia Mono" w:hAnsi="Cascadia Mono" w:cs="Cascadia Mono"/>
+          <w:color w:val="000000"/>
+          <w:kern w:val="0"/>
+          <w:sz w:val="19"/>
+          <w:szCs w:val="19"/>
+          <w:highlight w:val="white"/>
+          <w:lang w:val="en-US"/>
+        </w:rPr>
+        <w:t>listBox1-&gt;SelectedIndex == -1</w:t>
+      </w:r>
+      <w:r>
+        <w:rPr>
+          <w:rFonts w:ascii="Cascadia Mono" w:hAnsi="Cascadia Mono" w:cs="Cascadia Mono"/>
+          <w:color w:val="1A94FF"/>
+          <w:kern w:val="0"/>
+          <w:sz w:val="19"/>
+          <w:szCs w:val="19"/>
+          <w:highlight w:val="white"/>
+          <w:lang w:val="en-US"/>
+        </w:rPr>
+        <w:t>)</w:t>
+      </w:r>
+      <w:r>
+        <w:rPr>
+          <w:rFonts w:ascii="Cascadia Mono" w:hAnsi="Cascadia Mono" w:cs="Cascadia Mono"/>
+          <w:color w:val="000000"/>
+          <w:kern w:val="0"/>
+          <w:sz w:val="19"/>
+          <w:szCs w:val="19"/>
+          <w:highlight w:val="white"/>
+          <w:lang w:val="en-US"/>
+        </w:rPr>
+        <w:t xml:space="preserve"> </w:t>
+      </w:r>
+      <w:r>
+        <w:rPr>
+          <w:rFonts w:ascii="Cascadia Mono" w:hAnsi="Cascadia Mono" w:cs="Cascadia Mono"/>
+          <w:color w:val="1A94FF"/>
+          <w:kern w:val="0"/>
+          <w:sz w:val="19"/>
+          <w:szCs w:val="19"/>
+          <w:highlight w:val="white"/>
+          <w:lang w:val="en-US"/>
+        </w:rPr>
+        <w:t>{</w:t>
+      </w:r>
+    </w:p>
+    <w:p>
+      <w:pPr>
+        <w:autoSpaceDE w:val="0"/>
+        <w:autoSpaceDN w:val="0"/>
+        <w:adjustRightInd w:val="0"/>
+        <w:spacing w:after="0" w:line="240" w:lineRule="auto"/>
+        <w:rPr>
+          <w:rFonts w:ascii="Cascadia Mono" w:hAnsi="Cascadia Mono" w:cs="Cascadia Mono"/>
+          <w:color w:val="000000"/>
+          <w:kern w:val="0"/>
+          <w:sz w:val="19"/>
+          <w:szCs w:val="19"/>
+          <w:highlight w:val="white"/>
+          <w:lang w:val="en-US"/>
+        </w:rPr>
+      </w:pPr>
+      <w:r>
+        <w:rPr>
+          <w:rFonts w:ascii="Cascadia Mono" w:hAnsi="Cascadia Mono" w:cs="Cascadia Mono"/>
+          <w:color w:val="000000"/>
+          <w:kern w:val="0"/>
+          <w:sz w:val="19"/>
+          <w:szCs w:val="19"/>
+          <w:highlight w:val="white"/>
+          <w:lang w:val="en-US"/>
+        </w:rPr>
+        <w:tab/>
+      </w:r>
+      <w:r>
+        <w:rPr>
+          <w:rFonts w:ascii="Cascadia Mono" w:hAnsi="Cascadia Mono" w:cs="Cascadia Mono"/>
+          <w:color w:val="000000"/>
+          <w:kern w:val="0"/>
+          <w:sz w:val="19"/>
+          <w:szCs w:val="19"/>
+          <w:highlight w:val="white"/>
+          <w:lang w:val="en-US"/>
+        </w:rPr>
+        <w:tab/>
+      </w:r>
+      <w:r>
+        <w:rPr>
+          <w:rFonts w:ascii="Cascadia Mono" w:hAnsi="Cascadia Mono" w:cs="Cascadia Mono"/>
+          <w:color w:val="2B91AF"/>
+          <w:kern w:val="0"/>
+          <w:sz w:val="19"/>
+          <w:szCs w:val="19"/>
+          <w:highlight w:val="white"/>
+          <w:lang w:val="en-US"/>
+        </w:rPr>
+        <w:t>MessageBox</w:t>
+      </w:r>
+      <w:r>
+        <w:rPr>
+          <w:rFonts w:ascii="Cascadia Mono" w:hAnsi="Cascadia Mono" w:cs="Cascadia Mono"/>
+          <w:color w:val="000000"/>
+          <w:kern w:val="0"/>
+          <w:sz w:val="19"/>
+          <w:szCs w:val="19"/>
+          <w:highlight w:val="white"/>
+          <w:lang w:val="en-US"/>
+        </w:rPr>
+        <w:t>::Show</w:t>
+      </w:r>
+      <w:r>
+        <w:rPr>
+          <w:rFonts w:ascii="Cascadia Mono" w:hAnsi="Cascadia Mono" w:cs="Cascadia Mono"/>
+          <w:color w:val="FFD702"/>
+          <w:kern w:val="0"/>
+          <w:sz w:val="19"/>
+          <w:szCs w:val="19"/>
+          <w:highlight w:val="white"/>
+          <w:lang w:val="en-US"/>
+        </w:rPr>
+        <w:t>(</w:t>
+      </w:r>
+      <w:r>
+        <w:rPr>
+          <w:rFonts w:ascii="Cascadia Mono" w:hAnsi="Cascadia Mono" w:cs="Cascadia Mono"/>
+          <w:color w:val="A31515"/>
+          <w:kern w:val="0"/>
+          <w:sz w:val="19"/>
+          <w:szCs w:val="19"/>
+          <w:highlight w:val="white"/>
+          <w:lang w:val="en-US"/>
+        </w:rPr>
+        <w:t>"</w:t>
+      </w:r>
+      <w:r>
+        <w:rPr>
+          <w:rFonts w:ascii="Cascadia Mono" w:hAnsi="Cascadia Mono" w:cs="Cascadia Mono"/>
+          <w:color w:val="A31515"/>
+          <w:kern w:val="0"/>
+          <w:sz w:val="19"/>
+          <w:szCs w:val="19"/>
+          <w:highlight w:val="white"/>
+        </w:rPr>
+        <w:t>Выберите</w:t>
+      </w:r>
+      <w:r>
+        <w:rPr>
+          <w:rFonts w:ascii="Cascadia Mono" w:hAnsi="Cascadia Mono" w:cs="Cascadia Mono"/>
+          <w:color w:val="A31515"/>
+          <w:kern w:val="0"/>
+          <w:sz w:val="19"/>
+          <w:szCs w:val="19"/>
+          <w:highlight w:val="white"/>
+          <w:lang w:val="en-US"/>
+        </w:rPr>
+        <w:t xml:space="preserve"> </w:t>
+      </w:r>
+      <w:r>
+        <w:rPr>
+          <w:rFonts w:ascii="Cascadia Mono" w:hAnsi="Cascadia Mono" w:cs="Cascadia Mono"/>
+          <w:color w:val="A31515"/>
+          <w:kern w:val="0"/>
+          <w:sz w:val="19"/>
+          <w:szCs w:val="19"/>
+          <w:highlight w:val="white"/>
+        </w:rPr>
+        <w:t>спортсмена</w:t>
+      </w:r>
+      <w:r>
+        <w:rPr>
+          <w:rFonts w:ascii="Cascadia Mono" w:hAnsi="Cascadia Mono" w:cs="Cascadia Mono"/>
+          <w:color w:val="A31515"/>
+          <w:kern w:val="0"/>
+          <w:sz w:val="19"/>
+          <w:szCs w:val="19"/>
+          <w:highlight w:val="white"/>
+          <w:lang w:val="en-US"/>
+        </w:rPr>
+        <w:t xml:space="preserve"> </w:t>
+      </w:r>
+      <w:r>
+        <w:rPr>
+          <w:rFonts w:ascii="Cascadia Mono" w:hAnsi="Cascadia Mono" w:cs="Cascadia Mono"/>
+          <w:color w:val="A31515"/>
+          <w:kern w:val="0"/>
+          <w:sz w:val="19"/>
+          <w:szCs w:val="19"/>
+          <w:highlight w:val="white"/>
+        </w:rPr>
+        <w:t>для</w:t>
+      </w:r>
+      <w:r>
+        <w:rPr>
+          <w:rFonts w:ascii="Cascadia Mono" w:hAnsi="Cascadia Mono" w:cs="Cascadia Mono"/>
+          <w:color w:val="A31515"/>
+          <w:kern w:val="0"/>
+          <w:sz w:val="19"/>
+          <w:szCs w:val="19"/>
+          <w:highlight w:val="white"/>
+          <w:lang w:val="en-US"/>
+        </w:rPr>
+        <w:t xml:space="preserve"> </w:t>
+      </w:r>
+      <w:r>
+        <w:rPr>
+          <w:rFonts w:ascii="Cascadia Mono" w:hAnsi="Cascadia Mono" w:cs="Cascadia Mono"/>
+          <w:color w:val="A31515"/>
+          <w:kern w:val="0"/>
+          <w:sz w:val="19"/>
+          <w:szCs w:val="19"/>
+          <w:highlight w:val="white"/>
+        </w:rPr>
+        <w:t>подсчета</w:t>
+      </w:r>
+      <w:r>
+        <w:rPr>
+          <w:rFonts w:ascii="Cascadia Mono" w:hAnsi="Cascadia Mono" w:cs="Cascadia Mono"/>
+          <w:color w:val="A31515"/>
+          <w:kern w:val="0"/>
+          <w:sz w:val="19"/>
+          <w:szCs w:val="19"/>
+          <w:highlight w:val="white"/>
+          <w:lang w:val="en-US"/>
+        </w:rPr>
+        <w:t xml:space="preserve"> </w:t>
+      </w:r>
+      <w:r>
+        <w:rPr>
+          <w:rFonts w:ascii="Cascadia Mono" w:hAnsi="Cascadia Mono" w:cs="Cascadia Mono"/>
+          <w:color w:val="A31515"/>
+          <w:kern w:val="0"/>
+          <w:sz w:val="19"/>
+          <w:szCs w:val="19"/>
+          <w:highlight w:val="white"/>
+        </w:rPr>
+        <w:t>очков</w:t>
+      </w:r>
+      <w:r>
+        <w:rPr>
+          <w:rFonts w:ascii="Cascadia Mono" w:hAnsi="Cascadia Mono" w:cs="Cascadia Mono"/>
+          <w:color w:val="A31515"/>
+          <w:kern w:val="0"/>
+          <w:sz w:val="19"/>
+          <w:szCs w:val="19"/>
+          <w:highlight w:val="white"/>
+          <w:lang w:val="en-US"/>
+        </w:rPr>
+        <w:t>"</w:t>
+      </w:r>
+      <w:r>
+        <w:rPr>
+          <w:rFonts w:ascii="Cascadia Mono" w:hAnsi="Cascadia Mono" w:cs="Cascadia Mono"/>
+          <w:color w:val="000000"/>
+          <w:kern w:val="0"/>
+          <w:sz w:val="19"/>
+          <w:szCs w:val="19"/>
+          <w:highlight w:val="white"/>
+          <w:lang w:val="en-US"/>
+        </w:rPr>
+        <w:t>,</w:t>
+      </w:r>
+    </w:p>
+    <w:p>
+      <w:pPr>
+        <w:autoSpaceDE w:val="0"/>
+        <w:autoSpaceDN w:val="0"/>
+        <w:adjustRightInd w:val="0"/>
+        <w:spacing w:after="0" w:line="240" w:lineRule="auto"/>
+        <w:rPr>
+          <w:rFonts w:ascii="Cascadia Mono" w:hAnsi="Cascadia Mono" w:cs="Cascadia Mono"/>
+          <w:color w:val="000000"/>
+          <w:kern w:val="0"/>
+          <w:sz w:val="19"/>
+          <w:szCs w:val="19"/>
+          <w:highlight w:val="white"/>
+          <w:lang w:val="en-US"/>
+        </w:rPr>
+      </w:pPr>
+      <w:r>
+        <w:rPr>
+          <w:rFonts w:ascii="Cascadia Mono" w:hAnsi="Cascadia Mono" w:cs="Cascadia Mono"/>
+          <w:color w:val="000000"/>
+          <w:kern w:val="0"/>
+          <w:sz w:val="19"/>
+          <w:szCs w:val="19"/>
+          <w:highlight w:val="white"/>
+          <w:lang w:val="en-US"/>
+        </w:rPr>
+        <w:tab/>
+      </w:r>
+      <w:r>
+        <w:rPr>
+          <w:rFonts w:ascii="Cascadia Mono" w:hAnsi="Cascadia Mono" w:cs="Cascadia Mono"/>
+          <w:color w:val="000000"/>
+          <w:kern w:val="0"/>
+          <w:sz w:val="19"/>
+          <w:szCs w:val="19"/>
+          <w:highlight w:val="white"/>
+          <w:lang w:val="en-US"/>
+        </w:rPr>
+        <w:tab/>
+      </w:r>
+      <w:r>
+        <w:rPr>
+          <w:rFonts w:ascii="Cascadia Mono" w:hAnsi="Cascadia Mono" w:cs="Cascadia Mono"/>
+          <w:color w:val="000000"/>
+          <w:kern w:val="0"/>
+          <w:sz w:val="19"/>
+          <w:szCs w:val="19"/>
+          <w:highlight w:val="white"/>
+          <w:lang w:val="en-US"/>
+        </w:rPr>
+        <w:tab/>
+      </w:r>
+      <w:r>
+        <w:rPr>
+          <w:rFonts w:ascii="Cascadia Mono" w:hAnsi="Cascadia Mono" w:cs="Cascadia Mono"/>
+          <w:color w:val="A31515"/>
+          <w:kern w:val="0"/>
+          <w:sz w:val="19"/>
+          <w:szCs w:val="19"/>
+          <w:highlight w:val="white"/>
+          <w:lang w:val="en-US"/>
+        </w:rPr>
+        <w:t>"</w:t>
+      </w:r>
+      <w:r>
+        <w:rPr>
+          <w:rFonts w:ascii="Cascadia Mono" w:hAnsi="Cascadia Mono" w:cs="Cascadia Mono"/>
+          <w:color w:val="A31515"/>
+          <w:kern w:val="0"/>
+          <w:sz w:val="19"/>
+          <w:szCs w:val="19"/>
+          <w:highlight w:val="white"/>
+        </w:rPr>
+        <w:t>Ошибка</w:t>
+      </w:r>
+      <w:r>
+        <w:rPr>
+          <w:rFonts w:ascii="Cascadia Mono" w:hAnsi="Cascadia Mono" w:cs="Cascadia Mono"/>
+          <w:color w:val="A31515"/>
+          <w:kern w:val="0"/>
+          <w:sz w:val="19"/>
+          <w:szCs w:val="19"/>
+          <w:highlight w:val="white"/>
+          <w:lang w:val="en-US"/>
+        </w:rPr>
+        <w:t>"</w:t>
+      </w:r>
+      <w:r>
+        <w:rPr>
+          <w:rFonts w:ascii="Cascadia Mono" w:hAnsi="Cascadia Mono" w:cs="Cascadia Mono"/>
+          <w:color w:val="000000"/>
+          <w:kern w:val="0"/>
+          <w:sz w:val="19"/>
+          <w:szCs w:val="19"/>
+          <w:highlight w:val="white"/>
+          <w:lang w:val="en-US"/>
+        </w:rPr>
+        <w:t>,</w:t>
+      </w:r>
+    </w:p>
+    <w:p>
+      <w:pPr>
+        <w:autoSpaceDE w:val="0"/>
+        <w:autoSpaceDN w:val="0"/>
+        <w:adjustRightInd w:val="0"/>
+        <w:spacing w:after="0" w:line="240" w:lineRule="auto"/>
+        <w:rPr>
+          <w:rFonts w:ascii="Cascadia Mono" w:hAnsi="Cascadia Mono" w:cs="Cascadia Mono"/>
+          <w:color w:val="000000"/>
+          <w:kern w:val="0"/>
+          <w:sz w:val="19"/>
+          <w:szCs w:val="19"/>
+          <w:highlight w:val="white"/>
+          <w:lang w:val="en-US"/>
+        </w:rPr>
+      </w:pPr>
+      <w:r>
+        <w:rPr>
+          <w:rFonts w:ascii="Cascadia Mono" w:hAnsi="Cascadia Mono" w:cs="Cascadia Mono"/>
+          <w:color w:val="000000"/>
+          <w:kern w:val="0"/>
+          <w:sz w:val="19"/>
+          <w:szCs w:val="19"/>
+          <w:highlight w:val="white"/>
+          <w:lang w:val="en-US"/>
+        </w:rPr>
+        <w:tab/>
+      </w:r>
+      <w:r>
+        <w:rPr>
+          <w:rFonts w:ascii="Cascadia Mono" w:hAnsi="Cascadia Mono" w:cs="Cascadia Mono"/>
+          <w:color w:val="000000"/>
+          <w:kern w:val="0"/>
+          <w:sz w:val="19"/>
+          <w:szCs w:val="19"/>
+          <w:highlight w:val="white"/>
+          <w:lang w:val="en-US"/>
+        </w:rPr>
+        <w:tab/>
+      </w:r>
+      <w:r>
+        <w:rPr>
+          <w:rFonts w:ascii="Cascadia Mono" w:hAnsi="Cascadia Mono" w:cs="Cascadia Mono"/>
+          <w:color w:val="000000"/>
+          <w:kern w:val="0"/>
+          <w:sz w:val="19"/>
+          <w:szCs w:val="19"/>
+          <w:highlight w:val="white"/>
+          <w:lang w:val="en-US"/>
+        </w:rPr>
+        <w:tab/>
+      </w:r>
+      <w:r>
+        <w:rPr>
+          <w:rFonts w:ascii="Cascadia Mono" w:hAnsi="Cascadia Mono" w:cs="Cascadia Mono"/>
+          <w:color w:val="2B91AF"/>
+          <w:kern w:val="0"/>
+          <w:sz w:val="19"/>
+          <w:szCs w:val="19"/>
+          <w:highlight w:val="white"/>
+          <w:lang w:val="en-US"/>
+        </w:rPr>
+        <w:t>MessageBoxButtons</w:t>
+      </w:r>
+      <w:r>
+        <w:rPr>
+          <w:rFonts w:ascii="Cascadia Mono" w:hAnsi="Cascadia Mono" w:cs="Cascadia Mono"/>
+          <w:color w:val="000000"/>
+          <w:kern w:val="0"/>
+          <w:sz w:val="19"/>
+          <w:szCs w:val="19"/>
+          <w:highlight w:val="white"/>
+          <w:lang w:val="en-US"/>
+        </w:rPr>
+        <w:t>::</w:t>
+      </w:r>
+      <w:r>
+        <w:rPr>
+          <w:rFonts w:ascii="Cascadia Mono" w:hAnsi="Cascadia Mono" w:cs="Cascadia Mono"/>
+          <w:color w:val="2F4F4F"/>
+          <w:kern w:val="0"/>
+          <w:sz w:val="19"/>
+          <w:szCs w:val="19"/>
+          <w:highlight w:val="white"/>
+          <w:lang w:val="en-US"/>
+        </w:rPr>
+        <w:t>OK</w:t>
+      </w:r>
+      <w:r>
+        <w:rPr>
+          <w:rFonts w:ascii="Cascadia Mono" w:hAnsi="Cascadia Mono" w:cs="Cascadia Mono"/>
+          <w:color w:val="000000"/>
+          <w:kern w:val="0"/>
+          <w:sz w:val="19"/>
+          <w:szCs w:val="19"/>
+          <w:highlight w:val="white"/>
+          <w:lang w:val="en-US"/>
+        </w:rPr>
+        <w:t xml:space="preserve">, </w:t>
+      </w:r>
+      <w:r>
+        <w:rPr>
+          <w:rFonts w:ascii="Cascadia Mono" w:hAnsi="Cascadia Mono" w:cs="Cascadia Mono"/>
+          <w:color w:val="2B91AF"/>
+          <w:kern w:val="0"/>
+          <w:sz w:val="19"/>
+          <w:szCs w:val="19"/>
+          <w:highlight w:val="white"/>
+          <w:lang w:val="en-US"/>
+        </w:rPr>
+        <w:t>MessageBoxIcon</w:t>
+      </w:r>
+      <w:r>
+        <w:rPr>
+          <w:rFonts w:ascii="Cascadia Mono" w:hAnsi="Cascadia Mono" w:cs="Cascadia Mono"/>
+          <w:color w:val="000000"/>
+          <w:kern w:val="0"/>
+          <w:sz w:val="19"/>
+          <w:szCs w:val="19"/>
+          <w:highlight w:val="white"/>
+          <w:lang w:val="en-US"/>
+        </w:rPr>
+        <w:t>::</w:t>
+      </w:r>
+      <w:r>
+        <w:rPr>
+          <w:rFonts w:ascii="Cascadia Mono" w:hAnsi="Cascadia Mono" w:cs="Cascadia Mono"/>
+          <w:color w:val="2F4F4F"/>
+          <w:kern w:val="0"/>
+          <w:sz w:val="19"/>
+          <w:szCs w:val="19"/>
+          <w:highlight w:val="white"/>
+          <w:lang w:val="en-US"/>
+        </w:rPr>
+        <w:t>Information</w:t>
+      </w:r>
+      <w:r>
+        <w:rPr>
+          <w:rFonts w:ascii="Cascadia Mono" w:hAnsi="Cascadia Mono" w:cs="Cascadia Mono"/>
+          <w:color w:val="FFD702"/>
+          <w:kern w:val="0"/>
+          <w:sz w:val="19"/>
+          <w:szCs w:val="19"/>
+          <w:highlight w:val="white"/>
+          <w:lang w:val="en-US"/>
+        </w:rPr>
+        <w:t>)</w:t>
+      </w:r>
+      <w:r>
+        <w:rPr>
+          <w:rFonts w:ascii="Cascadia Mono" w:hAnsi="Cascadia Mono" w:cs="Cascadia Mono"/>
+          <w:color w:val="000000"/>
+          <w:kern w:val="0"/>
+          <w:sz w:val="19"/>
+          <w:szCs w:val="19"/>
+          <w:highlight w:val="white"/>
+          <w:lang w:val="en-US"/>
+        </w:rPr>
+        <w:t>;</w:t>
+      </w:r>
+    </w:p>
+    <w:p>
+      <w:pPr>
+        <w:autoSpaceDE w:val="0"/>
+        <w:autoSpaceDN w:val="0"/>
+        <w:adjustRightInd w:val="0"/>
+        <w:spacing w:after="0" w:line="240" w:lineRule="auto"/>
+        <w:rPr>
+          <w:rFonts w:ascii="Cascadia Mono" w:hAnsi="Cascadia Mono" w:cs="Cascadia Mono"/>
+          <w:color w:val="000000"/>
+          <w:kern w:val="0"/>
+          <w:sz w:val="19"/>
+          <w:szCs w:val="19"/>
+          <w:highlight w:val="white"/>
+          <w:lang w:val="en-US"/>
+        </w:rPr>
+      </w:pPr>
+      <w:r>
+        <w:rPr>
+          <w:rFonts w:ascii="Cascadia Mono" w:hAnsi="Cascadia Mono" w:cs="Cascadia Mono"/>
+          <w:color w:val="000000"/>
+          <w:kern w:val="0"/>
+          <w:sz w:val="19"/>
+          <w:szCs w:val="19"/>
+          <w:highlight w:val="white"/>
+          <w:lang w:val="en-US"/>
+        </w:rPr>
+        <w:tab/>
+      </w:r>
+      <w:r>
+        <w:rPr>
+          <w:rFonts w:ascii="Cascadia Mono" w:hAnsi="Cascadia Mono" w:cs="Cascadia Mono"/>
+          <w:color w:val="000000"/>
+          <w:kern w:val="0"/>
+          <w:sz w:val="19"/>
+          <w:szCs w:val="19"/>
+          <w:highlight w:val="white"/>
+          <w:lang w:val="en-US"/>
+        </w:rPr>
+        <w:tab/>
+      </w:r>
+      <w:r>
+        <w:rPr>
+          <w:rFonts w:ascii="Cascadia Mono" w:hAnsi="Cascadia Mono" w:cs="Cascadia Mono"/>
+          <w:color w:val="0000FF"/>
+          <w:kern w:val="0"/>
+          <w:sz w:val="19"/>
+          <w:szCs w:val="19"/>
+          <w:highlight w:val="white"/>
+          <w:lang w:val="en-US"/>
+        </w:rPr>
+        <w:t>return</w:t>
+      </w:r>
+      <w:r>
+        <w:rPr>
+          <w:rFonts w:ascii="Cascadia Mono" w:hAnsi="Cascadia Mono" w:cs="Cascadia Mono"/>
+          <w:color w:val="000000"/>
+          <w:kern w:val="0"/>
+          <w:sz w:val="19"/>
+          <w:szCs w:val="19"/>
+          <w:highlight w:val="white"/>
+          <w:lang w:val="en-US"/>
+        </w:rPr>
+        <w:t>;</w:t>
+      </w:r>
+    </w:p>
+    <w:p>
+      <w:pPr>
+        <w:autoSpaceDE w:val="0"/>
+        <w:autoSpaceDN w:val="0"/>
+        <w:adjustRightInd w:val="0"/>
+        <w:spacing w:after="0" w:line="240" w:lineRule="auto"/>
+        <w:rPr>
+          <w:rFonts w:ascii="Cascadia Mono" w:hAnsi="Cascadia Mono" w:cs="Cascadia Mono"/>
+          <w:color w:val="000000"/>
+          <w:kern w:val="0"/>
+          <w:sz w:val="19"/>
+          <w:szCs w:val="19"/>
+          <w:highlight w:val="white"/>
+          <w:lang w:val="en-US"/>
+        </w:rPr>
+      </w:pPr>
+      <w:r>
+        <w:rPr>
+          <w:rFonts w:ascii="Cascadia Mono" w:hAnsi="Cascadia Mono" w:cs="Cascadia Mono"/>
+          <w:color w:val="000000"/>
+          <w:kern w:val="0"/>
+          <w:sz w:val="19"/>
+          <w:szCs w:val="19"/>
+          <w:highlight w:val="white"/>
+          <w:lang w:val="en-US"/>
+        </w:rPr>
+        <w:tab/>
+      </w:r>
+      <w:r>
+        <w:rPr>
+          <w:rFonts w:ascii="Cascadia Mono" w:hAnsi="Cascadia Mono" w:cs="Cascadia Mono"/>
+          <w:color w:val="1A94FF"/>
+          <w:kern w:val="0"/>
+          <w:sz w:val="19"/>
+          <w:szCs w:val="19"/>
+          <w:highlight w:val="white"/>
+          <w:lang w:val="en-US"/>
+        </w:rPr>
+        <w:t>}</w:t>
+      </w:r>
+    </w:p>
+    <w:p>
+      <w:pPr>
+        <w:autoSpaceDE w:val="0"/>
+        <w:autoSpaceDN w:val="0"/>
+        <w:adjustRightInd w:val="0"/>
+        <w:spacing w:after="0" w:line="240" w:lineRule="auto"/>
+        <w:rPr>
+          <w:rFonts w:ascii="Cascadia Mono" w:hAnsi="Cascadia Mono" w:cs="Cascadia Mono"/>
+          <w:color w:val="000000"/>
+          <w:kern w:val="0"/>
+          <w:sz w:val="19"/>
+          <w:szCs w:val="19"/>
+          <w:highlight w:val="white"/>
+          <w:lang w:val="en-US"/>
+        </w:rPr>
+      </w:pPr>
+      <w:r>
+        <w:rPr>
+          <w:rFonts w:ascii="Cascadia Mono" w:hAnsi="Cascadia Mono" w:cs="Cascadia Mono"/>
+          <w:color w:val="000000"/>
+          <w:kern w:val="0"/>
+          <w:sz w:val="19"/>
+          <w:szCs w:val="19"/>
+          <w:highlight w:val="white"/>
+          <w:lang w:val="en-US"/>
+        </w:rPr>
+        <w:tab/>
+      </w:r>
+      <w:r>
+        <w:rPr>
+          <w:rFonts w:ascii="Cascadia Mono" w:hAnsi="Cascadia Mono" w:cs="Cascadia Mono"/>
+          <w:color w:val="2B91AF"/>
+          <w:kern w:val="0"/>
+          <w:sz w:val="19"/>
+          <w:szCs w:val="19"/>
+          <w:highlight w:val="white"/>
+          <w:lang w:val="en-US"/>
+        </w:rPr>
+        <w:t>String</w:t>
+      </w:r>
+      <w:r>
+        <w:rPr>
+          <w:rFonts w:ascii="Cascadia Mono" w:hAnsi="Cascadia Mono" w:cs="Cascadia Mono"/>
+          <w:color w:val="000000"/>
+          <w:kern w:val="0"/>
+          <w:sz w:val="19"/>
+          <w:szCs w:val="19"/>
+          <w:highlight w:val="white"/>
+          <w:lang w:val="en-US"/>
+        </w:rPr>
+        <w:t>^ line = listBox1-&gt;SelectedItem-&gt;ToString</w:t>
+      </w:r>
+      <w:r>
+        <w:rPr>
+          <w:rFonts w:ascii="Cascadia Mono" w:hAnsi="Cascadia Mono" w:cs="Cascadia Mono"/>
+          <w:color w:val="1A94FF"/>
+          <w:kern w:val="0"/>
+          <w:sz w:val="19"/>
+          <w:szCs w:val="19"/>
+          <w:highlight w:val="white"/>
+          <w:lang w:val="en-US"/>
+        </w:rPr>
+        <w:t>()</w:t>
+      </w:r>
+      <w:r>
+        <w:rPr>
+          <w:rFonts w:ascii="Cascadia Mono" w:hAnsi="Cascadia Mono" w:cs="Cascadia Mono"/>
+          <w:color w:val="000000"/>
+          <w:kern w:val="0"/>
+          <w:sz w:val="19"/>
+          <w:szCs w:val="19"/>
+          <w:highlight w:val="white"/>
+          <w:lang w:val="en-US"/>
+        </w:rPr>
+        <w:t>;</w:t>
+      </w:r>
+    </w:p>
+    <w:p>
+      <w:pPr>
+        <w:autoSpaceDE w:val="0"/>
+        <w:autoSpaceDN w:val="0"/>
+        <w:adjustRightInd w:val="0"/>
+        <w:spacing w:after="0" w:line="240" w:lineRule="auto"/>
+        <w:rPr>
+          <w:rFonts w:ascii="Cascadia Mono" w:hAnsi="Cascadia Mono" w:cs="Cascadia Mono"/>
+          <w:color w:val="000000"/>
+          <w:kern w:val="0"/>
+          <w:sz w:val="19"/>
+          <w:szCs w:val="19"/>
+          <w:highlight w:val="white"/>
+          <w:lang w:val="en-US"/>
+        </w:rPr>
+      </w:pPr>
+      <w:r>
+        <w:rPr>
+          <w:rFonts w:ascii="Cascadia Mono" w:hAnsi="Cascadia Mono" w:cs="Cascadia Mono"/>
+          <w:color w:val="000000"/>
+          <w:kern w:val="0"/>
+          <w:sz w:val="19"/>
+          <w:szCs w:val="19"/>
+          <w:highlight w:val="white"/>
+          <w:lang w:val="en-US"/>
+        </w:rPr>
+        <w:tab/>
+      </w:r>
+      <w:r>
+        <w:rPr>
+          <w:rFonts w:ascii="Cascadia Mono" w:hAnsi="Cascadia Mono" w:cs="Cascadia Mono"/>
+          <w:color w:val="2B91AF"/>
+          <w:kern w:val="0"/>
+          <w:sz w:val="19"/>
+          <w:szCs w:val="19"/>
+          <w:highlight w:val="white"/>
+          <w:lang w:val="en-US"/>
+        </w:rPr>
+        <w:t>array</w:t>
+      </w:r>
+      <w:r>
+        <w:rPr>
+          <w:rFonts w:ascii="Cascadia Mono" w:hAnsi="Cascadia Mono" w:cs="Cascadia Mono"/>
+          <w:color w:val="000000"/>
+          <w:kern w:val="0"/>
+          <w:sz w:val="19"/>
+          <w:szCs w:val="19"/>
+          <w:highlight w:val="white"/>
+          <w:lang w:val="en-US"/>
+        </w:rPr>
+        <w:t>&lt;</w:t>
+      </w:r>
+      <w:r>
+        <w:rPr>
+          <w:rFonts w:ascii="Cascadia Mono" w:hAnsi="Cascadia Mono" w:cs="Cascadia Mono"/>
+          <w:color w:val="2B91AF"/>
+          <w:kern w:val="0"/>
+          <w:sz w:val="19"/>
+          <w:szCs w:val="19"/>
+          <w:highlight w:val="white"/>
+          <w:lang w:val="en-US"/>
+        </w:rPr>
+        <w:t>String</w:t>
+      </w:r>
+      <w:r>
+        <w:rPr>
+          <w:rFonts w:ascii="Cascadia Mono" w:hAnsi="Cascadia Mono" w:cs="Cascadia Mono"/>
+          <w:color w:val="000000"/>
+          <w:kern w:val="0"/>
+          <w:sz w:val="19"/>
+          <w:szCs w:val="19"/>
+          <w:highlight w:val="white"/>
+          <w:lang w:val="en-US"/>
+        </w:rPr>
+        <w:t>^&gt;^ parts = line-&gt;Split</w:t>
+      </w:r>
+      <w:r>
+        <w:rPr>
+          <w:rFonts w:ascii="Cascadia Mono" w:hAnsi="Cascadia Mono" w:cs="Cascadia Mono"/>
+          <w:color w:val="1A94FF"/>
+          <w:kern w:val="0"/>
+          <w:sz w:val="19"/>
+          <w:szCs w:val="19"/>
+          <w:highlight w:val="white"/>
+          <w:lang w:val="en-US"/>
+        </w:rPr>
+        <w:t>(</w:t>
+      </w:r>
+      <w:r>
+        <w:rPr>
+          <w:rFonts w:ascii="Cascadia Mono" w:hAnsi="Cascadia Mono" w:cs="Cascadia Mono"/>
+          <w:color w:val="A31515"/>
+          <w:kern w:val="0"/>
+          <w:sz w:val="19"/>
+          <w:szCs w:val="19"/>
+          <w:highlight w:val="white"/>
+          <w:lang w:val="en-US"/>
+        </w:rPr>
+        <w:t>','</w:t>
+      </w:r>
+      <w:r>
+        <w:rPr>
+          <w:rFonts w:ascii="Cascadia Mono" w:hAnsi="Cascadia Mono" w:cs="Cascadia Mono"/>
+          <w:color w:val="1A94FF"/>
+          <w:kern w:val="0"/>
+          <w:sz w:val="19"/>
+          <w:szCs w:val="19"/>
+          <w:highlight w:val="white"/>
+          <w:lang w:val="en-US"/>
+        </w:rPr>
+        <w:t>)</w:t>
+      </w:r>
+      <w:r>
+        <w:rPr>
+          <w:rFonts w:ascii="Cascadia Mono" w:hAnsi="Cascadia Mono" w:cs="Cascadia Mono"/>
+          <w:color w:val="000000"/>
+          <w:kern w:val="0"/>
+          <w:sz w:val="19"/>
+          <w:szCs w:val="19"/>
+          <w:highlight w:val="white"/>
+          <w:lang w:val="en-US"/>
+        </w:rPr>
+        <w:t>;</w:t>
+      </w:r>
+    </w:p>
+    <w:p>
+      <w:pPr>
+        <w:autoSpaceDE w:val="0"/>
+        <w:autoSpaceDN w:val="0"/>
+        <w:adjustRightInd w:val="0"/>
+        <w:spacing w:after="0" w:line="240" w:lineRule="auto"/>
+        <w:rPr>
+          <w:rFonts w:ascii="Cascadia Mono" w:hAnsi="Cascadia Mono" w:cs="Cascadia Mono"/>
+          <w:color w:val="000000"/>
+          <w:kern w:val="0"/>
+          <w:sz w:val="19"/>
+          <w:szCs w:val="19"/>
+          <w:highlight w:val="white"/>
+          <w:lang w:val="en-US"/>
+        </w:rPr>
+      </w:pPr>
+    </w:p>
+    <w:p>
+      <w:pPr>
+        <w:autoSpaceDE w:val="0"/>
+        <w:autoSpaceDN w:val="0"/>
+        <w:adjustRightInd w:val="0"/>
+        <w:spacing w:after="0" w:line="240" w:lineRule="auto"/>
+        <w:rPr>
+          <w:rFonts w:ascii="Cascadia Mono" w:hAnsi="Cascadia Mono" w:cs="Cascadia Mono"/>
+          <w:color w:val="000000"/>
+          <w:kern w:val="0"/>
+          <w:sz w:val="19"/>
+          <w:szCs w:val="19"/>
+          <w:highlight w:val="white"/>
+          <w:lang w:val="en-US"/>
+        </w:rPr>
+      </w:pPr>
+      <w:r>
+        <w:rPr>
+          <w:rFonts w:ascii="Cascadia Mono" w:hAnsi="Cascadia Mono" w:cs="Cascadia Mono"/>
+          <w:color w:val="000000"/>
+          <w:kern w:val="0"/>
+          <w:sz w:val="19"/>
+          <w:szCs w:val="19"/>
+          <w:highlight w:val="white"/>
+          <w:lang w:val="en-US"/>
+        </w:rPr>
+        <w:tab/>
+      </w:r>
+      <w:r>
+        <w:rPr>
+          <w:rFonts w:ascii="Cascadia Mono" w:hAnsi="Cascadia Mono" w:cs="Cascadia Mono"/>
+          <w:color w:val="0000FF"/>
+          <w:kern w:val="0"/>
+          <w:sz w:val="19"/>
+          <w:szCs w:val="19"/>
+          <w:highlight w:val="white"/>
+          <w:lang w:val="en-US"/>
+        </w:rPr>
+        <w:t>if</w:t>
+      </w:r>
+      <w:r>
+        <w:rPr>
+          <w:rFonts w:ascii="Cascadia Mono" w:hAnsi="Cascadia Mono" w:cs="Cascadia Mono"/>
+          <w:color w:val="000000"/>
+          <w:kern w:val="0"/>
+          <w:sz w:val="19"/>
+          <w:szCs w:val="19"/>
+          <w:highlight w:val="white"/>
+          <w:lang w:val="en-US"/>
+        </w:rPr>
+        <w:t xml:space="preserve"> </w:t>
+      </w:r>
+      <w:r>
+        <w:rPr>
+          <w:rFonts w:ascii="Cascadia Mono" w:hAnsi="Cascadia Mono" w:cs="Cascadia Mono"/>
+          <w:color w:val="1A94FF"/>
+          <w:kern w:val="0"/>
+          <w:sz w:val="19"/>
+          <w:szCs w:val="19"/>
+          <w:highlight w:val="white"/>
+          <w:lang w:val="en-US"/>
+        </w:rPr>
+        <w:t>(</w:t>
+      </w:r>
+      <w:r>
+        <w:rPr>
+          <w:rFonts w:ascii="Cascadia Mono" w:hAnsi="Cascadia Mono" w:cs="Cascadia Mono"/>
+          <w:color w:val="000000"/>
+          <w:kern w:val="0"/>
+          <w:sz w:val="19"/>
+          <w:szCs w:val="19"/>
+          <w:highlight w:val="white"/>
+          <w:lang w:val="en-US"/>
+        </w:rPr>
+        <w:t>parts-&gt;Length &lt; 4</w:t>
+      </w:r>
+      <w:r>
+        <w:rPr>
+          <w:rFonts w:ascii="Cascadia Mono" w:hAnsi="Cascadia Mono" w:cs="Cascadia Mono"/>
+          <w:color w:val="1A94FF"/>
+          <w:kern w:val="0"/>
+          <w:sz w:val="19"/>
+          <w:szCs w:val="19"/>
+          <w:highlight w:val="white"/>
+          <w:lang w:val="en-US"/>
+        </w:rPr>
+        <w:t>)</w:t>
+      </w:r>
+      <w:r>
+        <w:rPr>
+          <w:rFonts w:ascii="Cascadia Mono" w:hAnsi="Cascadia Mono" w:cs="Cascadia Mono"/>
+          <w:color w:val="000000"/>
+          <w:kern w:val="0"/>
+          <w:sz w:val="19"/>
+          <w:szCs w:val="19"/>
+          <w:highlight w:val="white"/>
+          <w:lang w:val="en-US"/>
+        </w:rPr>
+        <w:t xml:space="preserve"> </w:t>
+      </w:r>
+      <w:r>
+        <w:rPr>
+          <w:rFonts w:ascii="Cascadia Mono" w:hAnsi="Cascadia Mono" w:cs="Cascadia Mono"/>
+          <w:color w:val="1A94FF"/>
+          <w:kern w:val="0"/>
+          <w:sz w:val="19"/>
+          <w:szCs w:val="19"/>
+          <w:highlight w:val="white"/>
+          <w:lang w:val="en-US"/>
+        </w:rPr>
+        <w:t>{</w:t>
+      </w:r>
+    </w:p>
+    <w:p>
+      <w:pPr>
+        <w:autoSpaceDE w:val="0"/>
+        <w:autoSpaceDN w:val="0"/>
+        <w:adjustRightInd w:val="0"/>
+        <w:spacing w:after="0" w:line="240" w:lineRule="auto"/>
+        <w:rPr>
+          <w:rFonts w:ascii="Cascadia Mono" w:hAnsi="Cascadia Mono" w:cs="Cascadia Mono"/>
+          <w:color w:val="000000"/>
+          <w:kern w:val="0"/>
+          <w:sz w:val="19"/>
+          <w:szCs w:val="19"/>
+          <w:highlight w:val="white"/>
+          <w:lang w:val="en-US"/>
+        </w:rPr>
+      </w:pPr>
+      <w:r>
+        <w:rPr>
+          <w:rFonts w:ascii="Cascadia Mono" w:hAnsi="Cascadia Mono" w:cs="Cascadia Mono"/>
+          <w:color w:val="000000"/>
+          <w:kern w:val="0"/>
+          <w:sz w:val="19"/>
+          <w:szCs w:val="19"/>
+          <w:highlight w:val="white"/>
+          <w:lang w:val="en-US"/>
+        </w:rPr>
+        <w:tab/>
+      </w:r>
+      <w:r>
+        <w:rPr>
+          <w:rFonts w:ascii="Cascadia Mono" w:hAnsi="Cascadia Mono" w:cs="Cascadia Mono"/>
+          <w:color w:val="000000"/>
+          <w:kern w:val="0"/>
+          <w:sz w:val="19"/>
+          <w:szCs w:val="19"/>
+          <w:highlight w:val="white"/>
+          <w:lang w:val="en-US"/>
+        </w:rPr>
+        <w:tab/>
+      </w:r>
+      <w:r>
+        <w:rPr>
+          <w:rFonts w:ascii="Cascadia Mono" w:hAnsi="Cascadia Mono" w:cs="Cascadia Mono"/>
+          <w:color w:val="2B91AF"/>
+          <w:kern w:val="0"/>
+          <w:sz w:val="19"/>
+          <w:szCs w:val="19"/>
+          <w:highlight w:val="white"/>
+          <w:lang w:val="en-US"/>
+        </w:rPr>
+        <w:t>MessageBox</w:t>
+      </w:r>
+      <w:r>
+        <w:rPr>
+          <w:rFonts w:ascii="Cascadia Mono" w:hAnsi="Cascadia Mono" w:cs="Cascadia Mono"/>
+          <w:color w:val="000000"/>
+          <w:kern w:val="0"/>
+          <w:sz w:val="19"/>
+          <w:szCs w:val="19"/>
+          <w:highlight w:val="white"/>
+          <w:lang w:val="en-US"/>
+        </w:rPr>
+        <w:t>::Show</w:t>
+      </w:r>
+      <w:r>
+        <w:rPr>
+          <w:rFonts w:ascii="Cascadia Mono" w:hAnsi="Cascadia Mono" w:cs="Cascadia Mono"/>
+          <w:color w:val="FFD702"/>
+          <w:kern w:val="0"/>
+          <w:sz w:val="19"/>
+          <w:szCs w:val="19"/>
+          <w:highlight w:val="white"/>
+          <w:lang w:val="en-US"/>
+        </w:rPr>
+        <w:t>(</w:t>
+      </w:r>
+      <w:r>
+        <w:rPr>
+          <w:rFonts w:ascii="Cascadia Mono" w:hAnsi="Cascadia Mono" w:cs="Cascadia Mono"/>
+          <w:color w:val="A31515"/>
+          <w:kern w:val="0"/>
+          <w:sz w:val="19"/>
+          <w:szCs w:val="19"/>
+          <w:highlight w:val="white"/>
+          <w:lang w:val="en-US"/>
+        </w:rPr>
+        <w:t>"</w:t>
+      </w:r>
+      <w:r>
+        <w:rPr>
+          <w:rFonts w:ascii="Cascadia Mono" w:hAnsi="Cascadia Mono" w:cs="Cascadia Mono"/>
+          <w:color w:val="A31515"/>
+          <w:kern w:val="0"/>
+          <w:sz w:val="19"/>
+          <w:szCs w:val="19"/>
+          <w:highlight w:val="white"/>
+        </w:rPr>
+        <w:t>Неверный</w:t>
+      </w:r>
+      <w:r>
+        <w:rPr>
+          <w:rFonts w:ascii="Cascadia Mono" w:hAnsi="Cascadia Mono" w:cs="Cascadia Mono"/>
+          <w:color w:val="A31515"/>
+          <w:kern w:val="0"/>
+          <w:sz w:val="19"/>
+          <w:szCs w:val="19"/>
+          <w:highlight w:val="white"/>
+          <w:lang w:val="en-US"/>
+        </w:rPr>
+        <w:t xml:space="preserve"> </w:t>
+      </w:r>
+      <w:r>
+        <w:rPr>
+          <w:rFonts w:ascii="Cascadia Mono" w:hAnsi="Cascadia Mono" w:cs="Cascadia Mono"/>
+          <w:color w:val="A31515"/>
+          <w:kern w:val="0"/>
+          <w:sz w:val="19"/>
+          <w:szCs w:val="19"/>
+          <w:highlight w:val="white"/>
+        </w:rPr>
+        <w:t>формат</w:t>
+      </w:r>
+      <w:r>
+        <w:rPr>
+          <w:rFonts w:ascii="Cascadia Mono" w:hAnsi="Cascadia Mono" w:cs="Cascadia Mono"/>
+          <w:color w:val="A31515"/>
+          <w:kern w:val="0"/>
+          <w:sz w:val="19"/>
+          <w:szCs w:val="19"/>
+          <w:highlight w:val="white"/>
+          <w:lang w:val="en-US"/>
+        </w:rPr>
+        <w:t xml:space="preserve"> </w:t>
+      </w:r>
+      <w:r>
+        <w:rPr>
+          <w:rFonts w:ascii="Cascadia Mono" w:hAnsi="Cascadia Mono" w:cs="Cascadia Mono"/>
+          <w:color w:val="A31515"/>
+          <w:kern w:val="0"/>
+          <w:sz w:val="19"/>
+          <w:szCs w:val="19"/>
+          <w:highlight w:val="white"/>
+        </w:rPr>
+        <w:t>строки</w:t>
+      </w:r>
+      <w:r>
+        <w:rPr>
+          <w:rFonts w:ascii="Cascadia Mono" w:hAnsi="Cascadia Mono" w:cs="Cascadia Mono"/>
+          <w:color w:val="A31515"/>
+          <w:kern w:val="0"/>
+          <w:sz w:val="19"/>
+          <w:szCs w:val="19"/>
+          <w:highlight w:val="white"/>
+          <w:lang w:val="en-US"/>
+        </w:rPr>
+        <w:t>"</w:t>
+      </w:r>
+      <w:r>
+        <w:rPr>
+          <w:rFonts w:ascii="Cascadia Mono" w:hAnsi="Cascadia Mono" w:cs="Cascadia Mono"/>
+          <w:color w:val="000000"/>
+          <w:kern w:val="0"/>
+          <w:sz w:val="19"/>
+          <w:szCs w:val="19"/>
+          <w:highlight w:val="white"/>
+          <w:lang w:val="en-US"/>
+        </w:rPr>
+        <w:t>,</w:t>
+      </w:r>
+    </w:p>
+    <w:p>
+      <w:pPr>
+        <w:autoSpaceDE w:val="0"/>
+        <w:autoSpaceDN w:val="0"/>
+        <w:adjustRightInd w:val="0"/>
+        <w:spacing w:after="0" w:line="240" w:lineRule="auto"/>
+        <w:rPr>
+          <w:rFonts w:ascii="Cascadia Mono" w:hAnsi="Cascadia Mono" w:cs="Cascadia Mono"/>
+          <w:color w:val="000000"/>
+          <w:kern w:val="0"/>
+          <w:sz w:val="19"/>
+          <w:szCs w:val="19"/>
+          <w:highlight w:val="white"/>
+          <w:lang w:val="en-US"/>
+        </w:rPr>
+      </w:pPr>
+      <w:r>
+        <w:rPr>
+          <w:rFonts w:ascii="Cascadia Mono" w:hAnsi="Cascadia Mono" w:cs="Cascadia Mono"/>
+          <w:color w:val="000000"/>
+          <w:kern w:val="0"/>
+          <w:sz w:val="19"/>
+          <w:szCs w:val="19"/>
+          <w:highlight w:val="white"/>
+          <w:lang w:val="en-US"/>
+        </w:rPr>
+        <w:tab/>
+      </w:r>
+      <w:r>
+        <w:rPr>
+          <w:rFonts w:ascii="Cascadia Mono" w:hAnsi="Cascadia Mono" w:cs="Cascadia Mono"/>
+          <w:color w:val="000000"/>
+          <w:kern w:val="0"/>
+          <w:sz w:val="19"/>
+          <w:szCs w:val="19"/>
+          <w:highlight w:val="white"/>
+          <w:lang w:val="en-US"/>
+        </w:rPr>
+        <w:tab/>
+      </w:r>
+      <w:r>
+        <w:rPr>
+          <w:rFonts w:ascii="Cascadia Mono" w:hAnsi="Cascadia Mono" w:cs="Cascadia Mono"/>
+          <w:color w:val="000000"/>
+          <w:kern w:val="0"/>
+          <w:sz w:val="19"/>
+          <w:szCs w:val="19"/>
+          <w:highlight w:val="white"/>
+          <w:lang w:val="en-US"/>
+        </w:rPr>
+        <w:tab/>
+      </w:r>
+      <w:r>
+        <w:rPr>
+          <w:rFonts w:ascii="Cascadia Mono" w:hAnsi="Cascadia Mono" w:cs="Cascadia Mono"/>
+          <w:color w:val="A31515"/>
+          <w:kern w:val="0"/>
+          <w:sz w:val="19"/>
+          <w:szCs w:val="19"/>
+          <w:highlight w:val="white"/>
+          <w:lang w:val="en-US"/>
+        </w:rPr>
+        <w:t>"</w:t>
+      </w:r>
+      <w:r>
+        <w:rPr>
+          <w:rFonts w:ascii="Cascadia Mono" w:hAnsi="Cascadia Mono" w:cs="Cascadia Mono"/>
+          <w:color w:val="A31515"/>
+          <w:kern w:val="0"/>
+          <w:sz w:val="19"/>
+          <w:szCs w:val="19"/>
+          <w:highlight w:val="white"/>
+        </w:rPr>
+        <w:t>Ошибка</w:t>
+      </w:r>
+      <w:r>
+        <w:rPr>
+          <w:rFonts w:ascii="Cascadia Mono" w:hAnsi="Cascadia Mono" w:cs="Cascadia Mono"/>
+          <w:color w:val="A31515"/>
+          <w:kern w:val="0"/>
+          <w:sz w:val="19"/>
+          <w:szCs w:val="19"/>
+          <w:highlight w:val="white"/>
+          <w:lang w:val="en-US"/>
+        </w:rPr>
+        <w:t>"</w:t>
+      </w:r>
+      <w:r>
+        <w:rPr>
+          <w:rFonts w:ascii="Cascadia Mono" w:hAnsi="Cascadia Mono" w:cs="Cascadia Mono"/>
+          <w:color w:val="000000"/>
+          <w:kern w:val="0"/>
+          <w:sz w:val="19"/>
+          <w:szCs w:val="19"/>
+          <w:highlight w:val="white"/>
+          <w:lang w:val="en-US"/>
+        </w:rPr>
+        <w:t>,</w:t>
+      </w:r>
+    </w:p>
+    <w:p>
+      <w:pPr>
+        <w:autoSpaceDE w:val="0"/>
+        <w:autoSpaceDN w:val="0"/>
+        <w:adjustRightInd w:val="0"/>
+        <w:spacing w:after="0" w:line="240" w:lineRule="auto"/>
+        <w:rPr>
+          <w:rFonts w:ascii="Cascadia Mono" w:hAnsi="Cascadia Mono" w:cs="Cascadia Mono"/>
+          <w:color w:val="000000"/>
+          <w:kern w:val="0"/>
+          <w:sz w:val="19"/>
+          <w:szCs w:val="19"/>
+          <w:highlight w:val="white"/>
+          <w:lang w:val="en-US"/>
+        </w:rPr>
+      </w:pPr>
+      <w:r>
+        <w:rPr>
+          <w:rFonts w:ascii="Cascadia Mono" w:hAnsi="Cascadia Mono" w:cs="Cascadia Mono"/>
+          <w:color w:val="000000"/>
+          <w:kern w:val="0"/>
+          <w:sz w:val="19"/>
+          <w:szCs w:val="19"/>
+          <w:highlight w:val="white"/>
+          <w:lang w:val="en-US"/>
+        </w:rPr>
+        <w:tab/>
+      </w:r>
+      <w:r>
+        <w:rPr>
+          <w:rFonts w:ascii="Cascadia Mono" w:hAnsi="Cascadia Mono" w:cs="Cascadia Mono"/>
+          <w:color w:val="000000"/>
+          <w:kern w:val="0"/>
+          <w:sz w:val="19"/>
+          <w:szCs w:val="19"/>
+          <w:highlight w:val="white"/>
+          <w:lang w:val="en-US"/>
+        </w:rPr>
+        <w:tab/>
+      </w:r>
+      <w:r>
+        <w:rPr>
+          <w:rFonts w:ascii="Cascadia Mono" w:hAnsi="Cascadia Mono" w:cs="Cascadia Mono"/>
+          <w:color w:val="000000"/>
+          <w:kern w:val="0"/>
+          <w:sz w:val="19"/>
+          <w:szCs w:val="19"/>
+          <w:highlight w:val="white"/>
+          <w:lang w:val="en-US"/>
+        </w:rPr>
+        <w:tab/>
+      </w:r>
+      <w:r>
+        <w:rPr>
+          <w:rFonts w:ascii="Cascadia Mono" w:hAnsi="Cascadia Mono" w:cs="Cascadia Mono"/>
+          <w:color w:val="2B91AF"/>
+          <w:kern w:val="0"/>
+          <w:sz w:val="19"/>
+          <w:szCs w:val="19"/>
+          <w:highlight w:val="white"/>
+          <w:lang w:val="en-US"/>
+        </w:rPr>
+        <w:t>MessageBoxButtons</w:t>
+      </w:r>
+      <w:r>
+        <w:rPr>
+          <w:rFonts w:ascii="Cascadia Mono" w:hAnsi="Cascadia Mono" w:cs="Cascadia Mono"/>
+          <w:color w:val="000000"/>
+          <w:kern w:val="0"/>
+          <w:sz w:val="19"/>
+          <w:szCs w:val="19"/>
+          <w:highlight w:val="white"/>
+          <w:lang w:val="en-US"/>
+        </w:rPr>
+        <w:t>::</w:t>
+      </w:r>
+      <w:r>
+        <w:rPr>
+          <w:rFonts w:ascii="Cascadia Mono" w:hAnsi="Cascadia Mono" w:cs="Cascadia Mono"/>
+          <w:color w:val="2F4F4F"/>
+          <w:kern w:val="0"/>
+          <w:sz w:val="19"/>
+          <w:szCs w:val="19"/>
+          <w:highlight w:val="white"/>
+          <w:lang w:val="en-US"/>
+        </w:rPr>
+        <w:t>OK</w:t>
+      </w:r>
+      <w:r>
+        <w:rPr>
+          <w:rFonts w:ascii="Cascadia Mono" w:hAnsi="Cascadia Mono" w:cs="Cascadia Mono"/>
+          <w:color w:val="000000"/>
+          <w:kern w:val="0"/>
+          <w:sz w:val="19"/>
+          <w:szCs w:val="19"/>
+          <w:highlight w:val="white"/>
+          <w:lang w:val="en-US"/>
+        </w:rPr>
+        <w:t xml:space="preserve">, </w:t>
+      </w:r>
+      <w:r>
+        <w:rPr>
+          <w:rFonts w:ascii="Cascadia Mono" w:hAnsi="Cascadia Mono" w:cs="Cascadia Mono"/>
+          <w:color w:val="2B91AF"/>
+          <w:kern w:val="0"/>
+          <w:sz w:val="19"/>
+          <w:szCs w:val="19"/>
+          <w:highlight w:val="white"/>
+          <w:lang w:val="en-US"/>
+        </w:rPr>
+        <w:t>MessageBoxIcon</w:t>
+      </w:r>
+      <w:r>
+        <w:rPr>
+          <w:rFonts w:ascii="Cascadia Mono" w:hAnsi="Cascadia Mono" w:cs="Cascadia Mono"/>
+          <w:color w:val="000000"/>
+          <w:kern w:val="0"/>
+          <w:sz w:val="19"/>
+          <w:szCs w:val="19"/>
+          <w:highlight w:val="white"/>
+          <w:lang w:val="en-US"/>
+        </w:rPr>
+        <w:t>::</w:t>
+      </w:r>
+      <w:r>
+        <w:rPr>
+          <w:rFonts w:ascii="Cascadia Mono" w:hAnsi="Cascadia Mono" w:cs="Cascadia Mono"/>
+          <w:color w:val="2F4F4F"/>
+          <w:kern w:val="0"/>
+          <w:sz w:val="19"/>
+          <w:szCs w:val="19"/>
+          <w:highlight w:val="white"/>
+          <w:lang w:val="en-US"/>
+        </w:rPr>
+        <w:t>Exclamation</w:t>
+      </w:r>
+      <w:r>
+        <w:rPr>
+          <w:rFonts w:ascii="Cascadia Mono" w:hAnsi="Cascadia Mono" w:cs="Cascadia Mono"/>
+          <w:color w:val="FFD702"/>
+          <w:kern w:val="0"/>
+          <w:sz w:val="19"/>
+          <w:szCs w:val="19"/>
+          <w:highlight w:val="white"/>
+          <w:lang w:val="en-US"/>
+        </w:rPr>
+        <w:t>)</w:t>
+      </w:r>
+      <w:r>
+        <w:rPr>
+          <w:rFonts w:ascii="Cascadia Mono" w:hAnsi="Cascadia Mono" w:cs="Cascadia Mono"/>
+          <w:color w:val="000000"/>
+          <w:kern w:val="0"/>
+          <w:sz w:val="19"/>
+          <w:szCs w:val="19"/>
+          <w:highlight w:val="white"/>
+          <w:lang w:val="en-US"/>
+        </w:rPr>
+        <w:t>;</w:t>
+      </w:r>
+    </w:p>
+    <w:p>
+      <w:pPr>
+        <w:autoSpaceDE w:val="0"/>
+        <w:autoSpaceDN w:val="0"/>
+        <w:adjustRightInd w:val="0"/>
+        <w:spacing w:after="0" w:line="240" w:lineRule="auto"/>
+        <w:rPr>
+          <w:rFonts w:ascii="Cascadia Mono" w:hAnsi="Cascadia Mono" w:cs="Cascadia Mono"/>
+          <w:color w:val="000000"/>
+          <w:kern w:val="0"/>
+          <w:sz w:val="19"/>
+          <w:szCs w:val="19"/>
+          <w:highlight w:val="white"/>
+          <w:lang w:val="en-US"/>
+        </w:rPr>
+      </w:pPr>
+      <w:r>
+        <w:rPr>
+          <w:rFonts w:ascii="Cascadia Mono" w:hAnsi="Cascadia Mono" w:cs="Cascadia Mono"/>
+          <w:color w:val="000000"/>
+          <w:kern w:val="0"/>
+          <w:sz w:val="19"/>
+          <w:szCs w:val="19"/>
+          <w:highlight w:val="white"/>
+          <w:lang w:val="en-US"/>
+        </w:rPr>
+        <w:tab/>
+      </w:r>
+      <w:r>
+        <w:rPr>
+          <w:rFonts w:ascii="Cascadia Mono" w:hAnsi="Cascadia Mono" w:cs="Cascadia Mono"/>
+          <w:color w:val="000000"/>
+          <w:kern w:val="0"/>
+          <w:sz w:val="19"/>
+          <w:szCs w:val="19"/>
+          <w:highlight w:val="white"/>
+          <w:lang w:val="en-US"/>
+        </w:rPr>
+        <w:tab/>
+      </w:r>
+      <w:r>
+        <w:rPr>
+          <w:rFonts w:ascii="Cascadia Mono" w:hAnsi="Cascadia Mono" w:cs="Cascadia Mono"/>
+          <w:color w:val="0000FF"/>
+          <w:kern w:val="0"/>
+          <w:sz w:val="19"/>
+          <w:szCs w:val="19"/>
+          <w:highlight w:val="white"/>
+          <w:lang w:val="en-US"/>
+        </w:rPr>
+        <w:t>return</w:t>
+      </w:r>
+      <w:r>
+        <w:rPr>
+          <w:rFonts w:ascii="Cascadia Mono" w:hAnsi="Cascadia Mono" w:cs="Cascadia Mono"/>
+          <w:color w:val="000000"/>
+          <w:kern w:val="0"/>
+          <w:sz w:val="19"/>
+          <w:szCs w:val="19"/>
+          <w:highlight w:val="white"/>
+          <w:lang w:val="en-US"/>
+        </w:rPr>
+        <w:t>;</w:t>
+      </w:r>
+    </w:p>
+    <w:p>
+      <w:pPr>
+        <w:autoSpaceDE w:val="0"/>
+        <w:autoSpaceDN w:val="0"/>
+        <w:adjustRightInd w:val="0"/>
+        <w:spacing w:after="0" w:line="240" w:lineRule="auto"/>
+        <w:rPr>
+          <w:rFonts w:ascii="Cascadia Mono" w:hAnsi="Cascadia Mono" w:cs="Cascadia Mono"/>
+          <w:color w:val="000000"/>
+          <w:kern w:val="0"/>
+          <w:sz w:val="19"/>
+          <w:szCs w:val="19"/>
+          <w:highlight w:val="white"/>
+          <w:lang w:val="en-US"/>
+        </w:rPr>
+      </w:pPr>
+      <w:r>
+        <w:rPr>
+          <w:rFonts w:ascii="Cascadia Mono" w:hAnsi="Cascadia Mono" w:cs="Cascadia Mono"/>
+          <w:color w:val="000000"/>
+          <w:kern w:val="0"/>
+          <w:sz w:val="19"/>
+          <w:szCs w:val="19"/>
+          <w:highlight w:val="white"/>
+          <w:lang w:val="en-US"/>
+        </w:rPr>
+        <w:tab/>
+      </w:r>
+      <w:r>
+        <w:rPr>
+          <w:rFonts w:ascii="Cascadia Mono" w:hAnsi="Cascadia Mono" w:cs="Cascadia Mono"/>
+          <w:color w:val="1A94FF"/>
+          <w:kern w:val="0"/>
+          <w:sz w:val="19"/>
+          <w:szCs w:val="19"/>
+          <w:highlight w:val="white"/>
+          <w:lang w:val="en-US"/>
+        </w:rPr>
+        <w:t>}</w:t>
+      </w:r>
+    </w:p>
+    <w:p>
+      <w:pPr>
+        <w:autoSpaceDE w:val="0"/>
+        <w:autoSpaceDN w:val="0"/>
+        <w:adjustRightInd w:val="0"/>
+        <w:spacing w:after="0" w:line="240" w:lineRule="auto"/>
+        <w:rPr>
+          <w:rFonts w:ascii="Cascadia Mono" w:hAnsi="Cascadia Mono" w:cs="Cascadia Mono"/>
+          <w:color w:val="000000"/>
+          <w:kern w:val="0"/>
+          <w:sz w:val="19"/>
+          <w:szCs w:val="19"/>
+          <w:highlight w:val="white"/>
+          <w:lang w:val="en-US"/>
+        </w:rPr>
+      </w:pPr>
+      <w:r>
+        <w:rPr>
+          <w:rFonts w:ascii="Cascadia Mono" w:hAnsi="Cascadia Mono" w:cs="Cascadia Mono"/>
+          <w:color w:val="000000"/>
+          <w:kern w:val="0"/>
+          <w:sz w:val="19"/>
+          <w:szCs w:val="19"/>
+          <w:highlight w:val="white"/>
+          <w:lang w:val="en-US"/>
+        </w:rPr>
+        <w:tab/>
+      </w:r>
+      <w:r>
+        <w:rPr>
+          <w:rFonts w:ascii="Cascadia Mono" w:hAnsi="Cascadia Mono" w:cs="Cascadia Mono"/>
+          <w:color w:val="0000FF"/>
+          <w:kern w:val="0"/>
+          <w:sz w:val="19"/>
+          <w:szCs w:val="19"/>
+          <w:highlight w:val="white"/>
+          <w:lang w:val="en-US"/>
+        </w:rPr>
+        <w:t>int</w:t>
+      </w:r>
+      <w:r>
+        <w:rPr>
+          <w:rFonts w:ascii="Cascadia Mono" w:hAnsi="Cascadia Mono" w:cs="Cascadia Mono"/>
+          <w:color w:val="000000"/>
+          <w:kern w:val="0"/>
+          <w:sz w:val="19"/>
+          <w:szCs w:val="19"/>
+          <w:highlight w:val="white"/>
+          <w:lang w:val="en-US"/>
+        </w:rPr>
+        <w:t xml:space="preserve"> s = 0;</w:t>
+      </w:r>
+    </w:p>
+    <w:p>
+      <w:pPr>
+        <w:autoSpaceDE w:val="0"/>
+        <w:autoSpaceDN w:val="0"/>
+        <w:adjustRightInd w:val="0"/>
+        <w:spacing w:after="0" w:line="240" w:lineRule="auto"/>
+        <w:rPr>
+          <w:rFonts w:ascii="Cascadia Mono" w:hAnsi="Cascadia Mono" w:cs="Cascadia Mono"/>
+          <w:color w:val="000000"/>
+          <w:kern w:val="0"/>
+          <w:sz w:val="19"/>
+          <w:szCs w:val="19"/>
+          <w:highlight w:val="white"/>
+          <w:lang w:val="en-US"/>
+        </w:rPr>
+      </w:pPr>
+    </w:p>
+    <w:p>
+      <w:pPr>
+        <w:autoSpaceDE w:val="0"/>
+        <w:autoSpaceDN w:val="0"/>
+        <w:adjustRightInd w:val="0"/>
+        <w:spacing w:after="0" w:line="240" w:lineRule="auto"/>
+        <w:rPr>
+          <w:rFonts w:ascii="Cascadia Mono" w:hAnsi="Cascadia Mono" w:cs="Cascadia Mono"/>
+          <w:color w:val="000000"/>
+          <w:kern w:val="0"/>
+          <w:sz w:val="19"/>
+          <w:szCs w:val="19"/>
+          <w:highlight w:val="white"/>
+          <w:lang w:val="en-US"/>
+        </w:rPr>
+      </w:pPr>
+      <w:r>
+        <w:rPr>
+          <w:rFonts w:ascii="Cascadia Mono" w:hAnsi="Cascadia Mono" w:cs="Cascadia Mono"/>
+          <w:color w:val="000000"/>
+          <w:kern w:val="0"/>
+          <w:sz w:val="19"/>
+          <w:szCs w:val="19"/>
+          <w:highlight w:val="white"/>
+          <w:lang w:val="en-US"/>
+        </w:rPr>
+        <w:tab/>
+      </w:r>
+      <w:r>
+        <w:rPr>
+          <w:rFonts w:ascii="Cascadia Mono" w:hAnsi="Cascadia Mono" w:cs="Cascadia Mono"/>
+          <w:color w:val="0000FF"/>
+          <w:kern w:val="0"/>
+          <w:sz w:val="19"/>
+          <w:szCs w:val="19"/>
+          <w:highlight w:val="white"/>
+          <w:lang w:val="en-US"/>
+        </w:rPr>
+        <w:t>for</w:t>
+      </w:r>
+      <w:r>
+        <w:rPr>
+          <w:rFonts w:ascii="Cascadia Mono" w:hAnsi="Cascadia Mono" w:cs="Cascadia Mono"/>
+          <w:color w:val="000000"/>
+          <w:kern w:val="0"/>
+          <w:sz w:val="19"/>
+          <w:szCs w:val="19"/>
+          <w:highlight w:val="white"/>
+          <w:lang w:val="en-US"/>
+        </w:rPr>
+        <w:t xml:space="preserve"> </w:t>
+      </w:r>
+      <w:r>
+        <w:rPr>
+          <w:rFonts w:ascii="Cascadia Mono" w:hAnsi="Cascadia Mono" w:cs="Cascadia Mono"/>
+          <w:color w:val="1A94FF"/>
+          <w:kern w:val="0"/>
+          <w:sz w:val="19"/>
+          <w:szCs w:val="19"/>
+          <w:highlight w:val="white"/>
+          <w:lang w:val="en-US"/>
+        </w:rPr>
+        <w:t>(</w:t>
+      </w:r>
+      <w:r>
+        <w:rPr>
+          <w:rFonts w:ascii="Cascadia Mono" w:hAnsi="Cascadia Mono" w:cs="Cascadia Mono"/>
+          <w:color w:val="0000FF"/>
+          <w:kern w:val="0"/>
+          <w:sz w:val="19"/>
+          <w:szCs w:val="19"/>
+          <w:highlight w:val="white"/>
+          <w:lang w:val="en-US"/>
+        </w:rPr>
+        <w:t>int</w:t>
+      </w:r>
+      <w:r>
+        <w:rPr>
+          <w:rFonts w:ascii="Cascadia Mono" w:hAnsi="Cascadia Mono" w:cs="Cascadia Mono"/>
+          <w:color w:val="000000"/>
+          <w:kern w:val="0"/>
+          <w:sz w:val="19"/>
+          <w:szCs w:val="19"/>
+          <w:highlight w:val="white"/>
+          <w:lang w:val="en-US"/>
+        </w:rPr>
+        <w:t xml:space="preserve"> i = 1; i &lt;= 3; i++</w:t>
+      </w:r>
+      <w:r>
+        <w:rPr>
+          <w:rFonts w:ascii="Cascadia Mono" w:hAnsi="Cascadia Mono" w:cs="Cascadia Mono"/>
+          <w:color w:val="1A94FF"/>
+          <w:kern w:val="0"/>
+          <w:sz w:val="19"/>
+          <w:szCs w:val="19"/>
+          <w:highlight w:val="white"/>
+          <w:lang w:val="en-US"/>
+        </w:rPr>
+        <w:t>)</w:t>
+      </w:r>
+      <w:r>
+        <w:rPr>
+          <w:rFonts w:ascii="Cascadia Mono" w:hAnsi="Cascadia Mono" w:cs="Cascadia Mono"/>
+          <w:color w:val="000000"/>
+          <w:kern w:val="0"/>
+          <w:sz w:val="19"/>
+          <w:szCs w:val="19"/>
+          <w:highlight w:val="white"/>
+          <w:lang w:val="en-US"/>
+        </w:rPr>
+        <w:t xml:space="preserve"> </w:t>
+      </w:r>
+      <w:r>
+        <w:rPr>
+          <w:rFonts w:ascii="Cascadia Mono" w:hAnsi="Cascadia Mono" w:cs="Cascadia Mono"/>
+          <w:color w:val="1A94FF"/>
+          <w:kern w:val="0"/>
+          <w:sz w:val="19"/>
+          <w:szCs w:val="19"/>
+          <w:highlight w:val="white"/>
+          <w:lang w:val="en-US"/>
+        </w:rPr>
+        <w:t>{</w:t>
+      </w:r>
+    </w:p>
+    <w:p>
+      <w:pPr>
+        <w:autoSpaceDE w:val="0"/>
+        <w:autoSpaceDN w:val="0"/>
+        <w:adjustRightInd w:val="0"/>
+        <w:spacing w:after="0" w:line="240" w:lineRule="auto"/>
+        <w:rPr>
+          <w:rFonts w:ascii="Cascadia Mono" w:hAnsi="Cascadia Mono" w:cs="Cascadia Mono"/>
+          <w:color w:val="000000"/>
+          <w:kern w:val="0"/>
+          <w:sz w:val="19"/>
+          <w:szCs w:val="19"/>
+          <w:highlight w:val="white"/>
+          <w:lang w:val="en-US"/>
+        </w:rPr>
+      </w:pPr>
+      <w:r>
+        <w:rPr>
+          <w:rFonts w:ascii="Cascadia Mono" w:hAnsi="Cascadia Mono" w:cs="Cascadia Mono"/>
+          <w:color w:val="000000"/>
+          <w:kern w:val="0"/>
+          <w:sz w:val="19"/>
+          <w:szCs w:val="19"/>
+          <w:highlight w:val="white"/>
+          <w:lang w:val="en-US"/>
+        </w:rPr>
+        <w:tab/>
+      </w:r>
+      <w:r>
+        <w:rPr>
+          <w:rFonts w:ascii="Cascadia Mono" w:hAnsi="Cascadia Mono" w:cs="Cascadia Mono"/>
+          <w:color w:val="000000"/>
+          <w:kern w:val="0"/>
+          <w:sz w:val="19"/>
+          <w:szCs w:val="19"/>
+          <w:highlight w:val="white"/>
+          <w:lang w:val="en-US"/>
+        </w:rPr>
+        <w:tab/>
+      </w:r>
+      <w:r>
+        <w:rPr>
+          <w:rFonts w:ascii="Cascadia Mono" w:hAnsi="Cascadia Mono" w:cs="Cascadia Mono"/>
+          <w:color w:val="2B91AF"/>
+          <w:kern w:val="0"/>
+          <w:sz w:val="19"/>
+          <w:szCs w:val="19"/>
+          <w:highlight w:val="white"/>
+          <w:lang w:val="en-US"/>
+        </w:rPr>
+        <w:t>String</w:t>
+      </w:r>
+      <w:r>
+        <w:rPr>
+          <w:rFonts w:ascii="Cascadia Mono" w:hAnsi="Cascadia Mono" w:cs="Cascadia Mono"/>
+          <w:color w:val="000000"/>
+          <w:kern w:val="0"/>
+          <w:sz w:val="19"/>
+          <w:szCs w:val="19"/>
+          <w:highlight w:val="white"/>
+          <w:lang w:val="en-US"/>
+        </w:rPr>
+        <w:t>^ str = parts[i]-&gt;Trim</w:t>
+      </w:r>
+      <w:r>
+        <w:rPr>
+          <w:rFonts w:ascii="Cascadia Mono" w:hAnsi="Cascadia Mono" w:cs="Cascadia Mono"/>
+          <w:color w:val="FFD702"/>
+          <w:kern w:val="0"/>
+          <w:sz w:val="19"/>
+          <w:szCs w:val="19"/>
+          <w:highlight w:val="white"/>
+          <w:lang w:val="en-US"/>
+        </w:rPr>
+        <w:t>()</w:t>
+      </w:r>
+      <w:r>
+        <w:rPr>
+          <w:rFonts w:ascii="Cascadia Mono" w:hAnsi="Cascadia Mono" w:cs="Cascadia Mono"/>
+          <w:color w:val="000000"/>
+          <w:kern w:val="0"/>
+          <w:sz w:val="19"/>
+          <w:szCs w:val="19"/>
+          <w:highlight w:val="white"/>
+          <w:lang w:val="en-US"/>
+        </w:rPr>
+        <w:t>;</w:t>
+      </w:r>
+    </w:p>
+    <w:p>
+      <w:pPr>
+        <w:autoSpaceDE w:val="0"/>
+        <w:autoSpaceDN w:val="0"/>
+        <w:adjustRightInd w:val="0"/>
+        <w:spacing w:after="0" w:line="240" w:lineRule="auto"/>
+        <w:rPr>
+          <w:rFonts w:ascii="Cascadia Mono" w:hAnsi="Cascadia Mono" w:cs="Cascadia Mono"/>
+          <w:color w:val="000000"/>
+          <w:kern w:val="0"/>
+          <w:sz w:val="19"/>
+          <w:szCs w:val="19"/>
+          <w:highlight w:val="white"/>
+          <w:lang w:val="en-US"/>
+        </w:rPr>
+      </w:pPr>
+      <w:r>
+        <w:rPr>
+          <w:rFonts w:ascii="Cascadia Mono" w:hAnsi="Cascadia Mono" w:cs="Cascadia Mono"/>
+          <w:color w:val="000000"/>
+          <w:kern w:val="0"/>
+          <w:sz w:val="19"/>
+          <w:szCs w:val="19"/>
+          <w:highlight w:val="white"/>
+          <w:lang w:val="en-US"/>
+        </w:rPr>
+        <w:tab/>
+      </w:r>
+      <w:r>
+        <w:rPr>
+          <w:rFonts w:ascii="Cascadia Mono" w:hAnsi="Cascadia Mono" w:cs="Cascadia Mono"/>
+          <w:color w:val="000000"/>
+          <w:kern w:val="0"/>
+          <w:sz w:val="19"/>
+          <w:szCs w:val="19"/>
+          <w:highlight w:val="white"/>
+          <w:lang w:val="en-US"/>
+        </w:rPr>
+        <w:tab/>
+        <w:t xml:space="preserve">s += </w:t>
+      </w:r>
+      <w:r>
+        <w:rPr>
+          <w:rFonts w:ascii="Cascadia Mono" w:hAnsi="Cascadia Mono" w:cs="Cascadia Mono"/>
+          <w:color w:val="2B91AF"/>
+          <w:kern w:val="0"/>
+          <w:sz w:val="19"/>
+          <w:szCs w:val="19"/>
+          <w:highlight w:val="white"/>
+          <w:lang w:val="en-US"/>
+        </w:rPr>
+        <w:t>Int32</w:t>
+      </w:r>
+      <w:r>
+        <w:rPr>
+          <w:rFonts w:ascii="Cascadia Mono" w:hAnsi="Cascadia Mono" w:cs="Cascadia Mono"/>
+          <w:color w:val="000000"/>
+          <w:kern w:val="0"/>
+          <w:sz w:val="19"/>
+          <w:szCs w:val="19"/>
+          <w:highlight w:val="white"/>
+          <w:lang w:val="en-US"/>
+        </w:rPr>
+        <w:t>::Parse</w:t>
+      </w:r>
+      <w:r>
+        <w:rPr>
+          <w:rFonts w:ascii="Cascadia Mono" w:hAnsi="Cascadia Mono" w:cs="Cascadia Mono"/>
+          <w:color w:val="FFD702"/>
+          <w:kern w:val="0"/>
+          <w:sz w:val="19"/>
+          <w:szCs w:val="19"/>
+          <w:highlight w:val="white"/>
+          <w:lang w:val="en-US"/>
+        </w:rPr>
+        <w:t>(</w:t>
+      </w:r>
+      <w:r>
+        <w:rPr>
+          <w:rFonts w:ascii="Cascadia Mono" w:hAnsi="Cascadia Mono" w:cs="Cascadia Mono"/>
+          <w:color w:val="000000"/>
+          <w:kern w:val="0"/>
+          <w:sz w:val="19"/>
+          <w:szCs w:val="19"/>
+          <w:highlight w:val="white"/>
+          <w:lang w:val="en-US"/>
+        </w:rPr>
+        <w:t>str</w:t>
+      </w:r>
+      <w:r>
+        <w:rPr>
+          <w:rFonts w:ascii="Cascadia Mono" w:hAnsi="Cascadia Mono" w:cs="Cascadia Mono"/>
+          <w:color w:val="FFD702"/>
+          <w:kern w:val="0"/>
+          <w:sz w:val="19"/>
+          <w:szCs w:val="19"/>
+          <w:highlight w:val="white"/>
+          <w:lang w:val="en-US"/>
+        </w:rPr>
+        <w:t>)</w:t>
+      </w:r>
+      <w:r>
+        <w:rPr>
+          <w:rFonts w:ascii="Cascadia Mono" w:hAnsi="Cascadia Mono" w:cs="Cascadia Mono"/>
+          <w:color w:val="000000"/>
+          <w:kern w:val="0"/>
+          <w:sz w:val="19"/>
+          <w:szCs w:val="19"/>
+          <w:highlight w:val="white"/>
+          <w:lang w:val="en-US"/>
+        </w:rPr>
+        <w:t>;</w:t>
+      </w:r>
+    </w:p>
+    <w:p>
+      <w:pPr>
+        <w:autoSpaceDE w:val="0"/>
+        <w:autoSpaceDN w:val="0"/>
+        <w:adjustRightInd w:val="0"/>
+        <w:spacing w:after="0" w:line="240" w:lineRule="auto"/>
+        <w:rPr>
+          <w:rFonts w:ascii="Cascadia Mono" w:hAnsi="Cascadia Mono" w:cs="Cascadia Mono"/>
+          <w:color w:val="000000"/>
+          <w:kern w:val="0"/>
+          <w:sz w:val="19"/>
+          <w:szCs w:val="19"/>
+          <w:highlight w:val="white"/>
+          <w:lang w:val="en-US"/>
+        </w:rPr>
+      </w:pPr>
+      <w:r>
+        <w:rPr>
+          <w:rFonts w:ascii="Cascadia Mono" w:hAnsi="Cascadia Mono" w:cs="Cascadia Mono"/>
+          <w:color w:val="000000"/>
+          <w:kern w:val="0"/>
+          <w:sz w:val="19"/>
+          <w:szCs w:val="19"/>
+          <w:highlight w:val="white"/>
+          <w:lang w:val="en-US"/>
+        </w:rPr>
+        <w:tab/>
+      </w:r>
+      <w:r>
+        <w:rPr>
+          <w:rFonts w:ascii="Cascadia Mono" w:hAnsi="Cascadia Mono" w:cs="Cascadia Mono"/>
+          <w:color w:val="1A94FF"/>
+          <w:kern w:val="0"/>
+          <w:sz w:val="19"/>
+          <w:szCs w:val="19"/>
+          <w:highlight w:val="white"/>
+          <w:lang w:val="en-US"/>
+        </w:rPr>
+        <w:t>}</w:t>
+      </w:r>
+    </w:p>
+    <w:p>
+      <w:pPr>
+        <w:autoSpaceDE w:val="0"/>
+        <w:autoSpaceDN w:val="0"/>
+        <w:adjustRightInd w:val="0"/>
+        <w:spacing w:after="0" w:line="240" w:lineRule="auto"/>
+        <w:rPr>
+          <w:rFonts w:ascii="Cascadia Mono" w:hAnsi="Cascadia Mono" w:cs="Cascadia Mono"/>
+          <w:color w:val="000000"/>
+          <w:kern w:val="0"/>
+          <w:sz w:val="19"/>
+          <w:szCs w:val="19"/>
+          <w:highlight w:val="white"/>
+          <w:lang w:val="en-US"/>
+        </w:rPr>
+      </w:pPr>
+    </w:p>
+    <w:p>
+      <w:pPr>
+        <w:autoSpaceDE w:val="0"/>
+        <w:autoSpaceDN w:val="0"/>
+        <w:adjustRightInd w:val="0"/>
+        <w:spacing w:after="0" w:line="240" w:lineRule="auto"/>
+        <w:rPr>
+          <w:rFonts w:ascii="Cascadia Mono" w:hAnsi="Cascadia Mono" w:cs="Cascadia Mono"/>
+          <w:color w:val="000000"/>
+          <w:kern w:val="0"/>
+          <w:sz w:val="19"/>
+          <w:szCs w:val="19"/>
+          <w:highlight w:val="white"/>
+          <w:lang w:val="en-US"/>
+        </w:rPr>
+      </w:pPr>
+      <w:r>
+        <w:rPr>
+          <w:rFonts w:ascii="Cascadia Mono" w:hAnsi="Cascadia Mono" w:cs="Cascadia Mono"/>
+          <w:color w:val="000000"/>
+          <w:kern w:val="0"/>
+          <w:sz w:val="19"/>
+          <w:szCs w:val="19"/>
+          <w:highlight w:val="white"/>
+          <w:lang w:val="en-US"/>
+        </w:rPr>
+        <w:tab/>
+        <w:t xml:space="preserve">label2-&gt;Text = </w:t>
+      </w:r>
+      <w:r>
+        <w:rPr>
+          <w:rFonts w:ascii="Cascadia Mono" w:hAnsi="Cascadia Mono" w:cs="Cascadia Mono"/>
+          <w:color w:val="A31515"/>
+          <w:kern w:val="0"/>
+          <w:sz w:val="19"/>
+          <w:szCs w:val="19"/>
+          <w:highlight w:val="white"/>
+          <w:lang w:val="en-US"/>
+        </w:rPr>
+        <w:t>"</w:t>
+      </w:r>
+      <w:r>
+        <w:rPr>
+          <w:rFonts w:ascii="Cascadia Mono" w:hAnsi="Cascadia Mono" w:cs="Cascadia Mono"/>
+          <w:color w:val="A31515"/>
+          <w:kern w:val="0"/>
+          <w:sz w:val="19"/>
+          <w:szCs w:val="19"/>
+          <w:highlight w:val="white"/>
+        </w:rPr>
+        <w:t>Сумма</w:t>
+      </w:r>
+      <w:r>
+        <w:rPr>
+          <w:rFonts w:ascii="Cascadia Mono" w:hAnsi="Cascadia Mono" w:cs="Cascadia Mono"/>
+          <w:color w:val="A31515"/>
+          <w:kern w:val="0"/>
+          <w:sz w:val="19"/>
+          <w:szCs w:val="19"/>
+          <w:highlight w:val="white"/>
+          <w:lang w:val="en-US"/>
+        </w:rPr>
+        <w:t xml:space="preserve"> </w:t>
+      </w:r>
+      <w:r>
+        <w:rPr>
+          <w:rFonts w:ascii="Cascadia Mono" w:hAnsi="Cascadia Mono" w:cs="Cascadia Mono"/>
+          <w:color w:val="A31515"/>
+          <w:kern w:val="0"/>
+          <w:sz w:val="19"/>
+          <w:szCs w:val="19"/>
+          <w:highlight w:val="white"/>
+        </w:rPr>
+        <w:t>очков</w:t>
+      </w:r>
+      <w:r>
+        <w:rPr>
+          <w:rFonts w:ascii="Cascadia Mono" w:hAnsi="Cascadia Mono" w:cs="Cascadia Mono"/>
+          <w:color w:val="A31515"/>
+          <w:kern w:val="0"/>
+          <w:sz w:val="19"/>
+          <w:szCs w:val="19"/>
+          <w:highlight w:val="white"/>
+          <w:lang w:val="en-US"/>
+        </w:rPr>
+        <w:t>: "</w:t>
+      </w:r>
+      <w:r>
+        <w:rPr>
+          <w:rFonts w:ascii="Cascadia Mono" w:hAnsi="Cascadia Mono" w:cs="Cascadia Mono"/>
+          <w:color w:val="000000"/>
+          <w:kern w:val="0"/>
+          <w:sz w:val="19"/>
+          <w:szCs w:val="19"/>
+          <w:highlight w:val="white"/>
+          <w:lang w:val="en-US"/>
+        </w:rPr>
+        <w:t xml:space="preserve"> </w:t>
+      </w:r>
+      <w:r>
+        <w:rPr>
+          <w:rFonts w:ascii="Cascadia Mono" w:hAnsi="Cascadia Mono" w:cs="Cascadia Mono"/>
+          <w:color w:val="008080"/>
+          <w:kern w:val="0"/>
+          <w:sz w:val="19"/>
+          <w:szCs w:val="19"/>
+          <w:highlight w:val="white"/>
+          <w:lang w:val="en-US"/>
+        </w:rPr>
+        <w:t>+</w:t>
+      </w:r>
+      <w:r>
+        <w:rPr>
+          <w:rFonts w:ascii="Cascadia Mono" w:hAnsi="Cascadia Mono" w:cs="Cascadia Mono"/>
+          <w:color w:val="000000"/>
+          <w:kern w:val="0"/>
+          <w:sz w:val="19"/>
+          <w:szCs w:val="19"/>
+          <w:highlight w:val="white"/>
+          <w:lang w:val="en-US"/>
+        </w:rPr>
+        <w:t xml:space="preserve"> s.ToString</w:t>
+      </w:r>
+      <w:r>
+        <w:rPr>
+          <w:rFonts w:ascii="Cascadia Mono" w:hAnsi="Cascadia Mono" w:cs="Cascadia Mono"/>
+          <w:color w:val="1A94FF"/>
+          <w:kern w:val="0"/>
+          <w:sz w:val="19"/>
+          <w:szCs w:val="19"/>
+          <w:highlight w:val="white"/>
+          <w:lang w:val="en-US"/>
+        </w:rPr>
+        <w:t>()</w:t>
+      </w:r>
+      <w:r>
+        <w:rPr>
+          <w:rFonts w:ascii="Cascadia Mono" w:hAnsi="Cascadia Mono" w:cs="Cascadia Mono"/>
+          <w:color w:val="000000"/>
+          <w:kern w:val="0"/>
+          <w:sz w:val="19"/>
+          <w:szCs w:val="19"/>
+          <w:highlight w:val="white"/>
+          <w:lang w:val="en-US"/>
+        </w:rPr>
+        <w:t>;</w:t>
+      </w:r>
+    </w:p>
+    <w:p>
+      <w:pPr>
+        <w:autoSpaceDE w:val="0"/>
+        <w:autoSpaceDN w:val="0"/>
+        <w:adjustRightInd w:val="0"/>
+        <w:spacing w:after="0" w:line="240" w:lineRule="auto"/>
+        <w:rPr>
+          <w:rFonts w:ascii="Cascadia Mono" w:hAnsi="Cascadia Mono" w:cs="Cascadia Mono"/>
+          <w:color w:val="000000"/>
+          <w:kern w:val="0"/>
+          <w:sz w:val="19"/>
+          <w:szCs w:val="19"/>
+          <w:highlight w:val="white"/>
+        </w:rPr>
+      </w:pPr>
+      <w:r>
+        <w:rPr>
+          <w:rFonts w:ascii="Cascadia Mono" w:hAnsi="Cascadia Mono" w:cs="Cascadia Mono"/>
+          <w:color w:val="D86AC2"/>
+          <w:kern w:val="0"/>
+          <w:sz w:val="19"/>
+          <w:szCs w:val="19"/>
+          <w:highlight w:val="white"/>
+        </w:rPr>
+        <w:t>}</w:t>
+      </w:r>
+    </w:p>
+    <w:p>
+      <w:pPr>
+        <w:autoSpaceDE w:val="0"/>
+        <w:autoSpaceDN w:val="0"/>
+        <w:adjustRightInd w:val="0"/>
+        <w:spacing w:after="0" w:line="240" w:lineRule="auto"/>
+        <w:rPr>
+          <w:rFonts w:ascii="Cascadia Mono" w:hAnsi="Cascadia Mono" w:cs="Cascadia Mono"/>
+          <w:color w:val="000000"/>
+          <w:kern w:val="0"/>
+          <w:sz w:val="19"/>
+          <w:szCs w:val="19"/>
+          <w:highlight w:val="white"/>
+        </w:rPr>
+      </w:pPr>
+      <w:r>
+        <w:rPr>
+          <w:rFonts w:ascii="Cascadia Mono" w:hAnsi="Cascadia Mono" w:cs="Cascadia Mono"/>
+          <w:color w:val="FFD702"/>
+          <w:kern w:val="0"/>
+          <w:sz w:val="19"/>
+          <w:szCs w:val="19"/>
+          <w:highlight w:val="white"/>
+        </w:rPr>
+        <w:t>}</w:t>
+      </w:r>
+      <w:r>
+        <w:rPr>
+          <w:rFonts w:ascii="Cascadia Mono" w:hAnsi="Cascadia Mono" w:cs="Cascadia Mono"/>
+          <w:color w:val="000000"/>
+          <w:kern w:val="0"/>
+          <w:sz w:val="19"/>
+          <w:szCs w:val="19"/>
+          <w:highlight w:val="white"/>
+        </w:rPr>
+        <w:t>;</w:t>
+      </w:r>
+    </w:p>
+    <w:p>
+      <w:pPr>
+        <w:autoSpaceDE w:val="0"/>
+        <w:autoSpaceDN w:val="0"/>
+        <w:adjustRightInd w:val="0"/>
+        <w:spacing w:after="0" w:line="240" w:lineRule="auto"/>
+        <w:rPr>
+          <w:lang w:val="en-US"/>
+        </w:rPr>
+      </w:pPr>
+      <w:r>
+        <w:rPr>
+          <w:rFonts w:ascii="Cascadia Mono" w:hAnsi="Cascadia Mono" w:cs="Cascadia Mono"/>
+          <w:color w:val="1A94FF"/>
+          <w:kern w:val="0"/>
+          <w:sz w:val="19"/>
+          <w:szCs w:val="19"/>
+          <w:highlight w:val="white"/>
+        </w:rPr>
+        <w:t>}</w:t>
+      </w:r>
+    </w:p>
+    <w:p>
+      <w:pPr>
+        <w:rPr>
+          <w:lang w:val="en-US"/>
+        </w:rPr>
+      </w:pPr>
+    </w:p>
+    <w:p>
+      <w:pPr>
+        <w:rPr>
+          <w:lang w:val="en-US"/>
+        </w:rPr>
+      </w:pPr>
+      <w:r>
+        <w:rPr>
+          <w:noProof/>
+          <w:lang w:val="en-US"/>
+        </w:rPr>
+        <w:lastRenderedPageBreak/>
         <w:drawing>
           <wp:inline distT="0" distB="0" distL="0" distR="0" wp14:anchorId="45DF6708" wp14:editId="29C76806">
             <wp:extent cx="5940425" cy="3307080"/>
@@ -176,7 +9126,7 @@
                     <pic:cNvPicPr/>
                   </pic:nvPicPr>
                   <pic:blipFill>
-                    <a:blip r:embed="rId7"/>
+                    <a:blip r:embed="rId8"/>
                     <a:stretch>
                       <a:fillRect/>
                     </a:stretch>
@@ -205,6 +9155,7 @@
       </w:pPr>
       <w:r>
         <w:rPr>
+          <w:noProof/>
           <w:lang w:val="en-US"/>
         </w:rPr>
         <w:drawing>
@@ -223,7 +9174,7 @@
                     <pic:cNvPicPr/>
                   </pic:nvPicPr>
                   <pic:blipFill>
-                    <a:blip r:embed="rId8"/>
+                    <a:blip r:embed="rId9"/>
                     <a:stretch>
                       <a:fillRect/>
                     </a:stretch>
@@ -252,6 +9203,7 @@
       </w:pPr>
       <w:r>
         <w:rPr>
+          <w:noProof/>
           <w:lang w:val="en-US"/>
         </w:rPr>
         <w:lastRenderedPageBreak/>
@@ -271,7 +9223,7 @@
                     <pic:cNvPicPr/>
                   </pic:nvPicPr>
                   <pic:blipFill>
-                    <a:blip r:embed="rId9"/>
+                    <a:blip r:embed="rId10"/>
                     <a:stretch>
                       <a:fillRect/>
                     </a:stretch>
@@ -300,6 +9252,7 @@
       </w:pPr>
       <w:r>
         <w:rPr>
+          <w:noProof/>
           <w:lang w:val="en-US"/>
         </w:rPr>
         <w:drawing>
@@ -318,7 +9271,7 @@
                     <pic:cNvPicPr/>
                   </pic:nvPicPr>
                   <pic:blipFill>
-                    <a:blip r:embed="rId10"/>
+                    <a:blip r:embed="rId11"/>
                     <a:stretch>
                       <a:fillRect/>
                     </a:stretch>
@@ -341,6 +9294,9 @@
     </w:p>
     <w:p>
       <w:r>
+        <w:rPr>
+          <w:noProof/>
+        </w:rPr>
         <w:lastRenderedPageBreak/>
         <w:drawing>
           <wp:inline distT="0" distB="0" distL="0" distR="0" wp14:anchorId="2C3F98F7" wp14:editId="39D68FC9">
@@ -358,7 +9314,7 @@
                     <pic:cNvPicPr/>
                   </pic:nvPicPr>
                   <pic:blipFill>
-                    <a:blip r:embed="rId11"/>
+                    <a:blip r:embed="rId12"/>
                     <a:stretch>
                       <a:fillRect/>
                     </a:stretch>
@@ -992,6 +9948,7 @@
   <w:style w:type="character" w:default="1" w:styleId="a0">
     <w:name w:val="Default Paragraph Font"/>
     <w:uiPriority w:val="1"/>
+    <w:semiHidden/>
     <w:unhideWhenUsed/>
   </w:style>
   <w:style w:type="table" w:default="1" w:styleId="a1">
